--- a/JMeter Notes.docx
+++ b/JMeter Notes.docx
@@ -191,7 +191,7 @@
           <w:szCs w:val="36"/>
         </w:rPr>
         <w:drawing>
-          <wp:inline distT="0" distB="0" distL="0" distR="0" wp14:anchorId="50911483" wp14:editId="0A6EC023">
+          <wp:inline distT="0" distB="0" distL="0" distR="0" wp14:anchorId="50911483" wp14:editId="189D59ED">
             <wp:extent cx="5937250" cy="1390650"/>
             <wp:effectExtent l="0" t="0" r="6350" b="0"/>
             <wp:docPr id="772487306" name="Picture 4"/>
@@ -9767,23 +9767,7 @@
           <w:sz w:val="36"/>
           <w:szCs w:val="36"/>
         </w:rPr>
-        <w:t xml:space="preserve">This assertion will capture the </w:t>
-      </w:r>
-      <w:r>
-        <w:rPr>
-          <w:rFonts w:ascii="Trebuchet MS" w:hAnsi="Trebuchet MS"/>
-          <w:sz w:val="36"/>
-          <w:szCs w:val="36"/>
-        </w:rPr>
-        <w:t>X</w:t>
-      </w:r>
-      <w:r>
-        <w:rPr>
-          <w:rFonts w:ascii="Trebuchet MS" w:hAnsi="Trebuchet MS"/>
-          <w:sz w:val="36"/>
-          <w:szCs w:val="36"/>
-        </w:rPr>
-        <w:t xml:space="preserve">ML errors &amp; warnings observed in the sampler response and </w:t>
+        <w:t xml:space="preserve">This assertion will capture the XML errors &amp; warnings observed in the sampler response and </w:t>
       </w:r>
       <w:proofErr w:type="gramStart"/>
       <w:r>
@@ -10318,6 +10302,211 @@
       <w:pPr>
         <w:pStyle w:val="ListParagraph"/>
         <w:numPr>
+          <w:ilvl w:val="1"/>
+          <w:numId w:val="2"/>
+        </w:numPr>
+        <w:rPr>
+          <w:rFonts w:ascii="Trebuchet MS" w:hAnsi="Trebuchet MS"/>
+          <w:color w:val="FF0000"/>
+          <w:sz w:val="36"/>
+          <w:szCs w:val="36"/>
+        </w:rPr>
+      </w:pPr>
+      <w:r>
+        <w:rPr>
+          <w:rFonts w:ascii="Trebuchet MS" w:hAnsi="Trebuchet MS"/>
+          <w:sz w:val="36"/>
+          <w:szCs w:val="36"/>
+        </w:rPr>
+        <w:t>FTP = File transfer protocol</w:t>
+      </w:r>
+    </w:p>
+    <w:p>
+      <w:pPr>
+        <w:pStyle w:val="ListParagraph"/>
+        <w:numPr>
+          <w:ilvl w:val="1"/>
+          <w:numId w:val="2"/>
+        </w:numPr>
+        <w:rPr>
+          <w:rFonts w:ascii="Trebuchet MS" w:hAnsi="Trebuchet MS"/>
+          <w:color w:val="FF0000"/>
+          <w:sz w:val="36"/>
+          <w:szCs w:val="36"/>
+        </w:rPr>
+      </w:pPr>
+      <w:r>
+        <w:rPr>
+          <w:rFonts w:ascii="Trebuchet MS" w:hAnsi="Trebuchet MS"/>
+          <w:sz w:val="36"/>
+          <w:szCs w:val="36"/>
+        </w:rPr>
+        <w:t>It is used to transfer files between client &amp; server</w:t>
+      </w:r>
+    </w:p>
+    <w:p>
+      <w:pPr>
+        <w:pStyle w:val="ListParagraph"/>
+        <w:numPr>
+          <w:ilvl w:val="1"/>
+          <w:numId w:val="2"/>
+        </w:numPr>
+        <w:rPr>
+          <w:rFonts w:ascii="Trebuchet MS" w:hAnsi="Trebuchet MS"/>
+          <w:color w:val="FF0000"/>
+          <w:sz w:val="36"/>
+          <w:szCs w:val="36"/>
+        </w:rPr>
+      </w:pPr>
+      <w:r>
+        <w:rPr>
+          <w:rFonts w:ascii="Trebuchet MS" w:hAnsi="Trebuchet MS"/>
+          <w:sz w:val="36"/>
+          <w:szCs w:val="36"/>
+        </w:rPr>
+        <w:t>The process of transferring files from client to server is called as FTP file upload and this uses PUT http method</w:t>
+      </w:r>
+    </w:p>
+    <w:p>
+      <w:pPr>
+        <w:pStyle w:val="ListParagraph"/>
+        <w:numPr>
+          <w:ilvl w:val="1"/>
+          <w:numId w:val="2"/>
+        </w:numPr>
+        <w:rPr>
+          <w:rFonts w:ascii="Trebuchet MS" w:hAnsi="Trebuchet MS"/>
+          <w:sz w:val="36"/>
+          <w:szCs w:val="36"/>
+        </w:rPr>
+      </w:pPr>
+      <w:r>
+        <w:rPr>
+          <w:rFonts w:ascii="Trebuchet MS" w:hAnsi="Trebuchet MS"/>
+          <w:sz w:val="36"/>
+          <w:szCs w:val="36"/>
+        </w:rPr>
+        <w:t xml:space="preserve">Host: </w:t>
+      </w:r>
+      <w:hyperlink r:id="rId60" w:history="1">
+        <w:r>
+          <w:rPr>
+            <w:rStyle w:val="Hyperlink"/>
+            <w:rFonts w:ascii="Trebuchet MS" w:hAnsi="Trebuchet MS"/>
+            <w:sz w:val="36"/>
+            <w:szCs w:val="36"/>
+          </w:rPr>
+          <w:t>ftp.dlptest.com</w:t>
+        </w:r>
+      </w:hyperlink>
+      <w:r>
+        <w:rPr>
+          <w:rFonts w:ascii="Trebuchet MS" w:hAnsi="Trebuchet MS"/>
+          <w:sz w:val="36"/>
+          <w:szCs w:val="36"/>
+        </w:rPr>
+        <w:t xml:space="preserve"> </w:t>
+      </w:r>
+    </w:p>
+    <w:p>
+      <w:pPr>
+        <w:pStyle w:val="ListParagraph"/>
+        <w:numPr>
+          <w:ilvl w:val="1"/>
+          <w:numId w:val="2"/>
+        </w:numPr>
+        <w:rPr>
+          <w:rFonts w:ascii="Trebuchet MS" w:hAnsi="Trebuchet MS"/>
+          <w:sz w:val="36"/>
+          <w:szCs w:val="36"/>
+        </w:rPr>
+      </w:pPr>
+      <w:r>
+        <w:rPr>
+          <w:rFonts w:ascii="Trebuchet MS" w:hAnsi="Trebuchet MS"/>
+          <w:sz w:val="36"/>
+          <w:szCs w:val="36"/>
+        </w:rPr>
+        <w:t xml:space="preserve">User: </w:t>
+      </w:r>
+      <w:proofErr w:type="spellStart"/>
+      <w:r>
+        <w:rPr>
+          <w:rFonts w:ascii="Trebuchet MS" w:hAnsi="Trebuchet MS"/>
+          <w:sz w:val="36"/>
+          <w:szCs w:val="36"/>
+        </w:rPr>
+        <w:t>dlpuser</w:t>
+      </w:r>
+      <w:proofErr w:type="spellEnd"/>
+    </w:p>
+    <w:p>
+      <w:pPr>
+        <w:pStyle w:val="ListParagraph"/>
+        <w:numPr>
+          <w:ilvl w:val="1"/>
+          <w:numId w:val="2"/>
+        </w:numPr>
+        <w:rPr>
+          <w:rFonts w:ascii="Trebuchet MS" w:hAnsi="Trebuchet MS"/>
+          <w:sz w:val="36"/>
+          <w:szCs w:val="36"/>
+        </w:rPr>
+      </w:pPr>
+      <w:r>
+        <w:rPr>
+          <w:rFonts w:ascii="Trebuchet MS" w:hAnsi="Trebuchet MS"/>
+          <w:sz w:val="36"/>
+          <w:szCs w:val="36"/>
+        </w:rPr>
+        <w:t>Password: rNrKYTX9g7z3RgJRmxWuGHbeu</w:t>
+      </w:r>
+    </w:p>
+    <w:p>
+      <w:pPr>
+        <w:pStyle w:val="ListParagraph"/>
+        <w:numPr>
+          <w:ilvl w:val="1"/>
+          <w:numId w:val="2"/>
+        </w:numPr>
+        <w:rPr>
+          <w:rFonts w:ascii="Trebuchet MS" w:hAnsi="Trebuchet MS"/>
+          <w:sz w:val="36"/>
+          <w:szCs w:val="36"/>
+        </w:rPr>
+      </w:pPr>
+      <w:r>
+        <w:rPr>
+          <w:rFonts w:ascii="Trebuchet MS" w:hAnsi="Trebuchet MS"/>
+          <w:sz w:val="36"/>
+          <w:szCs w:val="36"/>
+        </w:rPr>
+        <w:t xml:space="preserve">Sample FTP server: </w:t>
+      </w:r>
+      <w:hyperlink r:id="rId61" w:history="1">
+        <w:r>
+          <w:rPr>
+            <w:rStyle w:val="Hyperlink"/>
+            <w:rFonts w:ascii="Trebuchet MS" w:hAnsi="Trebuchet MS"/>
+            <w:sz w:val="36"/>
+            <w:szCs w:val="36"/>
+          </w:rPr>
+          <w:t>https://www.wftpserver.com/onlinedemo.htm</w:t>
+        </w:r>
+      </w:hyperlink>
+      <w:r>
+        <w:rPr>
+          <w:rFonts w:ascii="Trebuchet MS" w:hAnsi="Trebuchet MS"/>
+          <w:sz w:val="36"/>
+          <w:szCs w:val="36"/>
+        </w:rPr>
+        <w:t xml:space="preserve"> </w:t>
+      </w:r>
+    </w:p>
+    <w:p>
+      <w:pPr>
+        <w:pStyle w:val="ListParagraph"/>
+        <w:numPr>
           <w:ilvl w:val="0"/>
           <w:numId w:val="2"/>
         </w:numPr>
@@ -10351,6 +10540,204 @@
       <w:pPr>
         <w:pStyle w:val="ListParagraph"/>
         <w:numPr>
+          <w:ilvl w:val="1"/>
+          <w:numId w:val="2"/>
+        </w:numPr>
+        <w:rPr>
+          <w:rFonts w:ascii="Trebuchet MS" w:hAnsi="Trebuchet MS"/>
+          <w:color w:val="FF0000"/>
+          <w:sz w:val="36"/>
+          <w:szCs w:val="36"/>
+        </w:rPr>
+      </w:pPr>
+      <w:r>
+        <w:rPr>
+          <w:rFonts w:ascii="Trebuchet MS" w:hAnsi="Trebuchet MS"/>
+          <w:sz w:val="36"/>
+          <w:szCs w:val="36"/>
+        </w:rPr>
+        <w:t>FTP = File transfer protocol</w:t>
+      </w:r>
+    </w:p>
+    <w:p>
+      <w:pPr>
+        <w:pStyle w:val="ListParagraph"/>
+        <w:numPr>
+          <w:ilvl w:val="1"/>
+          <w:numId w:val="2"/>
+        </w:numPr>
+        <w:rPr>
+          <w:rFonts w:ascii="Trebuchet MS" w:hAnsi="Trebuchet MS"/>
+          <w:color w:val="FF0000"/>
+          <w:sz w:val="36"/>
+          <w:szCs w:val="36"/>
+        </w:rPr>
+      </w:pPr>
+      <w:r>
+        <w:rPr>
+          <w:rFonts w:ascii="Trebuchet MS" w:hAnsi="Trebuchet MS"/>
+          <w:sz w:val="36"/>
+          <w:szCs w:val="36"/>
+        </w:rPr>
+        <w:lastRenderedPageBreak/>
+        <w:t>It is used to transfer files between client &amp; server</w:t>
+      </w:r>
+    </w:p>
+    <w:p>
+      <w:pPr>
+        <w:pStyle w:val="ListParagraph"/>
+        <w:numPr>
+          <w:ilvl w:val="1"/>
+          <w:numId w:val="2"/>
+        </w:numPr>
+        <w:rPr>
+          <w:rFonts w:ascii="Trebuchet MS" w:hAnsi="Trebuchet MS"/>
+          <w:color w:val="FF0000"/>
+          <w:sz w:val="36"/>
+          <w:szCs w:val="36"/>
+        </w:rPr>
+      </w:pPr>
+      <w:r>
+        <w:rPr>
+          <w:rFonts w:ascii="Trebuchet MS" w:hAnsi="Trebuchet MS"/>
+          <w:sz w:val="36"/>
+          <w:szCs w:val="36"/>
+        </w:rPr>
+        <w:t>The process of transferring files from server to client is called as FTP file download and this uses GET http method</w:t>
+      </w:r>
+    </w:p>
+    <w:p>
+      <w:pPr>
+        <w:pStyle w:val="ListParagraph"/>
+        <w:numPr>
+          <w:ilvl w:val="1"/>
+          <w:numId w:val="2"/>
+        </w:numPr>
+        <w:rPr>
+          <w:rFonts w:ascii="Trebuchet MS" w:hAnsi="Trebuchet MS"/>
+          <w:sz w:val="36"/>
+          <w:szCs w:val="36"/>
+        </w:rPr>
+      </w:pPr>
+      <w:r>
+        <w:rPr>
+          <w:rFonts w:ascii="Trebuchet MS" w:hAnsi="Trebuchet MS"/>
+          <w:sz w:val="36"/>
+          <w:szCs w:val="36"/>
+        </w:rPr>
+        <w:t xml:space="preserve">Host: </w:t>
+      </w:r>
+      <w:hyperlink r:id="rId62" w:history="1">
+        <w:r>
+          <w:rPr>
+            <w:rStyle w:val="Hyperlink"/>
+            <w:rFonts w:ascii="Trebuchet MS" w:hAnsi="Trebuchet MS"/>
+            <w:sz w:val="36"/>
+            <w:szCs w:val="36"/>
+          </w:rPr>
+          <w:t>ftp.dlptest.com</w:t>
+        </w:r>
+      </w:hyperlink>
+      <w:r>
+        <w:rPr>
+          <w:rFonts w:ascii="Trebuchet MS" w:hAnsi="Trebuchet MS"/>
+          <w:sz w:val="36"/>
+          <w:szCs w:val="36"/>
+        </w:rPr>
+        <w:t xml:space="preserve"> </w:t>
+      </w:r>
+    </w:p>
+    <w:p>
+      <w:pPr>
+        <w:pStyle w:val="ListParagraph"/>
+        <w:numPr>
+          <w:ilvl w:val="1"/>
+          <w:numId w:val="2"/>
+        </w:numPr>
+        <w:rPr>
+          <w:rFonts w:ascii="Trebuchet MS" w:hAnsi="Trebuchet MS"/>
+          <w:sz w:val="36"/>
+          <w:szCs w:val="36"/>
+        </w:rPr>
+      </w:pPr>
+      <w:r>
+        <w:rPr>
+          <w:rFonts w:ascii="Trebuchet MS" w:hAnsi="Trebuchet MS"/>
+          <w:sz w:val="36"/>
+          <w:szCs w:val="36"/>
+        </w:rPr>
+        <w:t xml:space="preserve">User: </w:t>
+      </w:r>
+      <w:proofErr w:type="spellStart"/>
+      <w:r>
+        <w:rPr>
+          <w:rFonts w:ascii="Trebuchet MS" w:hAnsi="Trebuchet MS"/>
+          <w:sz w:val="36"/>
+          <w:szCs w:val="36"/>
+        </w:rPr>
+        <w:t>dlpuser</w:t>
+      </w:r>
+      <w:proofErr w:type="spellEnd"/>
+    </w:p>
+    <w:p>
+      <w:pPr>
+        <w:pStyle w:val="ListParagraph"/>
+        <w:numPr>
+          <w:ilvl w:val="1"/>
+          <w:numId w:val="2"/>
+        </w:numPr>
+        <w:rPr>
+          <w:rFonts w:ascii="Trebuchet MS" w:hAnsi="Trebuchet MS"/>
+          <w:sz w:val="36"/>
+          <w:szCs w:val="36"/>
+        </w:rPr>
+      </w:pPr>
+      <w:r>
+        <w:rPr>
+          <w:rFonts w:ascii="Trebuchet MS" w:hAnsi="Trebuchet MS"/>
+          <w:sz w:val="36"/>
+          <w:szCs w:val="36"/>
+        </w:rPr>
+        <w:t>Password: rNrKYTX9g7z3RgJRmxWuGHbeu</w:t>
+      </w:r>
+    </w:p>
+    <w:p>
+      <w:pPr>
+        <w:pStyle w:val="ListParagraph"/>
+        <w:numPr>
+          <w:ilvl w:val="1"/>
+          <w:numId w:val="2"/>
+        </w:numPr>
+        <w:rPr>
+          <w:rFonts w:ascii="Trebuchet MS" w:hAnsi="Trebuchet MS"/>
+          <w:sz w:val="36"/>
+          <w:szCs w:val="36"/>
+        </w:rPr>
+      </w:pPr>
+      <w:r>
+        <w:rPr>
+          <w:rFonts w:ascii="Trebuchet MS" w:hAnsi="Trebuchet MS"/>
+          <w:sz w:val="36"/>
+          <w:szCs w:val="36"/>
+        </w:rPr>
+        <w:t xml:space="preserve">Sample FTP server: </w:t>
+      </w:r>
+      <w:hyperlink r:id="rId63" w:history="1">
+        <w:r>
+          <w:rPr>
+            <w:rStyle w:val="Hyperlink"/>
+            <w:rFonts w:ascii="Trebuchet MS" w:hAnsi="Trebuchet MS"/>
+            <w:sz w:val="36"/>
+            <w:szCs w:val="36"/>
+          </w:rPr>
+          <w:t>https://www.wftpserver.com/onlinedemo.htm</w:t>
+        </w:r>
+      </w:hyperlink>
+    </w:p>
+    <w:p>
+      <w:pPr>
+        <w:pStyle w:val="ListParagraph"/>
+        <w:numPr>
           <w:ilvl w:val="0"/>
           <w:numId w:val="2"/>
         </w:numPr>
@@ -10375,6 +10762,29 @@
       <w:pPr>
         <w:pStyle w:val="ListParagraph"/>
         <w:numPr>
+          <w:ilvl w:val="1"/>
+          <w:numId w:val="2"/>
+        </w:numPr>
+        <w:rPr>
+          <w:rFonts w:ascii="Trebuchet MS" w:hAnsi="Trebuchet MS"/>
+          <w:color w:val="FF0000"/>
+          <w:sz w:val="36"/>
+          <w:szCs w:val="36"/>
+        </w:rPr>
+      </w:pPr>
+      <w:r>
+        <w:rPr>
+          <w:rFonts w:ascii="Trebuchet MS" w:hAnsi="Trebuchet MS"/>
+          <w:sz w:val="36"/>
+          <w:szCs w:val="36"/>
+        </w:rPr>
+        <w:t>Here, all the default attributes of FTP server can be written so that the FTP sampler can inherit these attributes/properties from FTP request defaults element</w:t>
+      </w:r>
+    </w:p>
+    <w:p>
+      <w:pPr>
+        <w:pStyle w:val="ListParagraph"/>
+        <w:numPr>
           <w:ilvl w:val="0"/>
           <w:numId w:val="2"/>
         </w:numPr>
@@ -10399,6 +10809,254 @@
       <w:pPr>
         <w:pStyle w:val="ListParagraph"/>
         <w:numPr>
+          <w:ilvl w:val="1"/>
+          <w:numId w:val="2"/>
+        </w:numPr>
+        <w:rPr>
+          <w:rFonts w:ascii="Trebuchet MS" w:hAnsi="Trebuchet MS"/>
+          <w:color w:val="FF0000"/>
+          <w:sz w:val="36"/>
+          <w:szCs w:val="36"/>
+        </w:rPr>
+      </w:pPr>
+      <w:r>
+        <w:rPr>
+          <w:rFonts w:ascii="Trebuchet MS" w:hAnsi="Trebuchet MS"/>
+          <w:sz w:val="36"/>
+          <w:szCs w:val="36"/>
+        </w:rPr>
+        <w:t>All the available plugins of JMeter are listed in JMeter plugin manager tool</w:t>
+      </w:r>
+    </w:p>
+    <w:p>
+      <w:pPr>
+        <w:pStyle w:val="ListParagraph"/>
+        <w:numPr>
+          <w:ilvl w:val="1"/>
+          <w:numId w:val="2"/>
+        </w:numPr>
+        <w:rPr>
+          <w:rFonts w:ascii="Trebuchet MS" w:hAnsi="Trebuchet MS"/>
+          <w:color w:val="FF0000"/>
+          <w:sz w:val="36"/>
+          <w:szCs w:val="36"/>
+        </w:rPr>
+      </w:pPr>
+      <w:r>
+        <w:rPr>
+          <w:rFonts w:ascii="Trebuchet MS" w:hAnsi="Trebuchet MS"/>
+          <w:sz w:val="36"/>
+          <w:szCs w:val="36"/>
+        </w:rPr>
+        <w:t>All these plugins are free</w:t>
+      </w:r>
+    </w:p>
+    <w:p>
+      <w:pPr>
+        <w:pStyle w:val="ListParagraph"/>
+        <w:numPr>
+          <w:ilvl w:val="1"/>
+          <w:numId w:val="2"/>
+        </w:numPr>
+        <w:rPr>
+          <w:rFonts w:ascii="Trebuchet MS" w:hAnsi="Trebuchet MS"/>
+          <w:sz w:val="36"/>
+          <w:szCs w:val="36"/>
+        </w:rPr>
+      </w:pPr>
+      <w:r>
+        <w:rPr>
+          <w:rFonts w:ascii="Trebuchet MS" w:hAnsi="Trebuchet MS"/>
+          <w:sz w:val="36"/>
+          <w:szCs w:val="36"/>
+        </w:rPr>
+        <w:t>Nearly ~145 plugins are available</w:t>
+      </w:r>
+      <w:r>
+        <w:rPr>
+          <w:rFonts w:ascii="Trebuchet MS" w:hAnsi="Trebuchet MS"/>
+          <w:sz w:val="36"/>
+          <w:szCs w:val="36"/>
+        </w:rPr>
+        <w:t xml:space="preserve"> in JMeter</w:t>
+      </w:r>
+    </w:p>
+    <w:p>
+      <w:pPr>
+        <w:pStyle w:val="ListParagraph"/>
+        <w:numPr>
+          <w:ilvl w:val="2"/>
+          <w:numId w:val="2"/>
+        </w:numPr>
+        <w:rPr>
+          <w:rFonts w:ascii="Trebuchet MS" w:hAnsi="Trebuchet MS"/>
+          <w:sz w:val="36"/>
+          <w:szCs w:val="36"/>
+        </w:rPr>
+      </w:pPr>
+      <w:hyperlink r:id="rId64" w:history="1">
+        <w:r>
+          <w:rPr>
+            <w:rStyle w:val="Hyperlink"/>
+            <w:rFonts w:ascii="Trebuchet MS" w:hAnsi="Trebuchet MS"/>
+            <w:sz w:val="36"/>
+            <w:szCs w:val="36"/>
+          </w:rPr>
+          <w:t>https://jmeter-plugins.org/</w:t>
+        </w:r>
+      </w:hyperlink>
+      <w:r>
+        <w:rPr>
+          <w:rFonts w:ascii="Trebuchet MS" w:hAnsi="Trebuchet MS"/>
+          <w:sz w:val="36"/>
+          <w:szCs w:val="36"/>
+        </w:rPr>
+        <w:t xml:space="preserve"> </w:t>
+      </w:r>
+    </w:p>
+    <w:p>
+      <w:pPr>
+        <w:pStyle w:val="ListParagraph"/>
+        <w:numPr>
+          <w:ilvl w:val="1"/>
+          <w:numId w:val="2"/>
+        </w:numPr>
+        <w:rPr>
+          <w:rFonts w:ascii="Trebuchet MS" w:hAnsi="Trebuchet MS"/>
+          <w:sz w:val="36"/>
+          <w:szCs w:val="36"/>
+        </w:rPr>
+      </w:pPr>
+      <w:r>
+        <w:rPr>
+          <w:rFonts w:ascii="Trebuchet MS" w:hAnsi="Trebuchet MS"/>
+          <w:sz w:val="36"/>
+          <w:szCs w:val="36"/>
+        </w:rPr>
+        <w:t xml:space="preserve">JMeter plugin manager can be downloaded from </w:t>
+      </w:r>
+      <w:hyperlink r:id="rId65" w:history="1">
+        <w:r>
+          <w:rPr>
+            <w:rStyle w:val="Hyperlink"/>
+            <w:rFonts w:ascii="Trebuchet MS" w:hAnsi="Trebuchet MS"/>
+            <w:sz w:val="36"/>
+            <w:szCs w:val="36"/>
+          </w:rPr>
+          <w:t>https://jmeter-plugins.org/wiki/PluginsManager/</w:t>
+        </w:r>
+      </w:hyperlink>
+      <w:r>
+        <w:rPr>
+          <w:rFonts w:ascii="Trebuchet MS" w:hAnsi="Trebuchet MS"/>
+          <w:sz w:val="36"/>
+          <w:szCs w:val="36"/>
+        </w:rPr>
+        <w:t xml:space="preserve"> </w:t>
+      </w:r>
+    </w:p>
+    <w:p>
+      <w:pPr>
+        <w:pStyle w:val="ListParagraph"/>
+        <w:numPr>
+          <w:ilvl w:val="1"/>
+          <w:numId w:val="2"/>
+        </w:numPr>
+        <w:rPr>
+          <w:rFonts w:ascii="Trebuchet MS" w:hAnsi="Trebuchet MS"/>
+          <w:sz w:val="36"/>
+          <w:szCs w:val="36"/>
+        </w:rPr>
+      </w:pPr>
+      <w:r>
+        <w:rPr>
+          <w:rFonts w:ascii="Trebuchet MS" w:hAnsi="Trebuchet MS"/>
+          <w:sz w:val="36"/>
+          <w:szCs w:val="36"/>
+        </w:rPr>
+        <w:t xml:space="preserve">Download the Plugins Manager </w:t>
+      </w:r>
+      <w:hyperlink r:id="rId66" w:history="1">
+        <w:r>
+          <w:rPr>
+            <w:rStyle w:val="Hyperlink"/>
+            <w:rFonts w:ascii="Trebuchet MS" w:hAnsi="Trebuchet MS"/>
+            <w:sz w:val="36"/>
+            <w:szCs w:val="36"/>
+          </w:rPr>
+          <w:t>JAR file</w:t>
+        </w:r>
+      </w:hyperlink>
+      <w:r>
+        <w:rPr>
+          <w:rFonts w:ascii="Trebuchet MS" w:hAnsi="Trebuchet MS"/>
+          <w:sz w:val="36"/>
+          <w:szCs w:val="36"/>
+        </w:rPr>
+        <w:t xml:space="preserve"> and put it into JMeter's lib/</w:t>
+      </w:r>
+      <w:proofErr w:type="spellStart"/>
+      <w:r>
+        <w:rPr>
+          <w:rFonts w:ascii="Trebuchet MS" w:hAnsi="Trebuchet MS"/>
+          <w:sz w:val="36"/>
+          <w:szCs w:val="36"/>
+        </w:rPr>
+        <w:t>ext</w:t>
+      </w:r>
+      <w:proofErr w:type="spellEnd"/>
+      <w:r>
+        <w:rPr>
+          <w:rFonts w:ascii="Trebuchet MS" w:hAnsi="Trebuchet MS"/>
+          <w:sz w:val="36"/>
+          <w:szCs w:val="36"/>
+        </w:rPr>
+        <w:t xml:space="preserve"> directory</w:t>
+      </w:r>
+    </w:p>
+    <w:p>
+      <w:pPr>
+        <w:pStyle w:val="ListParagraph"/>
+        <w:numPr>
+          <w:ilvl w:val="1"/>
+          <w:numId w:val="2"/>
+        </w:numPr>
+        <w:rPr>
+          <w:rFonts w:ascii="Trebuchet MS" w:hAnsi="Trebuchet MS"/>
+          <w:sz w:val="36"/>
+          <w:szCs w:val="36"/>
+        </w:rPr>
+      </w:pPr>
+      <w:r>
+        <w:rPr>
+          <w:rFonts w:ascii="Trebuchet MS" w:hAnsi="Trebuchet MS"/>
+          <w:sz w:val="36"/>
+          <w:szCs w:val="36"/>
+        </w:rPr>
+        <w:lastRenderedPageBreak/>
+        <w:t xml:space="preserve">Then </w:t>
+      </w:r>
+      <w:r>
+        <w:rPr>
+          <w:rFonts w:ascii="Trebuchet MS" w:hAnsi="Trebuchet MS"/>
+          <w:sz w:val="36"/>
+          <w:szCs w:val="36"/>
+        </w:rPr>
+        <w:t>re</w:t>
+      </w:r>
+      <w:r>
+        <w:rPr>
+          <w:rFonts w:ascii="Trebuchet MS" w:hAnsi="Trebuchet MS"/>
+          <w:sz w:val="36"/>
+          <w:szCs w:val="36"/>
+        </w:rPr>
+        <w:t>start JMeter and go to "Options" menu to access the Plugins Manager.</w:t>
+      </w:r>
+    </w:p>
+    <w:p>
+      <w:pPr>
+        <w:pStyle w:val="ListParagraph"/>
+        <w:numPr>
           <w:ilvl w:val="0"/>
           <w:numId w:val="2"/>
         </w:numPr>
@@ -10418,23 +11076,265 @@
         </w:rPr>
         <w:t>JMeter plugins</w:t>
       </w:r>
-    </w:p>
-    <w:p>
-      <w:pPr>
-        <w:pStyle w:val="ListParagraph"/>
-        <w:numPr>
-          <w:ilvl w:val="1"/>
-          <w:numId w:val="2"/>
-        </w:numPr>
-        <w:rPr>
-          <w:rFonts w:ascii="Trebuchet MS" w:hAnsi="Trebuchet MS"/>
-          <w:sz w:val="36"/>
-          <w:szCs w:val="36"/>
-        </w:rPr>
-      </w:pPr>
-      <w:r>
-        <w:rPr>
-          <w:rFonts w:ascii="Trebuchet MS" w:hAnsi="Trebuchet MS"/>
+      <w:r>
+        <w:rPr>
+          <w:rFonts w:ascii="Trebuchet MS" w:hAnsi="Trebuchet MS"/>
+          <w:color w:val="FF0000"/>
+          <w:sz w:val="36"/>
+          <w:szCs w:val="36"/>
+        </w:rPr>
+        <w:t xml:space="preserve"> - </w:t>
+      </w:r>
+      <w:r>
+        <w:rPr>
+          <w:rFonts w:ascii="Trebuchet MS" w:hAnsi="Trebuchet MS"/>
+          <w:color w:val="FF0000"/>
+          <w:sz w:val="36"/>
+          <w:szCs w:val="36"/>
+        </w:rPr>
+        <w:t>3 Basic Graphs</w:t>
+      </w:r>
+    </w:p>
+    <w:p>
+      <w:pPr>
+        <w:pStyle w:val="ListParagraph"/>
+        <w:numPr>
+          <w:ilvl w:val="2"/>
+          <w:numId w:val="2"/>
+        </w:numPr>
+        <w:rPr>
+          <w:rFonts w:ascii="Trebuchet MS" w:hAnsi="Trebuchet MS"/>
+          <w:sz w:val="28"/>
+          <w:szCs w:val="28"/>
+        </w:rPr>
+      </w:pPr>
+      <w:r>
+        <w:rPr>
+          <w:rFonts w:ascii="Trebuchet MS" w:hAnsi="Trebuchet MS"/>
+          <w:sz w:val="28"/>
+          <w:szCs w:val="28"/>
+        </w:rPr>
+        <w:t xml:space="preserve">Average Response Time </w:t>
+      </w:r>
+    </w:p>
+    <w:p>
+      <w:pPr>
+        <w:pStyle w:val="ListParagraph"/>
+        <w:numPr>
+          <w:ilvl w:val="2"/>
+          <w:numId w:val="2"/>
+        </w:numPr>
+        <w:rPr>
+          <w:rFonts w:ascii="Trebuchet MS" w:hAnsi="Trebuchet MS"/>
+          <w:sz w:val="28"/>
+          <w:szCs w:val="28"/>
+        </w:rPr>
+      </w:pPr>
+      <w:r>
+        <w:rPr>
+          <w:rFonts w:ascii="Trebuchet MS" w:hAnsi="Trebuchet MS"/>
+          <w:sz w:val="28"/>
+          <w:szCs w:val="28"/>
+        </w:rPr>
+        <w:t xml:space="preserve">Active Threads </w:t>
+      </w:r>
+    </w:p>
+    <w:p>
+      <w:pPr>
+        <w:pStyle w:val="ListParagraph"/>
+        <w:numPr>
+          <w:ilvl w:val="2"/>
+          <w:numId w:val="2"/>
+        </w:numPr>
+        <w:rPr>
+          <w:rFonts w:ascii="Trebuchet MS" w:hAnsi="Trebuchet MS"/>
+          <w:sz w:val="28"/>
+          <w:szCs w:val="28"/>
+        </w:rPr>
+      </w:pPr>
+      <w:r>
+        <w:rPr>
+          <w:rFonts w:ascii="Trebuchet MS" w:hAnsi="Trebuchet MS"/>
+          <w:sz w:val="28"/>
+          <w:szCs w:val="28"/>
+        </w:rPr>
+        <w:t xml:space="preserve">Successful/Failed Transactions </w:t>
+      </w:r>
+    </w:p>
+    <w:p>
+      <w:pPr>
+        <w:pStyle w:val="ListParagraph"/>
+        <w:numPr>
+          <w:ilvl w:val="0"/>
+          <w:numId w:val="2"/>
+        </w:numPr>
+        <w:rPr>
+          <w:rFonts w:ascii="Trebuchet MS" w:hAnsi="Trebuchet MS"/>
+          <w:color w:val="FF0000"/>
+          <w:sz w:val="36"/>
+          <w:szCs w:val="36"/>
+        </w:rPr>
+      </w:pPr>
+      <w:r>
+        <w:rPr>
+          <w:rFonts w:ascii="Trebuchet MS" w:hAnsi="Trebuchet MS"/>
+          <w:color w:val="FF0000"/>
+          <w:sz w:val="36"/>
+          <w:szCs w:val="36"/>
+        </w:rPr>
+        <w:t xml:space="preserve">JMeter plugins - </w:t>
+      </w:r>
+      <w:r>
+        <w:rPr>
+          <w:rFonts w:ascii="Trebuchet MS" w:hAnsi="Trebuchet MS"/>
+          <w:color w:val="FF0000"/>
+          <w:sz w:val="36"/>
+          <w:szCs w:val="36"/>
+        </w:rPr>
+        <w:t>5 Additional Graphs</w:t>
+      </w:r>
+    </w:p>
+    <w:p>
+      <w:pPr>
+        <w:pStyle w:val="ListParagraph"/>
+        <w:numPr>
+          <w:ilvl w:val="2"/>
+          <w:numId w:val="2"/>
+        </w:numPr>
+        <w:rPr>
+          <w:rFonts w:ascii="Trebuchet MS" w:hAnsi="Trebuchet MS"/>
+          <w:color w:val="FF0000"/>
+          <w:sz w:val="36"/>
+          <w:szCs w:val="36"/>
+        </w:rPr>
+      </w:pPr>
+      <w:r>
+        <w:rPr>
+          <w:rFonts w:ascii="Trebuchet MS" w:hAnsi="Trebuchet MS"/>
+          <w:sz w:val="28"/>
+          <w:szCs w:val="28"/>
+        </w:rPr>
+        <w:t xml:space="preserve">Response Codes </w:t>
+      </w:r>
+    </w:p>
+    <w:p>
+      <w:pPr>
+        <w:pStyle w:val="ListParagraph"/>
+        <w:numPr>
+          <w:ilvl w:val="2"/>
+          <w:numId w:val="2"/>
+        </w:numPr>
+        <w:rPr>
+          <w:rFonts w:ascii="Trebuchet MS" w:hAnsi="Trebuchet MS"/>
+          <w:color w:val="FF0000"/>
+          <w:sz w:val="36"/>
+          <w:szCs w:val="36"/>
+        </w:rPr>
+      </w:pPr>
+      <w:r>
+        <w:rPr>
+          <w:rFonts w:ascii="Trebuchet MS" w:hAnsi="Trebuchet MS"/>
+          <w:sz w:val="28"/>
+          <w:szCs w:val="28"/>
+        </w:rPr>
+        <w:t xml:space="preserve">Bytes Throughput </w:t>
+      </w:r>
+    </w:p>
+    <w:p>
+      <w:pPr>
+        <w:pStyle w:val="ListParagraph"/>
+        <w:numPr>
+          <w:ilvl w:val="2"/>
+          <w:numId w:val="2"/>
+        </w:numPr>
+        <w:rPr>
+          <w:rFonts w:ascii="Trebuchet MS" w:hAnsi="Trebuchet MS"/>
+          <w:color w:val="FF0000"/>
+          <w:sz w:val="36"/>
+          <w:szCs w:val="36"/>
+        </w:rPr>
+      </w:pPr>
+      <w:r>
+        <w:rPr>
+          <w:rFonts w:ascii="Trebuchet MS" w:hAnsi="Trebuchet MS"/>
+          <w:sz w:val="28"/>
+          <w:szCs w:val="28"/>
+        </w:rPr>
+        <w:t xml:space="preserve">Connect Times </w:t>
+      </w:r>
+    </w:p>
+    <w:p>
+      <w:pPr>
+        <w:pStyle w:val="ListParagraph"/>
+        <w:numPr>
+          <w:ilvl w:val="2"/>
+          <w:numId w:val="2"/>
+        </w:numPr>
+        <w:rPr>
+          <w:rFonts w:ascii="Trebuchet MS" w:hAnsi="Trebuchet MS"/>
+          <w:color w:val="FF0000"/>
+          <w:sz w:val="36"/>
+          <w:szCs w:val="36"/>
+        </w:rPr>
+      </w:pPr>
+      <w:r>
+        <w:rPr>
+          <w:rFonts w:ascii="Trebuchet MS" w:hAnsi="Trebuchet MS"/>
+          <w:sz w:val="28"/>
+          <w:szCs w:val="28"/>
+        </w:rPr>
+        <w:t xml:space="preserve">Latency </w:t>
+      </w:r>
+    </w:p>
+    <w:p>
+      <w:pPr>
+        <w:pStyle w:val="ListParagraph"/>
+        <w:numPr>
+          <w:ilvl w:val="2"/>
+          <w:numId w:val="2"/>
+        </w:numPr>
+        <w:rPr>
+          <w:rFonts w:ascii="Trebuchet MS" w:hAnsi="Trebuchet MS"/>
+          <w:color w:val="FF0000"/>
+          <w:sz w:val="36"/>
+          <w:szCs w:val="36"/>
+        </w:rPr>
+      </w:pPr>
+      <w:r>
+        <w:rPr>
+          <w:rFonts w:ascii="Trebuchet MS" w:hAnsi="Trebuchet MS"/>
+          <w:sz w:val="28"/>
+          <w:szCs w:val="28"/>
+        </w:rPr>
+        <w:t xml:space="preserve">Hits/s </w:t>
+      </w:r>
+    </w:p>
+    <w:p>
+      <w:pPr>
+        <w:pStyle w:val="ListParagraph"/>
+        <w:numPr>
+          <w:ilvl w:val="0"/>
+          <w:numId w:val="2"/>
+        </w:numPr>
+        <w:rPr>
+          <w:rFonts w:ascii="Trebuchet MS" w:hAnsi="Trebuchet MS"/>
+          <w:sz w:val="36"/>
+          <w:szCs w:val="36"/>
+        </w:rPr>
+      </w:pPr>
+      <w:r>
+        <w:rPr>
+          <w:rFonts w:ascii="Trebuchet MS" w:hAnsi="Trebuchet MS"/>
+          <w:color w:val="FF0000"/>
+          <w:sz w:val="36"/>
+          <w:szCs w:val="36"/>
+        </w:rPr>
+        <w:t xml:space="preserve">JMeter plugins - </w:t>
+      </w:r>
+      <w:r>
+        <w:rPr>
+          <w:rFonts w:ascii="Trebuchet MS" w:hAnsi="Trebuchet MS"/>
+          <w:color w:val="FF0000"/>
           <w:sz w:val="36"/>
           <w:szCs w:val="36"/>
         </w:rPr>
@@ -10445,40 +11345,664 @@
       <w:pPr>
         <w:pStyle w:val="ListParagraph"/>
         <w:numPr>
-          <w:ilvl w:val="1"/>
-          <w:numId w:val="2"/>
-        </w:numPr>
-        <w:rPr>
-          <w:rFonts w:ascii="Trebuchet MS" w:hAnsi="Trebuchet MS"/>
-          <w:sz w:val="36"/>
-          <w:szCs w:val="36"/>
-        </w:rPr>
-      </w:pPr>
-      <w:r>
-        <w:rPr>
-          <w:rFonts w:ascii="Trebuchet MS" w:hAnsi="Trebuchet MS"/>
-          <w:sz w:val="36"/>
-          <w:szCs w:val="36"/>
-        </w:rPr>
-        <w:t>Custom Thread Groups</w:t>
-      </w:r>
-    </w:p>
-    <w:p>
-      <w:pPr>
-        <w:pStyle w:val="ListParagraph"/>
-        <w:numPr>
-          <w:ilvl w:val="1"/>
-          <w:numId w:val="2"/>
-        </w:numPr>
-        <w:rPr>
-          <w:rFonts w:ascii="Trebuchet MS" w:hAnsi="Trebuchet MS"/>
-          <w:sz w:val="36"/>
-          <w:szCs w:val="36"/>
-        </w:rPr>
-      </w:pPr>
-      <w:r>
-        <w:rPr>
-          <w:rFonts w:ascii="Trebuchet MS" w:hAnsi="Trebuchet MS"/>
+          <w:ilvl w:val="2"/>
+          <w:numId w:val="2"/>
+        </w:numPr>
+        <w:rPr>
+          <w:rFonts w:ascii="Trebuchet MS" w:hAnsi="Trebuchet MS"/>
+          <w:sz w:val="36"/>
+          <w:szCs w:val="36"/>
+        </w:rPr>
+      </w:pPr>
+      <w:r>
+        <w:rPr>
+          <w:rFonts w:ascii="Trebuchet MS" w:hAnsi="Trebuchet MS"/>
+          <w:sz w:val="28"/>
+          <w:szCs w:val="28"/>
+        </w:rPr>
+        <w:t xml:space="preserve">Ability to stop test based on runtime KPIs </w:t>
+      </w:r>
+    </w:p>
+    <w:p>
+      <w:pPr>
+        <w:pStyle w:val="ListParagraph"/>
+        <w:numPr>
+          <w:ilvl w:val="0"/>
+          <w:numId w:val="2"/>
+        </w:numPr>
+        <w:rPr>
+          <w:rFonts w:ascii="Trebuchet MS" w:hAnsi="Trebuchet MS"/>
+          <w:sz w:val="36"/>
+          <w:szCs w:val="36"/>
+        </w:rPr>
+      </w:pPr>
+      <w:r>
+        <w:rPr>
+          <w:rFonts w:ascii="Trebuchet MS" w:hAnsi="Trebuchet MS"/>
+          <w:color w:val="FF0000"/>
+          <w:sz w:val="36"/>
+          <w:szCs w:val="36"/>
+        </w:rPr>
+        <w:t xml:space="preserve">JMeter plugins - </w:t>
+      </w:r>
+      <w:r>
+        <w:rPr>
+          <w:rFonts w:ascii="Trebuchet MS" w:hAnsi="Trebuchet MS"/>
+          <w:color w:val="FF0000"/>
+          <w:sz w:val="36"/>
+          <w:szCs w:val="36"/>
+        </w:rPr>
+        <w:t>Custom JMeter Functions</w:t>
+      </w:r>
+    </w:p>
+    <w:p>
+      <w:pPr>
+        <w:pStyle w:val="ListParagraph"/>
+        <w:numPr>
+          <w:ilvl w:val="2"/>
+          <w:numId w:val="2"/>
+        </w:numPr>
+        <w:rPr>
+          <w:rFonts w:ascii="Trebuchet MS" w:hAnsi="Trebuchet MS"/>
+          <w:sz w:val="28"/>
+          <w:szCs w:val="28"/>
+        </w:rPr>
+      </w:pPr>
+      <w:proofErr w:type="gramStart"/>
+      <w:r>
+        <w:rPr>
+          <w:rFonts w:ascii="Trebuchet MS" w:hAnsi="Trebuchet MS"/>
+          <w:sz w:val="28"/>
+          <w:szCs w:val="28"/>
+        </w:rPr>
+        <w:t>A number of</w:t>
+      </w:r>
+      <w:proofErr w:type="gramEnd"/>
+      <w:r>
+        <w:rPr>
+          <w:rFonts w:ascii="Trebuchet MS" w:hAnsi="Trebuchet MS"/>
+          <w:sz w:val="28"/>
+          <w:szCs w:val="28"/>
+        </w:rPr>
+        <w:t xml:space="preserve"> additional JMeter functions that cover more of typical need</w:t>
+      </w:r>
+      <w:r>
+        <w:rPr>
+          <w:rFonts w:ascii="Trebuchet MS" w:hAnsi="Trebuchet MS"/>
+          <w:sz w:val="28"/>
+          <w:szCs w:val="28"/>
+        </w:rPr>
+        <w:t>s</w:t>
+      </w:r>
+    </w:p>
+    <w:p>
+      <w:pPr>
+        <w:pStyle w:val="ListParagraph"/>
+        <w:numPr>
+          <w:ilvl w:val="0"/>
+          <w:numId w:val="2"/>
+        </w:numPr>
+        <w:rPr>
+          <w:rFonts w:ascii="Trebuchet MS" w:hAnsi="Trebuchet MS"/>
+          <w:color w:val="FF0000"/>
+          <w:sz w:val="36"/>
+          <w:szCs w:val="36"/>
+        </w:rPr>
+      </w:pPr>
+      <w:r>
+        <w:rPr>
+          <w:rFonts w:ascii="Trebuchet MS" w:hAnsi="Trebuchet MS"/>
+          <w:color w:val="FF0000"/>
+          <w:sz w:val="36"/>
+          <w:szCs w:val="36"/>
+        </w:rPr>
+        <w:t xml:space="preserve">JMeter plugins - </w:t>
+      </w:r>
+      <w:r>
+        <w:rPr>
+          <w:rFonts w:ascii="Trebuchet MS" w:hAnsi="Trebuchet MS"/>
+          <w:color w:val="FF0000"/>
+          <w:sz w:val="36"/>
+          <w:szCs w:val="36"/>
+        </w:rPr>
+        <w:t xml:space="preserve">Console Status Logger </w:t>
+      </w:r>
+    </w:p>
+    <w:p>
+      <w:pPr>
+        <w:pStyle w:val="ListParagraph"/>
+        <w:numPr>
+          <w:ilvl w:val="2"/>
+          <w:numId w:val="2"/>
+        </w:numPr>
+        <w:rPr>
+          <w:rFonts w:ascii="Trebuchet MS" w:hAnsi="Trebuchet MS"/>
+          <w:sz w:val="28"/>
+          <w:szCs w:val="28"/>
+        </w:rPr>
+      </w:pPr>
+      <w:r>
+        <w:rPr>
+          <w:rFonts w:ascii="Trebuchet MS" w:hAnsi="Trebuchet MS"/>
+          <w:sz w:val="28"/>
+          <w:szCs w:val="28"/>
+        </w:rPr>
+        <w:t xml:space="preserve">Small listener that prints each second </w:t>
+      </w:r>
+      <w:proofErr w:type="gramStart"/>
+      <w:r>
+        <w:rPr>
+          <w:rFonts w:ascii="Trebuchet MS" w:hAnsi="Trebuchet MS"/>
+          <w:sz w:val="28"/>
+          <w:szCs w:val="28"/>
+        </w:rPr>
+        <w:t>a line</w:t>
+      </w:r>
+      <w:proofErr w:type="gramEnd"/>
+      <w:r>
+        <w:rPr>
+          <w:rFonts w:ascii="Trebuchet MS" w:hAnsi="Trebuchet MS"/>
+          <w:sz w:val="28"/>
+          <w:szCs w:val="28"/>
+        </w:rPr>
+        <w:t xml:space="preserve"> with runtime stats into consol</w:t>
+      </w:r>
+      <w:r>
+        <w:rPr>
+          <w:rFonts w:ascii="Trebuchet MS" w:hAnsi="Trebuchet MS"/>
+          <w:sz w:val="28"/>
+          <w:szCs w:val="28"/>
+        </w:rPr>
+        <w:t>e</w:t>
+      </w:r>
+    </w:p>
+    <w:p>
+      <w:pPr>
+        <w:pStyle w:val="ListParagraph"/>
+        <w:numPr>
+          <w:ilvl w:val="0"/>
+          <w:numId w:val="2"/>
+        </w:numPr>
+        <w:rPr>
+          <w:rFonts w:ascii="Trebuchet MS" w:hAnsi="Trebuchet MS"/>
+          <w:color w:val="FF0000"/>
+          <w:sz w:val="36"/>
+          <w:szCs w:val="36"/>
+        </w:rPr>
+      </w:pPr>
+      <w:r>
+        <w:rPr>
+          <w:rFonts w:ascii="Trebuchet MS" w:hAnsi="Trebuchet MS"/>
+          <w:color w:val="FF0000"/>
+          <w:sz w:val="36"/>
+          <w:szCs w:val="36"/>
+        </w:rPr>
+        <w:t>JMeter plugins - Composite Timeline Graph</w:t>
+      </w:r>
+    </w:p>
+    <w:p>
+      <w:pPr>
+        <w:pStyle w:val="ListParagraph"/>
+        <w:numPr>
+          <w:ilvl w:val="2"/>
+          <w:numId w:val="2"/>
+        </w:numPr>
+        <w:rPr>
+          <w:rFonts w:ascii="Trebuchet MS" w:hAnsi="Trebuchet MS"/>
+          <w:color w:val="FF0000"/>
+          <w:sz w:val="36"/>
+          <w:szCs w:val="36"/>
+        </w:rPr>
+      </w:pPr>
+      <w:r>
+        <w:rPr>
+          <w:rFonts w:ascii="Trebuchet MS" w:hAnsi="Trebuchet MS"/>
+          <w:sz w:val="28"/>
+          <w:szCs w:val="28"/>
+        </w:rPr>
+        <w:t xml:space="preserve">Graph that </w:t>
+      </w:r>
+      <w:proofErr w:type="gramStart"/>
+      <w:r>
+        <w:rPr>
+          <w:rFonts w:ascii="Trebuchet MS" w:hAnsi="Trebuchet MS"/>
+          <w:sz w:val="28"/>
+          <w:szCs w:val="28"/>
+        </w:rPr>
+        <w:t>is able to</w:t>
+      </w:r>
+      <w:proofErr w:type="gramEnd"/>
+      <w:r>
+        <w:rPr>
+          <w:rFonts w:ascii="Trebuchet MS" w:hAnsi="Trebuchet MS"/>
+          <w:sz w:val="28"/>
+          <w:szCs w:val="28"/>
+        </w:rPr>
+        <w:t xml:space="preserve"> show several other graphs data in single plac</w:t>
+      </w:r>
+      <w:r>
+        <w:rPr>
+          <w:rFonts w:ascii="Trebuchet MS" w:hAnsi="Trebuchet MS"/>
+          <w:sz w:val="28"/>
+          <w:szCs w:val="28"/>
+        </w:rPr>
+        <w:t>e</w:t>
+      </w:r>
+    </w:p>
+    <w:p>
+      <w:pPr>
+        <w:pStyle w:val="ListParagraph"/>
+        <w:numPr>
+          <w:ilvl w:val="0"/>
+          <w:numId w:val="2"/>
+        </w:numPr>
+        <w:rPr>
+          <w:rFonts w:ascii="Trebuchet MS" w:hAnsi="Trebuchet MS"/>
+          <w:b/>
+          <w:bCs/>
+          <w:color w:val="FF0000"/>
+          <w:sz w:val="36"/>
+          <w:szCs w:val="36"/>
+        </w:rPr>
+      </w:pPr>
+      <w:r>
+        <w:rPr>
+          <w:rFonts w:ascii="Trebuchet MS" w:hAnsi="Trebuchet MS"/>
+          <w:color w:val="FF0000"/>
+          <w:sz w:val="36"/>
+          <w:szCs w:val="36"/>
+        </w:rPr>
+        <w:t>JMeter plugins - JMeter HTML Report Plugi</w:t>
+      </w:r>
+      <w:r>
+        <w:rPr>
+          <w:rFonts w:ascii="Trebuchet MS" w:hAnsi="Trebuchet MS"/>
+          <w:color w:val="FF0000"/>
+          <w:sz w:val="36"/>
+          <w:szCs w:val="36"/>
+        </w:rPr>
+        <w:t>n</w:t>
+      </w:r>
+    </w:p>
+    <w:p>
+      <w:pPr>
+        <w:pStyle w:val="ListParagraph"/>
+        <w:numPr>
+          <w:ilvl w:val="2"/>
+          <w:numId w:val="2"/>
+        </w:numPr>
+        <w:rPr>
+          <w:rFonts w:ascii="Trebuchet MS" w:hAnsi="Trebuchet MS"/>
+          <w:sz w:val="28"/>
+          <w:szCs w:val="28"/>
+        </w:rPr>
+      </w:pPr>
+      <w:r>
+        <w:rPr>
+          <w:rFonts w:ascii="Trebuchet MS" w:hAnsi="Trebuchet MS"/>
+          <w:sz w:val="28"/>
+          <w:szCs w:val="28"/>
+        </w:rPr>
+        <w:t>Interactive HTML report generator for JMeter API testing with request/response details, assertion results, filtering, charts and dark mode support</w:t>
+      </w:r>
+    </w:p>
+    <w:p>
+      <w:pPr>
+        <w:pStyle w:val="ListParagraph"/>
+        <w:numPr>
+          <w:ilvl w:val="0"/>
+          <w:numId w:val="2"/>
+        </w:numPr>
+        <w:rPr>
+          <w:rFonts w:ascii="Trebuchet MS" w:hAnsi="Trebuchet MS"/>
+          <w:color w:val="FF0000"/>
+          <w:sz w:val="36"/>
+          <w:szCs w:val="36"/>
+        </w:rPr>
+      </w:pPr>
+      <w:r>
+        <w:rPr>
+          <w:rFonts w:ascii="Trebuchet MS" w:hAnsi="Trebuchet MS"/>
+          <w:color w:val="FF0000"/>
+          <w:sz w:val="36"/>
+          <w:szCs w:val="36"/>
+        </w:rPr>
+        <w:t>JMeter plugins - KPI vs KPI Graphs</w:t>
+      </w:r>
+      <w:r>
+        <w:rPr>
+          <w:rFonts w:ascii="Times New Roman" w:eastAsia="Times New Roman" w:hAnsi="Times New Roman" w:cs="Times New Roman"/>
+          <w:kern w:val="0"/>
+          <w14:ligatures w14:val="none"/>
+        </w:rPr>
+        <w:t xml:space="preserve"> </w:t>
+      </w:r>
+    </w:p>
+    <w:p>
+      <w:pPr>
+        <w:pStyle w:val="ListParagraph"/>
+        <w:numPr>
+          <w:ilvl w:val="2"/>
+          <w:numId w:val="2"/>
+        </w:numPr>
+        <w:rPr>
+          <w:rFonts w:ascii="Trebuchet MS" w:hAnsi="Trebuchet MS"/>
+          <w:sz w:val="28"/>
+          <w:szCs w:val="28"/>
+        </w:rPr>
+      </w:pPr>
+      <w:r>
+        <w:rPr>
+          <w:rFonts w:ascii="Trebuchet MS" w:hAnsi="Trebuchet MS"/>
+          <w:sz w:val="28"/>
+          <w:szCs w:val="28"/>
+        </w:rPr>
+        <w:t>Hits/s vs Active Thread</w:t>
+      </w:r>
+      <w:r>
+        <w:rPr>
+          <w:rFonts w:ascii="Trebuchet MS" w:hAnsi="Trebuchet MS"/>
+          <w:sz w:val="28"/>
+          <w:szCs w:val="28"/>
+        </w:rPr>
+        <w:t>s</w:t>
+      </w:r>
+    </w:p>
+    <w:p>
+      <w:pPr>
+        <w:pStyle w:val="ListParagraph"/>
+        <w:numPr>
+          <w:ilvl w:val="2"/>
+          <w:numId w:val="2"/>
+        </w:numPr>
+        <w:rPr>
+          <w:rFonts w:ascii="Trebuchet MS" w:hAnsi="Trebuchet MS"/>
+          <w:sz w:val="28"/>
+          <w:szCs w:val="28"/>
+        </w:rPr>
+      </w:pPr>
+      <w:r>
+        <w:rPr>
+          <w:rFonts w:ascii="Trebuchet MS" w:hAnsi="Trebuchet MS"/>
+          <w:sz w:val="28"/>
+          <w:szCs w:val="28"/>
+        </w:rPr>
+        <w:t>Avg Response Time vs Active Thread</w:t>
+      </w:r>
+      <w:r>
+        <w:rPr>
+          <w:rFonts w:ascii="Trebuchet MS" w:hAnsi="Trebuchet MS"/>
+          <w:sz w:val="28"/>
+          <w:szCs w:val="28"/>
+        </w:rPr>
+        <w:t>s</w:t>
+      </w:r>
+    </w:p>
+    <w:p>
+      <w:pPr>
+        <w:pStyle w:val="ListParagraph"/>
+        <w:numPr>
+          <w:ilvl w:val="0"/>
+          <w:numId w:val="2"/>
+        </w:numPr>
+        <w:rPr>
+          <w:rFonts w:ascii="Trebuchet MS" w:hAnsi="Trebuchet MS"/>
+          <w:color w:val="FF0000"/>
+          <w:sz w:val="36"/>
+          <w:szCs w:val="36"/>
+        </w:rPr>
+      </w:pPr>
+      <w:r>
+        <w:rPr>
+          <w:rFonts w:ascii="Trebuchet MS" w:hAnsi="Trebuchet MS"/>
+          <w:color w:val="FF0000"/>
+          <w:sz w:val="36"/>
+          <w:szCs w:val="36"/>
+        </w:rPr>
+        <w:lastRenderedPageBreak/>
+        <w:t>JMeter plugins - Custom Thread Groups</w:t>
+      </w:r>
+    </w:p>
+    <w:p>
+      <w:pPr>
+        <w:pStyle w:val="ListParagraph"/>
+        <w:numPr>
+          <w:ilvl w:val="2"/>
+          <w:numId w:val="2"/>
+        </w:numPr>
+        <w:rPr>
+          <w:rFonts w:ascii="Trebuchet MS" w:hAnsi="Trebuchet MS"/>
+          <w:color w:val="FF0000"/>
+          <w:sz w:val="28"/>
+          <w:szCs w:val="28"/>
+        </w:rPr>
+      </w:pPr>
+      <w:r>
+        <w:rPr>
+          <w:rFonts w:ascii="Trebuchet MS" w:hAnsi="Trebuchet MS"/>
+          <w:sz w:val="28"/>
+          <w:szCs w:val="28"/>
+        </w:rPr>
+        <w:t>This plugin is used to achieve pacin</w:t>
+      </w:r>
+      <w:r>
+        <w:rPr>
+          <w:rFonts w:ascii="Trebuchet MS" w:hAnsi="Trebuchet MS"/>
+          <w:sz w:val="28"/>
+          <w:szCs w:val="28"/>
+        </w:rPr>
+        <w:t>g</w:t>
+      </w:r>
+    </w:p>
+    <w:p>
+      <w:pPr>
+        <w:pStyle w:val="ListParagraph"/>
+        <w:numPr>
+          <w:ilvl w:val="2"/>
+          <w:numId w:val="2"/>
+        </w:numPr>
+        <w:rPr>
+          <w:rFonts w:ascii="Trebuchet MS" w:hAnsi="Trebuchet MS"/>
+          <w:sz w:val="28"/>
+          <w:szCs w:val="28"/>
+        </w:rPr>
+      </w:pPr>
+      <w:r>
+        <w:rPr>
+          <w:rFonts w:ascii="Trebuchet MS" w:hAnsi="Trebuchet MS"/>
+          <w:sz w:val="28"/>
+          <w:szCs w:val="28"/>
+        </w:rPr>
+        <w:t xml:space="preserve">Adds new Thread Groups: </w:t>
+      </w:r>
+    </w:p>
+    <w:p>
+      <w:pPr>
+        <w:pStyle w:val="ListParagraph"/>
+        <w:numPr>
+          <w:ilvl w:val="3"/>
+          <w:numId w:val="2"/>
+        </w:numPr>
+        <w:rPr>
+          <w:rFonts w:ascii="Trebuchet MS" w:hAnsi="Trebuchet MS"/>
+          <w:sz w:val="28"/>
+          <w:szCs w:val="28"/>
+        </w:rPr>
+      </w:pPr>
+      <w:hyperlink r:id="rId67" w:history="1">
+        <w:r>
+          <w:rPr>
+            <w:rFonts w:ascii="Trebuchet MS" w:hAnsi="Trebuchet MS"/>
+            <w:sz w:val="28"/>
+            <w:szCs w:val="28"/>
+          </w:rPr>
+          <w:t>Stepping Thread Group</w:t>
+        </w:r>
+      </w:hyperlink>
+      <w:r>
+        <w:rPr>
+          <w:rFonts w:ascii="Trebuchet MS" w:hAnsi="Trebuchet MS"/>
+          <w:sz w:val="28"/>
+          <w:szCs w:val="28"/>
+        </w:rPr>
+        <w:t xml:space="preserve"> </w:t>
+      </w:r>
+    </w:p>
+    <w:p>
+      <w:pPr>
+        <w:pStyle w:val="ListParagraph"/>
+        <w:numPr>
+          <w:ilvl w:val="3"/>
+          <w:numId w:val="2"/>
+        </w:numPr>
+        <w:rPr>
+          <w:rFonts w:ascii="Trebuchet MS" w:hAnsi="Trebuchet MS"/>
+          <w:sz w:val="28"/>
+          <w:szCs w:val="28"/>
+        </w:rPr>
+      </w:pPr>
+      <w:hyperlink r:id="rId68" w:history="1">
+        <w:r>
+          <w:rPr>
+            <w:rFonts w:ascii="Trebuchet MS" w:hAnsi="Trebuchet MS"/>
+            <w:sz w:val="28"/>
+            <w:szCs w:val="28"/>
+          </w:rPr>
+          <w:t>Ultimate Thread Group</w:t>
+        </w:r>
+      </w:hyperlink>
+      <w:r>
+        <w:rPr>
+          <w:rFonts w:ascii="Trebuchet MS" w:hAnsi="Trebuchet MS"/>
+          <w:sz w:val="28"/>
+          <w:szCs w:val="28"/>
+        </w:rPr>
+        <w:t xml:space="preserve"> </w:t>
+      </w:r>
+    </w:p>
+    <w:p>
+      <w:pPr>
+        <w:pStyle w:val="ListParagraph"/>
+        <w:numPr>
+          <w:ilvl w:val="3"/>
+          <w:numId w:val="2"/>
+        </w:numPr>
+        <w:rPr>
+          <w:rFonts w:ascii="Trebuchet MS" w:hAnsi="Trebuchet MS"/>
+          <w:sz w:val="28"/>
+          <w:szCs w:val="28"/>
+        </w:rPr>
+      </w:pPr>
+      <w:hyperlink r:id="rId69" w:history="1">
+        <w:r>
+          <w:rPr>
+            <w:rFonts w:ascii="Trebuchet MS" w:hAnsi="Trebuchet MS"/>
+            <w:sz w:val="28"/>
+            <w:szCs w:val="28"/>
+          </w:rPr>
+          <w:t>Concurrency Thread Group</w:t>
+        </w:r>
+      </w:hyperlink>
+      <w:r>
+        <w:rPr>
+          <w:rFonts w:ascii="Trebuchet MS" w:hAnsi="Trebuchet MS"/>
+          <w:sz w:val="28"/>
+          <w:szCs w:val="28"/>
+        </w:rPr>
+        <w:t xml:space="preserve"> </w:t>
+      </w:r>
+    </w:p>
+    <w:p>
+      <w:pPr>
+        <w:pStyle w:val="ListParagraph"/>
+        <w:numPr>
+          <w:ilvl w:val="3"/>
+          <w:numId w:val="2"/>
+        </w:numPr>
+        <w:rPr>
+          <w:rFonts w:ascii="Trebuchet MS" w:hAnsi="Trebuchet MS"/>
+          <w:sz w:val="28"/>
+          <w:szCs w:val="28"/>
+        </w:rPr>
+      </w:pPr>
+      <w:hyperlink r:id="rId70" w:history="1">
+        <w:r>
+          <w:rPr>
+            <w:rFonts w:ascii="Trebuchet MS" w:hAnsi="Trebuchet MS"/>
+            <w:sz w:val="28"/>
+            <w:szCs w:val="28"/>
+          </w:rPr>
+          <w:t>Arrivals Thread Group</w:t>
+        </w:r>
+      </w:hyperlink>
+      <w:r>
+        <w:rPr>
+          <w:rFonts w:ascii="Trebuchet MS" w:hAnsi="Trebuchet MS"/>
+          <w:sz w:val="28"/>
+          <w:szCs w:val="28"/>
+        </w:rPr>
+        <w:t xml:space="preserve"> </w:t>
+      </w:r>
+    </w:p>
+    <w:p>
+      <w:pPr>
+        <w:pStyle w:val="ListParagraph"/>
+        <w:numPr>
+          <w:ilvl w:val="3"/>
+          <w:numId w:val="2"/>
+        </w:numPr>
+        <w:rPr>
+          <w:rFonts w:ascii="Trebuchet MS" w:hAnsi="Trebuchet MS"/>
+          <w:sz w:val="28"/>
+          <w:szCs w:val="28"/>
+        </w:rPr>
+      </w:pPr>
+      <w:hyperlink r:id="rId71" w:history="1">
+        <w:r>
+          <w:rPr>
+            <w:rFonts w:ascii="Trebuchet MS" w:hAnsi="Trebuchet MS"/>
+            <w:sz w:val="28"/>
+            <w:szCs w:val="28"/>
+          </w:rPr>
+          <w:t>Free-Form Arrivals Thread Group</w:t>
+        </w:r>
+      </w:hyperlink>
+      <w:r>
+        <w:rPr>
+          <w:rFonts w:ascii="Trebuchet MS" w:hAnsi="Trebuchet MS"/>
+          <w:sz w:val="28"/>
+          <w:szCs w:val="28"/>
+        </w:rPr>
+        <w:t xml:space="preserve"> </w:t>
+      </w:r>
+    </w:p>
+    <w:p>
+      <w:pPr>
+        <w:pStyle w:val="ListParagraph"/>
+        <w:numPr>
+          <w:ilvl w:val="0"/>
+          <w:numId w:val="2"/>
+        </w:numPr>
+        <w:rPr>
+          <w:rFonts w:ascii="Trebuchet MS" w:hAnsi="Trebuchet MS"/>
+          <w:color w:val="FF0000"/>
+          <w:sz w:val="36"/>
+          <w:szCs w:val="36"/>
+        </w:rPr>
+      </w:pPr>
+      <w:r>
+        <w:rPr>
+          <w:rFonts w:ascii="Trebuchet MS" w:hAnsi="Trebuchet MS"/>
+          <w:color w:val="FF0000"/>
+          <w:sz w:val="36"/>
+          <w:szCs w:val="36"/>
+        </w:rPr>
+        <w:t xml:space="preserve">JMeter plugins - </w:t>
+      </w:r>
+      <w:r>
+        <w:rPr>
+          <w:rFonts w:ascii="Trebuchet MS" w:hAnsi="Trebuchet MS"/>
+          <w:color w:val="FF0000"/>
           <w:sz w:val="36"/>
           <w:szCs w:val="36"/>
         </w:rPr>
@@ -10489,63 +12013,389 @@
       <w:pPr>
         <w:pStyle w:val="ListParagraph"/>
         <w:numPr>
-          <w:ilvl w:val="1"/>
-          <w:numId w:val="2"/>
-        </w:numPr>
-        <w:rPr>
-          <w:rFonts w:ascii="Trebuchet MS" w:hAnsi="Trebuchet MS"/>
-          <w:sz w:val="36"/>
-          <w:szCs w:val="36"/>
-        </w:rPr>
-      </w:pPr>
-      <w:r>
-        <w:rPr>
-          <w:rFonts w:ascii="Trebuchet MS" w:hAnsi="Trebuchet MS"/>
-          <w:sz w:val="36"/>
-          <w:szCs w:val="36"/>
-        </w:rPr>
-        <w:t>5 Additional Graphs</w:t>
-      </w:r>
-    </w:p>
-    <w:p>
-      <w:pPr>
-        <w:pStyle w:val="ListParagraph"/>
-        <w:numPr>
-          <w:ilvl w:val="1"/>
-          <w:numId w:val="2"/>
-        </w:numPr>
-        <w:rPr>
-          <w:rFonts w:ascii="Trebuchet MS" w:hAnsi="Trebuchet MS"/>
-          <w:sz w:val="36"/>
-          <w:szCs w:val="36"/>
-        </w:rPr>
-      </w:pPr>
-      <w:r>
-        <w:rPr>
-          <w:rFonts w:ascii="Trebuchet MS" w:hAnsi="Trebuchet MS"/>
-          <w:sz w:val="36"/>
-          <w:szCs w:val="36"/>
-        </w:rPr>
-        <w:t xml:space="preserve">Console Status Logger </w:t>
-      </w:r>
-    </w:p>
-    <w:p>
-      <w:pPr>
-        <w:pStyle w:val="ListParagraph"/>
-        <w:numPr>
-          <w:ilvl w:val="1"/>
-          <w:numId w:val="2"/>
-        </w:numPr>
-        <w:rPr>
-          <w:rFonts w:ascii="Trebuchet MS" w:hAnsi="Trebuchet MS"/>
-          <w:sz w:val="36"/>
-          <w:szCs w:val="36"/>
-        </w:rPr>
-      </w:pPr>
+          <w:ilvl w:val="2"/>
+          <w:numId w:val="2"/>
+        </w:numPr>
+        <w:rPr>
+          <w:rFonts w:ascii="Trebuchet MS" w:hAnsi="Trebuchet MS"/>
+          <w:color w:val="FF0000"/>
+          <w:sz w:val="36"/>
+          <w:szCs w:val="36"/>
+        </w:rPr>
+      </w:pPr>
+      <w:r>
+        <w:rPr>
+          <w:rFonts w:ascii="Trebuchet MS" w:hAnsi="Trebuchet MS"/>
+          <w:sz w:val="28"/>
+          <w:szCs w:val="28"/>
+        </w:rPr>
+        <w:t>Config item that allows reading CSV files in random ord</w:t>
+      </w:r>
+      <w:r>
+        <w:rPr>
+          <w:rFonts w:ascii="Trebuchet MS" w:hAnsi="Trebuchet MS"/>
+          <w:sz w:val="28"/>
+          <w:szCs w:val="28"/>
+        </w:rPr>
+        <w:t>er</w:t>
+      </w:r>
+    </w:p>
+    <w:p>
+      <w:pPr>
+        <w:pStyle w:val="ListParagraph"/>
+        <w:numPr>
+          <w:ilvl w:val="0"/>
+          <w:numId w:val="2"/>
+        </w:numPr>
+        <w:rPr>
+          <w:rFonts w:ascii="Trebuchet MS" w:hAnsi="Trebuchet MS"/>
+          <w:b/>
+          <w:bCs/>
+          <w:color w:val="FF0000"/>
+          <w:sz w:val="36"/>
+          <w:szCs w:val="36"/>
+        </w:rPr>
+      </w:pPr>
+      <w:r>
+        <w:rPr>
+          <w:rFonts w:ascii="Trebuchet MS" w:hAnsi="Trebuchet MS"/>
+          <w:color w:val="FF0000"/>
+          <w:sz w:val="36"/>
+          <w:szCs w:val="36"/>
+        </w:rPr>
+        <w:t xml:space="preserve">JMeter plugins - </w:t>
+      </w:r>
+      <w:r>
+        <w:rPr>
+          <w:rFonts w:ascii="Trebuchet MS" w:hAnsi="Trebuchet MS"/>
+          <w:color w:val="FF0000"/>
+          <w:sz w:val="36"/>
+          <w:szCs w:val="36"/>
+        </w:rPr>
+        <w:t>Swagger / Postman Importer</w:t>
+      </w:r>
+    </w:p>
+    <w:p>
+      <w:pPr>
+        <w:pStyle w:val="ListParagraph"/>
+        <w:numPr>
+          <w:ilvl w:val="2"/>
+          <w:numId w:val="2"/>
+        </w:numPr>
+        <w:rPr>
+          <w:rFonts w:ascii="Trebuchet MS" w:hAnsi="Trebuchet MS"/>
+          <w:sz w:val="28"/>
+          <w:szCs w:val="28"/>
+        </w:rPr>
+      </w:pPr>
+      <w:r>
+        <w:rPr>
+          <w:rFonts w:ascii="Trebuchet MS" w:hAnsi="Trebuchet MS"/>
+          <w:sz w:val="28"/>
+          <w:szCs w:val="28"/>
+        </w:rPr>
+        <w:t>JMeter plugin for importing Swagger/</w:t>
+      </w:r>
       <w:proofErr w:type="spellStart"/>
       <w:r>
         <w:rPr>
           <w:rFonts w:ascii="Trebuchet MS" w:hAnsi="Trebuchet MS"/>
+          <w:sz w:val="28"/>
+          <w:szCs w:val="28"/>
+        </w:rPr>
+        <w:t>OpenAPI</w:t>
+      </w:r>
+      <w:proofErr w:type="spellEnd"/>
+      <w:r>
+        <w:rPr>
+          <w:rFonts w:ascii="Trebuchet MS" w:hAnsi="Trebuchet MS"/>
+          <w:sz w:val="28"/>
+          <w:szCs w:val="28"/>
+        </w:rPr>
+        <w:t xml:space="preserve"> specifications and Postman collections to automatically generate JMeter test plans. Supports both JSON and YAML formats with automatic HTTP sampler generation and parameter extraction.</w:t>
+      </w:r>
+    </w:p>
+    <w:p>
+      <w:pPr>
+        <w:pStyle w:val="ListParagraph"/>
+        <w:numPr>
+          <w:ilvl w:val="2"/>
+          <w:numId w:val="2"/>
+        </w:numPr>
+        <w:rPr>
+          <w:rFonts w:ascii="Trebuchet MS" w:hAnsi="Trebuchet MS"/>
+          <w:sz w:val="28"/>
+          <w:szCs w:val="28"/>
+        </w:rPr>
+      </w:pPr>
+      <w:hyperlink r:id="rId72" w:history="1">
+        <w:r>
+          <w:rPr>
+            <w:rStyle w:val="Hyperlink"/>
+            <w:rFonts w:ascii="Trebuchet MS" w:hAnsi="Trebuchet MS"/>
+            <w:sz w:val="28"/>
+            <w:szCs w:val="28"/>
+          </w:rPr>
+          <w:t xml:space="preserve">GitHub - </w:t>
+        </w:r>
+        <w:proofErr w:type="spellStart"/>
+        <w:r>
+          <w:rPr>
+            <w:rStyle w:val="Hyperlink"/>
+            <w:rFonts w:ascii="Trebuchet MS" w:hAnsi="Trebuchet MS"/>
+            <w:sz w:val="28"/>
+            <w:szCs w:val="28"/>
+          </w:rPr>
+          <w:t>bakthava</w:t>
+        </w:r>
+        <w:proofErr w:type="spellEnd"/>
+        <w:r>
+          <w:rPr>
+            <w:rStyle w:val="Hyperlink"/>
+            <w:rFonts w:ascii="Trebuchet MS" w:hAnsi="Trebuchet MS"/>
+            <w:sz w:val="28"/>
+            <w:szCs w:val="28"/>
+          </w:rPr>
+          <w:t xml:space="preserve">/swagger-postman-importer: Import swagger and postman </w:t>
+        </w:r>
+        <w:proofErr w:type="spellStart"/>
+        <w:r>
+          <w:rPr>
+            <w:rStyle w:val="Hyperlink"/>
+            <w:rFonts w:ascii="Trebuchet MS" w:hAnsi="Trebuchet MS"/>
+            <w:sz w:val="28"/>
+            <w:szCs w:val="28"/>
+          </w:rPr>
+          <w:t>json</w:t>
+        </w:r>
+        <w:proofErr w:type="spellEnd"/>
+        <w:r>
+          <w:rPr>
+            <w:rStyle w:val="Hyperlink"/>
+            <w:rFonts w:ascii="Trebuchet MS" w:hAnsi="Trebuchet MS"/>
+            <w:sz w:val="28"/>
+            <w:szCs w:val="28"/>
+          </w:rPr>
+          <w:t xml:space="preserve"> and YAML file to create </w:t>
+        </w:r>
+        <w:proofErr w:type="spellStart"/>
+        <w:r>
+          <w:rPr>
+            <w:rStyle w:val="Hyperlink"/>
+            <w:rFonts w:ascii="Trebuchet MS" w:hAnsi="Trebuchet MS"/>
+            <w:sz w:val="28"/>
+            <w:szCs w:val="28"/>
+          </w:rPr>
+          <w:t>jmeter</w:t>
+        </w:r>
+        <w:proofErr w:type="spellEnd"/>
+        <w:r>
+          <w:rPr>
+            <w:rStyle w:val="Hyperlink"/>
+            <w:rFonts w:ascii="Trebuchet MS" w:hAnsi="Trebuchet MS"/>
+            <w:sz w:val="28"/>
+            <w:szCs w:val="28"/>
+          </w:rPr>
+          <w:t xml:space="preserve"> scripts · GitHub</w:t>
+        </w:r>
+      </w:hyperlink>
+    </w:p>
+    <w:p>
+      <w:pPr>
+        <w:pStyle w:val="ListParagraph"/>
+        <w:numPr>
+          <w:ilvl w:val="0"/>
+          <w:numId w:val="2"/>
+        </w:numPr>
+        <w:rPr>
+          <w:rFonts w:ascii="Trebuchet MS" w:hAnsi="Trebuchet MS"/>
+          <w:color w:val="FF0000"/>
+          <w:sz w:val="36"/>
+          <w:szCs w:val="36"/>
+        </w:rPr>
+      </w:pPr>
+      <w:r>
+        <w:rPr>
+          <w:rFonts w:ascii="Trebuchet MS" w:hAnsi="Trebuchet MS"/>
+          <w:color w:val="FF0000"/>
+          <w:sz w:val="36"/>
+          <w:szCs w:val="36"/>
+        </w:rPr>
+        <w:t xml:space="preserve">JMeter plugins - </w:t>
+      </w:r>
+      <w:r>
+        <w:rPr>
+          <w:rFonts w:ascii="Trebuchet MS" w:hAnsi="Trebuchet MS"/>
+          <w:color w:val="FF0000"/>
+          <w:sz w:val="36"/>
+          <w:szCs w:val="36"/>
+        </w:rPr>
+        <w:t>Feather Wand - JMeter AI Agent</w:t>
+      </w:r>
+    </w:p>
+    <w:p>
+      <w:pPr>
+        <w:pStyle w:val="ListParagraph"/>
+        <w:numPr>
+          <w:ilvl w:val="2"/>
+          <w:numId w:val="2"/>
+        </w:numPr>
+        <w:rPr>
+          <w:rFonts w:ascii="Trebuchet MS" w:hAnsi="Trebuchet MS"/>
+          <w:sz w:val="28"/>
+          <w:szCs w:val="28"/>
+        </w:rPr>
+      </w:pPr>
+      <w:r>
+        <w:rPr>
+          <w:rFonts w:ascii="Trebuchet MS" w:hAnsi="Trebuchet MS"/>
+          <w:sz w:val="28"/>
+          <w:szCs w:val="28"/>
+        </w:rPr>
+        <w:t>Add AI Agent to JMet</w:t>
+      </w:r>
+      <w:r>
+        <w:rPr>
+          <w:rFonts w:ascii="Trebuchet MS" w:hAnsi="Trebuchet MS"/>
+          <w:sz w:val="28"/>
+          <w:szCs w:val="28"/>
+        </w:rPr>
+        <w:t>er</w:t>
+      </w:r>
+    </w:p>
+    <w:p>
+      <w:pPr>
+        <w:pStyle w:val="ListParagraph"/>
+        <w:numPr>
+          <w:ilvl w:val="2"/>
+          <w:numId w:val="2"/>
+        </w:numPr>
+        <w:rPr>
+          <w:rFonts w:ascii="Trebuchet MS" w:hAnsi="Trebuchet MS"/>
+          <w:sz w:val="28"/>
+          <w:szCs w:val="28"/>
+        </w:rPr>
+      </w:pPr>
+      <w:r>
+        <w:rPr>
+          <w:rFonts w:ascii="Trebuchet MS" w:hAnsi="Trebuchet MS"/>
+          <w:sz w:val="28"/>
+          <w:szCs w:val="28"/>
+        </w:rPr>
+        <w:t>AI-powered assistant for Apache JMeter</w:t>
+      </w:r>
+    </w:p>
+    <w:p>
+      <w:pPr>
+        <w:pStyle w:val="ListParagraph"/>
+        <w:numPr>
+          <w:ilvl w:val="2"/>
+          <w:numId w:val="2"/>
+        </w:numPr>
+        <w:rPr>
+          <w:rFonts w:ascii="Trebuchet MS" w:hAnsi="Trebuchet MS"/>
+          <w:sz w:val="28"/>
+          <w:szCs w:val="28"/>
+        </w:rPr>
+      </w:pPr>
+      <w:hyperlink r:id="rId73" w:history="1">
+        <w:r>
+          <w:rPr>
+            <w:rStyle w:val="Hyperlink"/>
+            <w:rFonts w:ascii="Trebuchet MS" w:hAnsi="Trebuchet MS"/>
+            <w:sz w:val="28"/>
+            <w:szCs w:val="28"/>
+          </w:rPr>
+          <w:t xml:space="preserve">GitHub - </w:t>
+        </w:r>
+        <w:proofErr w:type="spellStart"/>
+        <w:r>
+          <w:rPr>
+            <w:rStyle w:val="Hyperlink"/>
+            <w:rFonts w:ascii="Trebuchet MS" w:hAnsi="Trebuchet MS"/>
+            <w:sz w:val="28"/>
+            <w:szCs w:val="28"/>
+          </w:rPr>
+          <w:t>QAInsights</w:t>
+        </w:r>
+        <w:proofErr w:type="spellEnd"/>
+        <w:r>
+          <w:rPr>
+            <w:rStyle w:val="Hyperlink"/>
+            <w:rFonts w:ascii="Trebuchet MS" w:hAnsi="Trebuchet MS"/>
+            <w:sz w:val="28"/>
+            <w:szCs w:val="28"/>
+          </w:rPr>
+          <w:t>/</w:t>
+        </w:r>
+        <w:proofErr w:type="spellStart"/>
+        <w:r>
+          <w:rPr>
+            <w:rStyle w:val="Hyperlink"/>
+            <w:rFonts w:ascii="Trebuchet MS" w:hAnsi="Trebuchet MS"/>
+            <w:sz w:val="28"/>
+            <w:szCs w:val="28"/>
+          </w:rPr>
+          <w:t>jmeter</w:t>
+        </w:r>
+        <w:proofErr w:type="spellEnd"/>
+        <w:r>
+          <w:rPr>
+            <w:rStyle w:val="Hyperlink"/>
+            <w:rFonts w:ascii="Trebuchet MS" w:hAnsi="Trebuchet MS"/>
+            <w:sz w:val="28"/>
+            <w:szCs w:val="28"/>
+          </w:rPr>
+          <w:t xml:space="preserve">-ai: </w:t>
+        </w:r>
+        <w:r>
+          <w:rPr>
+            <w:rStyle w:val="Hyperlink"/>
+            <w:rFonts w:ascii="Segoe UI Emoji" w:hAnsi="Segoe UI Emoji" w:cs="Segoe UI Emoji"/>
+            <w:sz w:val="28"/>
+            <w:szCs w:val="28"/>
+          </w:rPr>
+          <w:t>🚀</w:t>
+        </w:r>
+        <w:r>
+          <w:rPr>
+            <w:rStyle w:val="Hyperlink"/>
+            <w:rFonts w:ascii="Trebuchet MS" w:hAnsi="Trebuchet MS"/>
+            <w:sz w:val="28"/>
+            <w:szCs w:val="28"/>
+          </w:rPr>
+          <w:t xml:space="preserve"> Feather Wand - JMeter Agent for performance engineers w/ Codex and Claude Code integration · GitHub</w:t>
+        </w:r>
+      </w:hyperlink>
+    </w:p>
+    <w:p>
+      <w:pPr>
+        <w:pStyle w:val="ListParagraph"/>
+        <w:numPr>
+          <w:ilvl w:val="0"/>
+          <w:numId w:val="2"/>
+        </w:numPr>
+        <w:rPr>
+          <w:rFonts w:ascii="Trebuchet MS" w:hAnsi="Trebuchet MS"/>
+          <w:color w:val="FF0000"/>
+          <w:sz w:val="36"/>
+          <w:szCs w:val="36"/>
+        </w:rPr>
+      </w:pPr>
+      <w:r>
+        <w:rPr>
+          <w:rFonts w:ascii="Trebuchet MS" w:hAnsi="Trebuchet MS"/>
+          <w:color w:val="FF0000"/>
+          <w:sz w:val="36"/>
+          <w:szCs w:val="36"/>
+        </w:rPr>
+        <w:t xml:space="preserve">JMeter plugins - </w:t>
+      </w:r>
+      <w:proofErr w:type="spellStart"/>
+      <w:r>
+        <w:rPr>
+          <w:rFonts w:ascii="Trebuchet MS" w:hAnsi="Trebuchet MS"/>
+          <w:color w:val="FF0000"/>
           <w:sz w:val="36"/>
           <w:szCs w:val="36"/>
         </w:rPr>
@@ -10555,28 +12405,40 @@
       <w:r>
         <w:rPr>
           <w:rFonts w:ascii="Trebuchet MS" w:hAnsi="Trebuchet MS"/>
-          <w:sz w:val="36"/>
-          <w:szCs w:val="36"/>
-        </w:rPr>
-        <w:t xml:space="preserve"> (Server Monitoring) </w:t>
-      </w:r>
-    </w:p>
-    <w:p>
-      <w:pPr>
-        <w:pStyle w:val="ListParagraph"/>
-        <w:numPr>
-          <w:ilvl w:val="1"/>
-          <w:numId w:val="2"/>
-        </w:numPr>
-        <w:rPr>
-          <w:rFonts w:ascii="Trebuchet MS" w:hAnsi="Trebuchet MS"/>
-          <w:sz w:val="36"/>
-          <w:szCs w:val="36"/>
-        </w:rPr>
-      </w:pPr>
-      <w:r>
-        <w:rPr>
-          <w:rFonts w:ascii="Trebuchet MS" w:hAnsi="Trebuchet MS"/>
+          <w:color w:val="FF0000"/>
+          <w:sz w:val="36"/>
+          <w:szCs w:val="36"/>
+        </w:rPr>
+        <w:t xml:space="preserve"> (Server Monitoring)</w:t>
+      </w:r>
+    </w:p>
+    <w:p>
+      <w:pPr>
+        <w:pStyle w:val="ListParagraph"/>
+        <w:numPr>
+          <w:ilvl w:val="0"/>
+          <w:numId w:val="2"/>
+        </w:numPr>
+        <w:rPr>
+          <w:rFonts w:ascii="Trebuchet MS" w:hAnsi="Trebuchet MS"/>
+          <w:color w:val="FF0000"/>
+          <w:sz w:val="36"/>
+          <w:szCs w:val="36"/>
+        </w:rPr>
+      </w:pPr>
+      <w:r>
+        <w:rPr>
+          <w:rFonts w:ascii="Trebuchet MS" w:hAnsi="Trebuchet MS"/>
+          <w:color w:val="FF0000"/>
+          <w:sz w:val="36"/>
+          <w:szCs w:val="36"/>
+        </w:rPr>
+        <w:t xml:space="preserve">JMeter plugins - </w:t>
+      </w:r>
+      <w:r>
+        <w:rPr>
+          <w:rFonts w:ascii="Trebuchet MS" w:hAnsi="Trebuchet MS"/>
+          <w:color w:val="FF0000"/>
           <w:sz w:val="36"/>
           <w:szCs w:val="36"/>
         </w:rPr>
@@ -10587,72 +12449,6 @@
       <w:pPr>
         <w:pStyle w:val="ListParagraph"/>
         <w:numPr>
-          <w:ilvl w:val="1"/>
-          <w:numId w:val="2"/>
-        </w:numPr>
-        <w:rPr>
-          <w:rFonts w:ascii="Trebuchet MS" w:hAnsi="Trebuchet MS"/>
-          <w:sz w:val="36"/>
-          <w:szCs w:val="36"/>
-        </w:rPr>
-      </w:pPr>
-      <w:r>
-        <w:rPr>
-          <w:rFonts w:ascii="Trebuchet MS" w:hAnsi="Trebuchet MS"/>
-          <w:sz w:val="36"/>
-          <w:szCs w:val="36"/>
-        </w:rPr>
-        <w:t xml:space="preserve">Custom JMeter Functions </w:t>
-      </w:r>
-    </w:p>
-    <w:p>
-      <w:pPr>
-        <w:pStyle w:val="ListParagraph"/>
-        <w:numPr>
-          <w:ilvl w:val="1"/>
-          <w:numId w:val="2"/>
-        </w:numPr>
-        <w:rPr>
-          <w:rFonts w:ascii="Trebuchet MS" w:hAnsi="Trebuchet MS"/>
-          <w:sz w:val="36"/>
-          <w:szCs w:val="36"/>
-        </w:rPr>
-      </w:pPr>
-      <w:r>
-        <w:rPr>
-          <w:rFonts w:ascii="Trebuchet MS" w:hAnsi="Trebuchet MS"/>
-          <w:sz w:val="36"/>
-          <w:szCs w:val="36"/>
-        </w:rPr>
-        <w:t xml:space="preserve">Merge Results </w:t>
-      </w:r>
-    </w:p>
-    <w:p>
-      <w:pPr>
-        <w:pStyle w:val="ListParagraph"/>
-        <w:numPr>
-          <w:ilvl w:val="1"/>
-          <w:numId w:val="2"/>
-        </w:numPr>
-        <w:rPr>
-          <w:rFonts w:ascii="Trebuchet MS" w:hAnsi="Trebuchet MS"/>
-          <w:sz w:val="36"/>
-          <w:szCs w:val="36"/>
-        </w:rPr>
-      </w:pPr>
-      <w:r>
-        <w:rPr>
-          <w:rFonts w:ascii="Trebuchet MS" w:hAnsi="Trebuchet MS"/>
-          <w:sz w:val="36"/>
-          <w:szCs w:val="36"/>
-        </w:rPr>
-        <w:t>JMX Test Plan checker tool</w:t>
-      </w:r>
-    </w:p>
-    <w:p>
-      <w:pPr>
-        <w:pStyle w:val="ListParagraph"/>
-        <w:numPr>
           <w:ilvl w:val="0"/>
           <w:numId w:val="2"/>
         </w:numPr>
@@ -10670,7 +12466,6 @@
           <w:sz w:val="36"/>
           <w:szCs w:val="36"/>
         </w:rPr>
-        <w:lastRenderedPageBreak/>
         <w:t>JMeter tips &amp; tricks</w:t>
       </w:r>
     </w:p>
@@ -10695,7 +12490,7 @@
         </w:rPr>
         <w:t xml:space="preserve">JMeter official support </w:t>
       </w:r>
-      <w:hyperlink r:id="rId60" w:history="1">
+      <w:hyperlink r:id="rId74" w:history="1">
         <w:r>
           <w:rPr>
             <w:rStyle w:val="Hyperlink"/>
@@ -10706,6 +12501,31 @@
           <w:t>user@jmeter.apache.org</w:t>
         </w:r>
       </w:hyperlink>
+    </w:p>
+    <w:p>
+      <w:pPr>
+        <w:pStyle w:val="ListParagraph"/>
+        <w:numPr>
+          <w:ilvl w:val="1"/>
+          <w:numId w:val="2"/>
+        </w:numPr>
+        <w:rPr>
+          <w:rFonts w:ascii="Trebuchet MS" w:hAnsi="Trebuchet MS"/>
+          <w:sz w:val="36"/>
+          <w:szCs w:val="36"/>
+        </w:rPr>
+      </w:pPr>
+      <w:hyperlink r:id="rId75" w:history="1">
+        <w:r>
+          <w:rPr>
+            <w:rStyle w:val="Hyperlink"/>
+            <w:rFonts w:ascii="Trebuchet MS" w:hAnsi="Trebuchet MS"/>
+            <w:sz w:val="36"/>
+            <w:szCs w:val="36"/>
+          </w:rPr>
+          <w:t>https://jmeter.apache.org/mail2.html</w:t>
+        </w:r>
+      </w:hyperlink>
       <w:r>
         <w:rPr>
           <w:rFonts w:ascii="Trebuchet MS" w:hAnsi="Trebuchet MS"/>
@@ -10714,14 +12534,121 @@
         </w:rPr>
         <w:t xml:space="preserve"> </w:t>
       </w:r>
-      <w:r>
-        <w:rPr>
-          <w:rFonts w:ascii="Trebuchet MS" w:hAnsi="Trebuchet MS"/>
-          <w:sz w:val="36"/>
-          <w:szCs w:val="36"/>
-        </w:rPr>
-        <w:t xml:space="preserve">  </w:t>
-      </w:r>
+    </w:p>
+    <w:p>
+      <w:pPr>
+        <w:pStyle w:val="ListParagraph"/>
+        <w:numPr>
+          <w:ilvl w:val="1"/>
+          <w:numId w:val="2"/>
+        </w:numPr>
+        <w:rPr>
+          <w:rFonts w:ascii="Trebuchet MS" w:hAnsi="Trebuchet MS"/>
+          <w:sz w:val="36"/>
+          <w:szCs w:val="36"/>
+        </w:rPr>
+      </w:pPr>
+      <w:r>
+        <w:rPr>
+          <w:rFonts w:ascii="Helvetica" w:hAnsi="Helvetica" w:cs="Helvetica"/>
+          <w:color w:val="000000"/>
+          <w:sz w:val="27"/>
+          <w:szCs w:val="27"/>
+        </w:rPr>
+        <w:lastRenderedPageBreak/>
+        <w:t xml:space="preserve">Subscribe at </w:t>
+      </w:r>
+      <w:hyperlink r:id="rId76" w:history="1">
+        <w:r>
+          <w:rPr>
+            <w:rStyle w:val="Hyperlink"/>
+            <w:rFonts w:ascii="Helvetica" w:hAnsi="Helvetica" w:cs="Helvetica"/>
+            <w:color w:val="A52A2A"/>
+            <w:sz w:val="27"/>
+            <w:szCs w:val="27"/>
+          </w:rPr>
+          <w:t>user-subscribe@jmeter.apache.org</w:t>
+        </w:r>
+      </w:hyperlink>
+    </w:p>
+    <w:p>
+      <w:pPr>
+        <w:pStyle w:val="ListParagraph"/>
+        <w:numPr>
+          <w:ilvl w:val="1"/>
+          <w:numId w:val="2"/>
+        </w:numPr>
+        <w:rPr>
+          <w:rFonts w:ascii="Trebuchet MS" w:hAnsi="Trebuchet MS"/>
+          <w:sz w:val="36"/>
+          <w:szCs w:val="36"/>
+        </w:rPr>
+      </w:pPr>
+      <w:r>
+        <w:rPr>
+          <w:rFonts w:ascii="Helvetica" w:hAnsi="Helvetica" w:cs="Helvetica"/>
+          <w:color w:val="000000"/>
+          <w:sz w:val="27"/>
+          <w:szCs w:val="27"/>
+        </w:rPr>
+        <w:t xml:space="preserve">Send your message to: </w:t>
+      </w:r>
+      <w:hyperlink r:id="rId77" w:history="1">
+        <w:r>
+          <w:rPr>
+            <w:rStyle w:val="Hyperlink"/>
+            <w:rFonts w:ascii="Helvetica" w:hAnsi="Helvetica" w:cs="Helvetica"/>
+            <w:color w:val="A52A2A"/>
+            <w:sz w:val="27"/>
+            <w:szCs w:val="27"/>
+          </w:rPr>
+          <w:t>user@jmeter.apache.org</w:t>
+        </w:r>
+      </w:hyperlink>
+      <w:r>
+        <w:rPr>
+          <w:rFonts w:ascii="Helvetica" w:hAnsi="Helvetica" w:cs="Helvetica"/>
+          <w:color w:val="000000"/>
+          <w:sz w:val="27"/>
+          <w:szCs w:val="27"/>
+        </w:rPr>
+        <w:t xml:space="preserve"> (after the subscription process)</w:t>
+      </w:r>
+    </w:p>
+    <w:p>
+      <w:pPr>
+        <w:pStyle w:val="ListParagraph"/>
+        <w:numPr>
+          <w:ilvl w:val="1"/>
+          <w:numId w:val="2"/>
+        </w:numPr>
+        <w:rPr>
+          <w:rFonts w:ascii="Trebuchet MS" w:hAnsi="Trebuchet MS"/>
+          <w:sz w:val="36"/>
+          <w:szCs w:val="36"/>
+        </w:rPr>
+      </w:pPr>
+      <w:r>
+        <w:rPr>
+          <w:rFonts w:ascii="Helvetica" w:hAnsi="Helvetica" w:cs="Helvetica"/>
+          <w:color w:val="000000"/>
+          <w:sz w:val="27"/>
+          <w:szCs w:val="27"/>
+        </w:rPr>
+        <w:t xml:space="preserve">Unsubscribe at </w:t>
+      </w:r>
+      <w:hyperlink r:id="rId78" w:history="1">
+        <w:r>
+          <w:rPr>
+            <w:rStyle w:val="Hyperlink"/>
+            <w:rFonts w:ascii="Helvetica" w:hAnsi="Helvetica" w:cs="Helvetica"/>
+            <w:color w:val="A52A2A"/>
+            <w:sz w:val="27"/>
+            <w:szCs w:val="27"/>
+          </w:rPr>
+          <w:t>user-unsubscribe@jmeter.apache.org</w:t>
+        </w:r>
+      </w:hyperlink>
     </w:p>
     <w:p>
       <w:pPr>
@@ -10744,7 +12671,7 @@
         </w:rPr>
         <w:t xml:space="preserve">Refer </w:t>
       </w:r>
-      <w:hyperlink r:id="rId61" w:history="1">
+      <w:hyperlink r:id="rId79" w:history="1">
         <w:r>
           <w:rPr>
             <w:rStyle w:val="Hyperlink"/>
@@ -10791,29 +12718,206 @@
           <w:sz w:val="36"/>
           <w:szCs w:val="36"/>
         </w:rPr>
-        <w:t xml:space="preserve">Increasing JMeter Heap size </w:t>
-      </w:r>
-    </w:p>
-    <w:p>
-      <w:pPr>
-        <w:pStyle w:val="ListParagraph"/>
-        <w:numPr>
-          <w:ilvl w:val="1"/>
-          <w:numId w:val="2"/>
-        </w:numPr>
-        <w:rPr>
-          <w:rFonts w:ascii="Trebuchet MS" w:hAnsi="Trebuchet MS"/>
-          <w:sz w:val="36"/>
-          <w:szCs w:val="36"/>
-        </w:rPr>
-      </w:pPr>
-      <w:r>
-        <w:rPr>
-          <w:rFonts w:ascii="Trebuchet MS" w:hAnsi="Trebuchet MS"/>
-          <w:sz w:val="36"/>
-          <w:szCs w:val="36"/>
-        </w:rPr>
-        <w:t xml:space="preserve">Distributed Load Testing ▪ How to build a distributed load </w:t>
+        <w:t>Increasing JMeter Heap siz</w:t>
+      </w:r>
+      <w:r>
+        <w:rPr>
+          <w:rFonts w:ascii="Trebuchet MS" w:hAnsi="Trebuchet MS"/>
+          <w:sz w:val="36"/>
+          <w:szCs w:val="36"/>
+        </w:rPr>
+        <w:t>e</w:t>
+      </w:r>
+    </w:p>
+    <w:p>
+      <w:pPr>
+        <w:pStyle w:val="ListParagraph"/>
+        <w:numPr>
+          <w:ilvl w:val="2"/>
+          <w:numId w:val="2"/>
+        </w:numPr>
+        <w:rPr>
+          <w:rFonts w:ascii="Trebuchet MS" w:hAnsi="Trebuchet MS"/>
+          <w:sz w:val="36"/>
+          <w:szCs w:val="36"/>
+        </w:rPr>
+      </w:pPr>
+      <w:r>
+        <w:rPr>
+          <w:rFonts w:ascii="Trebuchet MS" w:hAnsi="Trebuchet MS"/>
+          <w:sz w:val="36"/>
+          <w:szCs w:val="36"/>
+        </w:rPr>
+        <w:t>Open jmeter.bat in notepad</w:t>
+      </w:r>
+    </w:p>
+    <w:p>
+      <w:pPr>
+        <w:pStyle w:val="ListParagraph"/>
+        <w:numPr>
+          <w:ilvl w:val="2"/>
+          <w:numId w:val="2"/>
+        </w:numPr>
+        <w:rPr>
+          <w:rFonts w:ascii="Trebuchet MS" w:hAnsi="Trebuchet MS"/>
+          <w:sz w:val="36"/>
+          <w:szCs w:val="36"/>
+        </w:rPr>
+      </w:pPr>
+      <w:r>
+        <w:rPr>
+          <w:rFonts w:ascii="Trebuchet MS" w:hAnsi="Trebuchet MS"/>
+          <w:sz w:val="36"/>
+          <w:szCs w:val="36"/>
+        </w:rPr>
+        <w:t>Search for Heap</w:t>
+      </w:r>
+    </w:p>
+    <w:p>
+      <w:pPr>
+        <w:pStyle w:val="ListParagraph"/>
+        <w:numPr>
+          <w:ilvl w:val="2"/>
+          <w:numId w:val="2"/>
+        </w:numPr>
+        <w:rPr>
+          <w:rFonts w:ascii="Trebuchet MS" w:hAnsi="Trebuchet MS"/>
+          <w:sz w:val="36"/>
+          <w:szCs w:val="36"/>
+        </w:rPr>
+      </w:pPr>
+      <w:r>
+        <w:rPr>
+          <w:rFonts w:ascii="Trebuchet MS" w:hAnsi="Trebuchet MS"/>
+          <w:sz w:val="36"/>
+          <w:szCs w:val="36"/>
+        </w:rPr>
+        <w:t>Edit max memory allocated eg.</w:t>
+      </w:r>
+    </w:p>
+    <w:p>
+      <w:pPr>
+        <w:pStyle w:val="ListParagraph"/>
+        <w:numPr>
+          <w:ilvl w:val="3"/>
+          <w:numId w:val="2"/>
+        </w:numPr>
+        <w:rPr>
+          <w:rFonts w:ascii="Trebuchet MS" w:hAnsi="Trebuchet MS"/>
+          <w:sz w:val="36"/>
+          <w:szCs w:val="36"/>
+        </w:rPr>
+      </w:pPr>
+      <w:r>
+        <w:rPr>
+          <w:rFonts w:ascii="Trebuchet MS" w:hAnsi="Trebuchet MS"/>
+          <w:sz w:val="36"/>
+          <w:szCs w:val="36"/>
+        </w:rPr>
+        <w:t>set HEAP=-Xms1g -</w:t>
+      </w:r>
+      <w:r>
+        <w:rPr>
+          <w:rFonts w:ascii="Trebuchet MS" w:hAnsi="Trebuchet MS"/>
+          <w:color w:val="FF0000"/>
+          <w:sz w:val="36"/>
+          <w:szCs w:val="36"/>
+        </w:rPr>
+        <w:t xml:space="preserve">Xmx30g </w:t>
+      </w:r>
+      <w:r>
+        <w:rPr>
+          <w:rFonts w:ascii="Trebuchet MS" w:hAnsi="Trebuchet MS"/>
+          <w:sz w:val="36"/>
+          <w:szCs w:val="36"/>
+        </w:rPr>
+        <w:t>-</w:t>
+      </w:r>
+      <w:proofErr w:type="spellStart"/>
+      <w:r>
+        <w:rPr>
+          <w:rFonts w:ascii="Trebuchet MS" w:hAnsi="Trebuchet MS"/>
+          <w:sz w:val="36"/>
+          <w:szCs w:val="36"/>
+        </w:rPr>
+        <w:t>XX:MaxMetaspaceSize</w:t>
+      </w:r>
+      <w:proofErr w:type="spellEnd"/>
+      <w:r>
+        <w:rPr>
+          <w:rFonts w:ascii="Trebuchet MS" w:hAnsi="Trebuchet MS"/>
+          <w:sz w:val="36"/>
+          <w:szCs w:val="36"/>
+        </w:rPr>
+        <w:t>=256m</w:t>
+      </w:r>
+      <w:r>
+        <w:rPr>
+          <w:rFonts w:ascii="Trebuchet MS" w:hAnsi="Trebuchet MS"/>
+          <w:sz w:val="36"/>
+          <w:szCs w:val="36"/>
+        </w:rPr>
+        <w:t xml:space="preserve"> </w:t>
+      </w:r>
+    </w:p>
+    <w:p>
+      <w:pPr>
+        <w:pStyle w:val="ListParagraph"/>
+        <w:numPr>
+          <w:ilvl w:val="1"/>
+          <w:numId w:val="2"/>
+        </w:numPr>
+        <w:rPr>
+          <w:rFonts w:ascii="Trebuchet MS" w:hAnsi="Trebuchet MS"/>
+          <w:sz w:val="36"/>
+          <w:szCs w:val="36"/>
+        </w:rPr>
+      </w:pPr>
+      <w:r>
+        <w:rPr>
+          <w:rFonts w:ascii="Trebuchet MS" w:hAnsi="Trebuchet MS"/>
+          <w:sz w:val="36"/>
+          <w:szCs w:val="36"/>
+        </w:rPr>
+        <w:t xml:space="preserve">Distributed </w:t>
+      </w:r>
+      <w:r>
+        <w:rPr>
+          <w:rFonts w:ascii="Trebuchet MS" w:hAnsi="Trebuchet MS"/>
+          <w:sz w:val="36"/>
+          <w:szCs w:val="36"/>
+        </w:rPr>
+        <w:t>user l</w:t>
+      </w:r>
+      <w:r>
+        <w:rPr>
+          <w:rFonts w:ascii="Trebuchet MS" w:hAnsi="Trebuchet MS"/>
+          <w:sz w:val="36"/>
+          <w:szCs w:val="36"/>
+        </w:rPr>
+        <w:t xml:space="preserve">oad Testing </w:t>
+      </w:r>
+    </w:p>
+    <w:p>
+      <w:pPr>
+        <w:pStyle w:val="ListParagraph"/>
+        <w:numPr>
+          <w:ilvl w:val="2"/>
+          <w:numId w:val="2"/>
+        </w:numPr>
+        <w:rPr>
+          <w:rFonts w:ascii="Trebuchet MS" w:hAnsi="Trebuchet MS"/>
+          <w:sz w:val="36"/>
+          <w:szCs w:val="36"/>
+        </w:rPr>
+      </w:pPr>
+      <w:r>
+        <w:rPr>
+          <w:rFonts w:ascii="Trebuchet MS" w:hAnsi="Trebuchet MS"/>
+          <w:sz w:val="36"/>
+          <w:szCs w:val="36"/>
+        </w:rPr>
+        <w:t xml:space="preserve">How to build a distributed load </w:t>
       </w:r>
       <w:proofErr w:type="gramStart"/>
       <w:r>
@@ -10886,44 +12990,22 @@
       <w:pPr>
         <w:pStyle w:val="ListParagraph"/>
         <w:numPr>
-          <w:ilvl w:val="1"/>
-          <w:numId w:val="2"/>
-        </w:numPr>
-        <w:rPr>
-          <w:rFonts w:ascii="Trebuchet MS" w:hAnsi="Trebuchet MS"/>
-          <w:sz w:val="36"/>
-          <w:szCs w:val="36"/>
-        </w:rPr>
-      </w:pPr>
-      <w:r>
-        <w:rPr>
-          <w:rFonts w:ascii="Trebuchet MS" w:hAnsi="Trebuchet MS"/>
-          <w:sz w:val="36"/>
-          <w:szCs w:val="36"/>
-        </w:rPr>
-        <w:t>JMeter Properties &amp; User Properties explained</w:t>
-      </w:r>
-    </w:p>
-    <w:p>
-      <w:pPr>
-        <w:pStyle w:val="ListParagraph"/>
-        <w:numPr>
-          <w:ilvl w:val="1"/>
-          <w:numId w:val="2"/>
-        </w:numPr>
-        <w:rPr>
-          <w:rFonts w:ascii="Trebuchet MS" w:hAnsi="Trebuchet MS"/>
-          <w:sz w:val="36"/>
-          <w:szCs w:val="36"/>
-        </w:rPr>
-      </w:pPr>
-      <w:r>
-        <w:rPr>
-          <w:rFonts w:ascii="Trebuchet MS" w:hAnsi="Trebuchet MS"/>
-          <w:sz w:val="36"/>
-          <w:szCs w:val="36"/>
-        </w:rPr>
-        <w:t xml:space="preserve">Changing HTML report properties [OK, KO, </w:t>
+          <w:ilvl w:val="2"/>
+          <w:numId w:val="2"/>
+        </w:numPr>
+        <w:rPr>
+          <w:rFonts w:ascii="Trebuchet MS" w:hAnsi="Trebuchet MS"/>
+          <w:sz w:val="36"/>
+          <w:szCs w:val="36"/>
+        </w:rPr>
+      </w:pPr>
+      <w:r>
+        <w:rPr>
+          <w:rFonts w:ascii="Trebuchet MS" w:hAnsi="Trebuchet MS"/>
+          <w:sz w:val="36"/>
+          <w:szCs w:val="36"/>
+        </w:rPr>
+        <w:t xml:space="preserve">Open </w:t>
       </w:r>
       <w:proofErr w:type="spellStart"/>
       <w:r>
@@ -10932,7 +13014,7 @@
           <w:sz w:val="36"/>
           <w:szCs w:val="36"/>
         </w:rPr>
-        <w:t>ms</w:t>
+        <w:t>jmeter.properties</w:t>
       </w:r>
       <w:proofErr w:type="spellEnd"/>
       <w:r>
@@ -10941,47 +13023,122 @@
           <w:sz w:val="36"/>
           <w:szCs w:val="36"/>
         </w:rPr>
-        <w:t xml:space="preserve"> to sec, project name </w:t>
+        <w:t xml:space="preserve"> file in /bin folder</w:t>
+      </w:r>
+    </w:p>
+    <w:p>
+      <w:pPr>
+        <w:pStyle w:val="ListParagraph"/>
+        <w:numPr>
+          <w:ilvl w:val="2"/>
+          <w:numId w:val="2"/>
+        </w:numPr>
+        <w:rPr>
+          <w:rFonts w:ascii="Trebuchet MS" w:hAnsi="Trebuchet MS"/>
+          <w:sz w:val="36"/>
+          <w:szCs w:val="36"/>
+        </w:rPr>
+      </w:pPr>
+      <w:r>
+        <w:rPr>
+          <w:rFonts w:ascii="Trebuchet MS" w:hAnsi="Trebuchet MS"/>
+          <w:sz w:val="36"/>
+          <w:szCs w:val="36"/>
+        </w:rPr>
+        <w:t>Search for timestamp</w:t>
+      </w:r>
+    </w:p>
+    <w:p>
+      <w:pPr>
+        <w:pStyle w:val="ListParagraph"/>
+        <w:numPr>
+          <w:ilvl w:val="2"/>
+          <w:numId w:val="2"/>
+        </w:numPr>
+        <w:rPr>
+          <w:rFonts w:ascii="Trebuchet MS" w:hAnsi="Trebuchet MS"/>
+          <w:sz w:val="36"/>
+          <w:szCs w:val="36"/>
+        </w:rPr>
+      </w:pPr>
+      <w:r>
+        <w:rPr>
+          <w:rFonts w:ascii="Trebuchet MS" w:hAnsi="Trebuchet MS"/>
+          <w:sz w:val="36"/>
+          <w:szCs w:val="36"/>
+        </w:rPr>
+        <w:t>Remove the # symbol</w:t>
+      </w:r>
+      <w:r>
+        <w:rPr>
+          <w:rFonts w:ascii="Trebuchet MS" w:hAnsi="Trebuchet MS"/>
+          <w:sz w:val="36"/>
+          <w:szCs w:val="36"/>
+        </w:rPr>
+        <w:t xml:space="preserve"> as below:</w:t>
+      </w:r>
+    </w:p>
+    <w:p>
+      <w:pPr>
+        <w:pStyle w:val="ListParagraph"/>
+        <w:ind w:left="2880"/>
+        <w:rPr>
+          <w:rFonts w:ascii="Trebuchet MS" w:hAnsi="Trebuchet MS"/>
+          <w:color w:val="FF0000"/>
+          <w:sz w:val="36"/>
+          <w:szCs w:val="36"/>
+        </w:rPr>
+      </w:pPr>
+      <w:r>
+        <w:rPr>
+          <w:rFonts w:ascii="Trebuchet MS" w:hAnsi="Trebuchet MS"/>
+          <w:color w:val="FF0000"/>
+          <w:sz w:val="36"/>
+          <w:szCs w:val="36"/>
+        </w:rPr>
+        <w:t>#</w:t>
+      </w:r>
+      <w:r>
+        <w:rPr>
+          <w:rFonts w:ascii="Trebuchet MS" w:hAnsi="Trebuchet MS"/>
+          <w:color w:val="FF0000"/>
+          <w:sz w:val="36"/>
+          <w:szCs w:val="36"/>
+        </w:rPr>
+        <w:t xml:space="preserve">jmeter.save.saveservice.timestamp_format=yyyy/MM/dd </w:t>
       </w:r>
       <w:proofErr w:type="spellStart"/>
       <w:r>
         <w:rPr>
           <w:rFonts w:ascii="Trebuchet MS" w:hAnsi="Trebuchet MS"/>
-          <w:sz w:val="36"/>
-          <w:szCs w:val="36"/>
-        </w:rPr>
-        <w:t>etc</w:t>
+          <w:color w:val="FF0000"/>
+          <w:sz w:val="36"/>
+          <w:szCs w:val="36"/>
+        </w:rPr>
+        <w:t>HH:mm:ss.SSS</w:t>
       </w:r>
       <w:proofErr w:type="spellEnd"/>
-      <w:r>
-        <w:rPr>
-          <w:rFonts w:ascii="Trebuchet MS" w:hAnsi="Trebuchet MS"/>
-          <w:sz w:val="36"/>
-          <w:szCs w:val="36"/>
-        </w:rPr>
-        <w:t>]</w:t>
-      </w:r>
-    </w:p>
-    <w:p>
-      <w:pPr>
-        <w:pStyle w:val="ListParagraph"/>
-        <w:numPr>
-          <w:ilvl w:val="1"/>
-          <w:numId w:val="2"/>
-        </w:numPr>
-        <w:rPr>
-          <w:rFonts w:ascii="Trebuchet MS" w:hAnsi="Trebuchet MS"/>
-          <w:sz w:val="36"/>
-          <w:szCs w:val="36"/>
-        </w:rPr>
-      </w:pPr>
-      <w:r>
-        <w:rPr>
-          <w:rFonts w:ascii="Trebuchet MS" w:hAnsi="Trebuchet MS"/>
-          <w:sz w:val="36"/>
-          <w:szCs w:val="36"/>
-        </w:rPr>
-        <w:t xml:space="preserve">Change HTML report to show seconds instead of </w:t>
+    </w:p>
+    <w:p>
+      <w:pPr>
+        <w:pStyle w:val="ListParagraph"/>
+        <w:numPr>
+          <w:ilvl w:val="2"/>
+          <w:numId w:val="2"/>
+        </w:numPr>
+        <w:rPr>
+          <w:rFonts w:ascii="Trebuchet MS" w:hAnsi="Trebuchet MS"/>
+          <w:sz w:val="36"/>
+          <w:szCs w:val="36"/>
+        </w:rPr>
+      </w:pPr>
+      <w:r>
+        <w:rPr>
+          <w:rFonts w:ascii="Trebuchet MS" w:hAnsi="Trebuchet MS"/>
+          <w:sz w:val="36"/>
+          <w:szCs w:val="36"/>
+        </w:rPr>
+        <w:t xml:space="preserve">Save the changes &amp; restart </w:t>
       </w:r>
       <w:proofErr w:type="spellStart"/>
       <w:r>
@@ -10990,16 +13147,97 @@
           <w:sz w:val="36"/>
           <w:szCs w:val="36"/>
         </w:rPr>
-        <w:t>ms</w:t>
+        <w:t>Jmeter</w:t>
       </w:r>
       <w:proofErr w:type="spellEnd"/>
-      <w:r>
-        <w:rPr>
-          <w:rFonts w:ascii="Trebuchet MS" w:hAnsi="Trebuchet MS"/>
-          <w:sz w:val="36"/>
-          <w:szCs w:val="36"/>
-        </w:rPr>
-        <w:t xml:space="preserve"> ; show top 10 errors instead of 5 errors [bin -&gt; report-template -&gt; content -&gt; </w:t>
+    </w:p>
+    <w:p>
+      <w:pPr>
+        <w:pStyle w:val="ListParagraph"/>
+        <w:numPr>
+          <w:ilvl w:val="2"/>
+          <w:numId w:val="2"/>
+        </w:numPr>
+        <w:rPr>
+          <w:rFonts w:ascii="Trebuchet MS" w:hAnsi="Trebuchet MS"/>
+          <w:sz w:val="36"/>
+          <w:szCs w:val="36"/>
+        </w:rPr>
+      </w:pPr>
+      <w:r>
+        <w:rPr>
+          <w:rFonts w:ascii="Trebuchet MS" w:hAnsi="Trebuchet MS"/>
+          <w:sz w:val="36"/>
+          <w:szCs w:val="36"/>
+        </w:rPr>
+        <w:t>Run the .jmx file &amp; observe the .csv test report generated</w:t>
+      </w:r>
+    </w:p>
+    <w:p>
+      <w:pPr>
+        <w:pStyle w:val="ListParagraph"/>
+        <w:numPr>
+          <w:ilvl w:val="1"/>
+          <w:numId w:val="2"/>
+        </w:numPr>
+        <w:rPr>
+          <w:rFonts w:ascii="Trebuchet MS" w:hAnsi="Trebuchet MS"/>
+          <w:sz w:val="36"/>
+          <w:szCs w:val="36"/>
+        </w:rPr>
+      </w:pPr>
+      <w:r>
+        <w:rPr>
+          <w:rFonts w:ascii="Trebuchet MS" w:hAnsi="Trebuchet MS"/>
+          <w:sz w:val="36"/>
+          <w:szCs w:val="36"/>
+        </w:rPr>
+        <w:t>User Properties explained</w:t>
+      </w:r>
+    </w:p>
+    <w:p>
+      <w:pPr>
+        <w:pStyle w:val="ListParagraph"/>
+        <w:numPr>
+          <w:ilvl w:val="1"/>
+          <w:numId w:val="2"/>
+        </w:numPr>
+        <w:rPr>
+          <w:rFonts w:ascii="Trebuchet MS" w:hAnsi="Trebuchet MS"/>
+          <w:sz w:val="36"/>
+          <w:szCs w:val="36"/>
+        </w:rPr>
+      </w:pPr>
+      <w:r>
+        <w:rPr>
+          <w:rFonts w:ascii="Trebuchet MS" w:hAnsi="Trebuchet MS"/>
+          <w:sz w:val="36"/>
+          <w:szCs w:val="36"/>
+        </w:rPr>
+        <w:lastRenderedPageBreak/>
+        <w:t>Change the project name in the generate HTML report</w:t>
+      </w:r>
+    </w:p>
+    <w:p>
+      <w:pPr>
+        <w:pStyle w:val="ListParagraph"/>
+        <w:numPr>
+          <w:ilvl w:val="2"/>
+          <w:numId w:val="2"/>
+        </w:numPr>
+        <w:rPr>
+          <w:rFonts w:ascii="Trebuchet MS" w:hAnsi="Trebuchet MS"/>
+          <w:sz w:val="36"/>
+          <w:szCs w:val="36"/>
+        </w:rPr>
+      </w:pPr>
+      <w:r>
+        <w:rPr>
+          <w:rFonts w:ascii="Trebuchet MS" w:hAnsi="Trebuchet MS"/>
+          <w:sz w:val="36"/>
+          <w:szCs w:val="36"/>
+        </w:rPr>
+        <w:t xml:space="preserve">Open </w:t>
       </w:r>
       <w:proofErr w:type="spellStart"/>
       <w:r>
@@ -11008,7 +13246,7 @@
           <w:sz w:val="36"/>
           <w:szCs w:val="36"/>
         </w:rPr>
-        <w:t>js</w:t>
+        <w:t>user.properties</w:t>
       </w:r>
       <w:proofErr w:type="spellEnd"/>
       <w:r>
@@ -11017,7 +13255,159 @@
           <w:sz w:val="36"/>
           <w:szCs w:val="36"/>
         </w:rPr>
-        <w:t>&gt;</w:t>
+        <w:t xml:space="preserve"> file in /bin folder</w:t>
+      </w:r>
+    </w:p>
+    <w:p>
+      <w:pPr>
+        <w:pStyle w:val="ListParagraph"/>
+        <w:numPr>
+          <w:ilvl w:val="2"/>
+          <w:numId w:val="2"/>
+        </w:numPr>
+        <w:rPr>
+          <w:rFonts w:ascii="Trebuchet MS" w:hAnsi="Trebuchet MS"/>
+          <w:sz w:val="36"/>
+          <w:szCs w:val="36"/>
+        </w:rPr>
+      </w:pPr>
+      <w:r>
+        <w:rPr>
+          <w:rFonts w:ascii="Trebuchet MS" w:hAnsi="Trebuchet MS"/>
+          <w:sz w:val="36"/>
+          <w:szCs w:val="36"/>
+        </w:rPr>
+        <w:t>Search for report</w:t>
+      </w:r>
+    </w:p>
+    <w:p>
+      <w:pPr>
+        <w:pStyle w:val="ListParagraph"/>
+        <w:numPr>
+          <w:ilvl w:val="2"/>
+          <w:numId w:val="2"/>
+        </w:numPr>
+        <w:rPr>
+          <w:rFonts w:ascii="Trebuchet MS" w:hAnsi="Trebuchet MS"/>
+          <w:sz w:val="36"/>
+          <w:szCs w:val="36"/>
+        </w:rPr>
+      </w:pPr>
+      <w:r>
+        <w:rPr>
+          <w:rFonts w:ascii="Trebuchet MS" w:hAnsi="Trebuchet MS"/>
+          <w:sz w:val="36"/>
+          <w:szCs w:val="36"/>
+        </w:rPr>
+        <w:t>Edit the below line to remove # and write new project title name to be printed on the generated HTML test report</w:t>
+      </w:r>
+    </w:p>
+    <w:p>
+      <w:pPr>
+        <w:ind w:left="1440" w:firstLine="720"/>
+        <w:rPr>
+          <w:rFonts w:ascii="Trebuchet MS" w:hAnsi="Trebuchet MS"/>
+          <w:color w:val="FF0000"/>
+          <w:sz w:val="36"/>
+          <w:szCs w:val="36"/>
+        </w:rPr>
+      </w:pPr>
+      <w:r>
+        <w:rPr>
+          <w:rFonts w:ascii="Trebuchet MS" w:hAnsi="Trebuchet MS"/>
+          <w:color w:val="FF0000"/>
+          <w:sz w:val="36"/>
+          <w:szCs w:val="36"/>
+        </w:rPr>
+        <w:t>#jmeter.reportgenerator.report_title=Apache JMeter Dashboard</w:t>
+      </w:r>
+    </w:p>
+    <w:p>
+      <w:pPr>
+        <w:pStyle w:val="ListParagraph"/>
+        <w:numPr>
+          <w:ilvl w:val="2"/>
+          <w:numId w:val="2"/>
+        </w:numPr>
+        <w:rPr>
+          <w:rFonts w:ascii="Trebuchet MS" w:hAnsi="Trebuchet MS"/>
+          <w:sz w:val="36"/>
+          <w:szCs w:val="36"/>
+        </w:rPr>
+      </w:pPr>
+      <w:r>
+        <w:rPr>
+          <w:rFonts w:ascii="Trebuchet MS" w:hAnsi="Trebuchet MS"/>
+          <w:sz w:val="36"/>
+          <w:szCs w:val="36"/>
+        </w:rPr>
+        <w:t>Save the changes</w:t>
+      </w:r>
+    </w:p>
+    <w:p>
+      <w:pPr>
+        <w:pStyle w:val="ListParagraph"/>
+        <w:numPr>
+          <w:ilvl w:val="2"/>
+          <w:numId w:val="2"/>
+        </w:numPr>
+        <w:rPr>
+          <w:rFonts w:ascii="Trebuchet MS" w:hAnsi="Trebuchet MS"/>
+          <w:sz w:val="36"/>
+          <w:szCs w:val="36"/>
+        </w:rPr>
+      </w:pPr>
+      <w:r>
+        <w:rPr>
+          <w:rFonts w:ascii="Trebuchet MS" w:hAnsi="Trebuchet MS"/>
+          <w:sz w:val="36"/>
+          <w:szCs w:val="36"/>
+        </w:rPr>
+        <w:t>Restart JMeter</w:t>
+      </w:r>
+    </w:p>
+    <w:p>
+      <w:pPr>
+        <w:pStyle w:val="ListParagraph"/>
+        <w:numPr>
+          <w:ilvl w:val="2"/>
+          <w:numId w:val="2"/>
+        </w:numPr>
+        <w:rPr>
+          <w:rFonts w:ascii="Trebuchet MS" w:hAnsi="Trebuchet MS"/>
+          <w:sz w:val="36"/>
+          <w:szCs w:val="36"/>
+        </w:rPr>
+      </w:pPr>
+      <w:r>
+        <w:rPr>
+          <w:rFonts w:ascii="Trebuchet MS" w:hAnsi="Trebuchet MS"/>
+          <w:sz w:val="36"/>
+          <w:szCs w:val="36"/>
+        </w:rPr>
+        <w:t>Run the .jmx and generate HTML test report</w:t>
+      </w:r>
+    </w:p>
+    <w:p>
+      <w:pPr>
+        <w:pStyle w:val="ListParagraph"/>
+        <w:numPr>
+          <w:ilvl w:val="2"/>
+          <w:numId w:val="2"/>
+        </w:numPr>
+        <w:rPr>
+          <w:rFonts w:ascii="Trebuchet MS" w:hAnsi="Trebuchet MS"/>
+          <w:sz w:val="36"/>
+          <w:szCs w:val="36"/>
+        </w:rPr>
+      </w:pPr>
+      <w:r>
+        <w:rPr>
+          <w:rFonts w:ascii="Trebuchet MS" w:hAnsi="Trebuchet MS"/>
+          <w:sz w:val="36"/>
+          <w:szCs w:val="36"/>
+        </w:rPr>
+        <w:t xml:space="preserve">Observe the new project title in the </w:t>
       </w:r>
       <w:proofErr w:type="spellStart"/>
       <w:r>
@@ -11026,17 +13416,602 @@
           <w:sz w:val="36"/>
           <w:szCs w:val="36"/>
         </w:rPr>
-        <w:t>dashboard.js.fmk</w:t>
-      </w:r>
-      <w:r>
-        <w:rPr>
-          <w:rFonts w:ascii="Trebuchet MS" w:hAnsi="Trebuchet MS"/>
-          <w:sz w:val="36"/>
-          <w:szCs w:val="36"/>
-        </w:rPr>
-        <w:t>r</w:t>
+        <w:t>HTMl</w:t>
       </w:r>
       <w:proofErr w:type="spellEnd"/>
+      <w:r>
+        <w:rPr>
+          <w:rFonts w:ascii="Trebuchet MS" w:hAnsi="Trebuchet MS"/>
+          <w:sz w:val="36"/>
+          <w:szCs w:val="36"/>
+        </w:rPr>
+        <w:t xml:space="preserve"> test report</w:t>
+      </w:r>
+      <w:r>
+        <w:rPr>
+          <w:rFonts w:ascii="Trebuchet MS" w:hAnsi="Trebuchet MS"/>
+          <w:color w:val="FF0000"/>
+          <w:sz w:val="36"/>
+          <w:szCs w:val="36"/>
+        </w:rPr>
+        <w:tab/>
+      </w:r>
+    </w:p>
+    <w:p>
+      <w:pPr>
+        <w:pStyle w:val="ListParagraph"/>
+        <w:numPr>
+          <w:ilvl w:val="1"/>
+          <w:numId w:val="2"/>
+        </w:numPr>
+        <w:rPr>
+          <w:rFonts w:ascii="Trebuchet MS" w:hAnsi="Trebuchet MS"/>
+          <w:sz w:val="36"/>
+          <w:szCs w:val="36"/>
+        </w:rPr>
+      </w:pPr>
+      <w:r>
+        <w:rPr>
+          <w:rFonts w:ascii="Trebuchet MS" w:hAnsi="Trebuchet MS"/>
+          <w:sz w:val="36"/>
+          <w:szCs w:val="36"/>
+        </w:rPr>
+        <w:t xml:space="preserve">Simulating network speed </w:t>
+      </w:r>
+      <w:r>
+        <w:rPr>
+          <w:rFonts w:ascii="Trebuchet MS" w:hAnsi="Trebuchet MS"/>
+          <w:sz w:val="36"/>
+          <w:szCs w:val="36"/>
+        </w:rPr>
+        <w:t>in</w:t>
+      </w:r>
+      <w:r>
+        <w:rPr>
+          <w:rFonts w:ascii="Trebuchet MS" w:hAnsi="Trebuchet MS"/>
+          <w:sz w:val="36"/>
+          <w:szCs w:val="36"/>
+        </w:rPr>
+        <w:t xml:space="preserve"> JMeter</w:t>
+      </w:r>
+    </w:p>
+    <w:p>
+      <w:pPr>
+        <w:pStyle w:val="ListParagraph"/>
+        <w:numPr>
+          <w:ilvl w:val="2"/>
+          <w:numId w:val="2"/>
+        </w:numPr>
+        <w:rPr>
+          <w:rFonts w:ascii="Trebuchet MS" w:hAnsi="Trebuchet MS"/>
+          <w:sz w:val="36"/>
+          <w:szCs w:val="36"/>
+        </w:rPr>
+      </w:pPr>
+      <w:r>
+        <w:rPr>
+          <w:rFonts w:ascii="Trebuchet MS" w:hAnsi="Trebuchet MS"/>
+          <w:sz w:val="36"/>
+          <w:szCs w:val="36"/>
+        </w:rPr>
+        <w:t>Search in google (</w:t>
+      </w:r>
+      <w:r>
+        <w:rPr>
+          <w:rFonts w:ascii="Trebuchet MS" w:hAnsi="Trebuchet MS"/>
+          <w:i/>
+          <w:iCs/>
+          <w:color w:val="FF0000"/>
+          <w:sz w:val="36"/>
+          <w:szCs w:val="36"/>
+        </w:rPr>
+        <w:t xml:space="preserve">search text: </w:t>
+      </w:r>
+      <w:r>
+        <w:rPr>
+          <w:rFonts w:ascii="Trebuchet MS" w:hAnsi="Trebuchet MS"/>
+          <w:i/>
+          <w:iCs/>
+          <w:color w:val="FF0000"/>
+          <w:sz w:val="36"/>
+          <w:szCs w:val="36"/>
+        </w:rPr>
+        <w:t>network speed cps values</w:t>
+      </w:r>
+      <w:r>
+        <w:rPr>
+          <w:rFonts w:ascii="Trebuchet MS" w:hAnsi="Trebuchet MS"/>
+          <w:sz w:val="36"/>
+          <w:szCs w:val="36"/>
+        </w:rPr>
+        <w:t>) for required CPS values to be tested in JMeter for performance testing</w:t>
+      </w:r>
+    </w:p>
+    <w:p>
+      <w:pPr>
+        <w:pStyle w:val="ListParagraph"/>
+        <w:numPr>
+          <w:ilvl w:val="2"/>
+          <w:numId w:val="2"/>
+        </w:numPr>
+        <w:rPr>
+          <w:rFonts w:ascii="Trebuchet MS" w:hAnsi="Trebuchet MS"/>
+          <w:sz w:val="36"/>
+          <w:szCs w:val="36"/>
+        </w:rPr>
+      </w:pPr>
+      <w:r>
+        <w:rPr>
+          <w:rFonts w:ascii="Trebuchet MS" w:hAnsi="Trebuchet MS"/>
+          <w:sz w:val="36"/>
+          <w:szCs w:val="36"/>
+        </w:rPr>
+        <w:t xml:space="preserve">Open </w:t>
+      </w:r>
+      <w:proofErr w:type="spellStart"/>
+      <w:r>
+        <w:rPr>
+          <w:rFonts w:ascii="Trebuchet MS" w:hAnsi="Trebuchet MS"/>
+          <w:sz w:val="36"/>
+          <w:szCs w:val="36"/>
+        </w:rPr>
+        <w:t>jmeter.properties</w:t>
+      </w:r>
+      <w:proofErr w:type="spellEnd"/>
+      <w:r>
+        <w:rPr>
+          <w:rFonts w:ascii="Trebuchet MS" w:hAnsi="Trebuchet MS"/>
+          <w:sz w:val="36"/>
+          <w:szCs w:val="36"/>
+        </w:rPr>
+        <w:t xml:space="preserve"> file in notepad</w:t>
+      </w:r>
+    </w:p>
+    <w:p>
+      <w:pPr>
+        <w:pStyle w:val="ListParagraph"/>
+        <w:numPr>
+          <w:ilvl w:val="2"/>
+          <w:numId w:val="2"/>
+        </w:numPr>
+        <w:rPr>
+          <w:rFonts w:ascii="Trebuchet MS" w:hAnsi="Trebuchet MS"/>
+          <w:sz w:val="36"/>
+          <w:szCs w:val="36"/>
+        </w:rPr>
+      </w:pPr>
+      <w:r>
+        <w:rPr>
+          <w:rFonts w:ascii="Trebuchet MS" w:hAnsi="Trebuchet MS"/>
+          <w:sz w:val="36"/>
+          <w:szCs w:val="36"/>
+        </w:rPr>
+        <w:t xml:space="preserve">Search for </w:t>
+      </w:r>
+      <w:proofErr w:type="gramStart"/>
+      <w:r>
+        <w:rPr>
+          <w:rFonts w:ascii="Trebuchet MS" w:hAnsi="Trebuchet MS"/>
+          <w:sz w:val="36"/>
+          <w:szCs w:val="36"/>
+        </w:rPr>
+        <w:t>cps</w:t>
+      </w:r>
+      <w:proofErr w:type="gramEnd"/>
+    </w:p>
+    <w:p>
+      <w:pPr>
+        <w:pStyle w:val="ListParagraph"/>
+        <w:numPr>
+          <w:ilvl w:val="2"/>
+          <w:numId w:val="2"/>
+        </w:numPr>
+        <w:rPr>
+          <w:rFonts w:ascii="Trebuchet MS" w:hAnsi="Trebuchet MS"/>
+          <w:sz w:val="36"/>
+          <w:szCs w:val="36"/>
+        </w:rPr>
+      </w:pPr>
+      <w:r>
+        <w:rPr>
+          <w:rFonts w:ascii="Trebuchet MS" w:hAnsi="Trebuchet MS"/>
+          <w:sz w:val="36"/>
+          <w:szCs w:val="36"/>
+        </w:rPr>
+        <w:t>Edit the below 2 fields to required cps value as per Google search results based on network simulation to be done</w:t>
+      </w:r>
+    </w:p>
+    <w:p>
+      <w:pPr>
+        <w:ind w:left="2880"/>
+        <w:rPr>
+          <w:rFonts w:ascii="Trebuchet MS" w:hAnsi="Trebuchet MS"/>
+          <w:color w:val="FF0000"/>
+          <w:sz w:val="36"/>
+          <w:szCs w:val="36"/>
+        </w:rPr>
+      </w:pPr>
+      <w:r>
+        <w:rPr>
+          <w:rFonts w:ascii="Trebuchet MS" w:hAnsi="Trebuchet MS"/>
+          <w:color w:val="FF0000"/>
+          <w:sz w:val="36"/>
+          <w:szCs w:val="36"/>
+        </w:rPr>
+        <w:t># Define characters per second &gt; 0 to emulate slow connections</w:t>
+      </w:r>
+    </w:p>
+    <w:p>
+      <w:pPr>
+        <w:ind w:left="2880"/>
+        <w:rPr>
+          <w:rFonts w:ascii="Trebuchet MS" w:hAnsi="Trebuchet MS"/>
+          <w:color w:val="FF0000"/>
+          <w:sz w:val="36"/>
+          <w:szCs w:val="36"/>
+        </w:rPr>
+      </w:pPr>
+      <w:r>
+        <w:rPr>
+          <w:rFonts w:ascii="Trebuchet MS" w:hAnsi="Trebuchet MS"/>
+          <w:color w:val="FF0000"/>
+          <w:sz w:val="36"/>
+          <w:szCs w:val="36"/>
+        </w:rPr>
+        <w:lastRenderedPageBreak/>
+        <w:t>#httpclient.socket.http.cps=0</w:t>
+      </w:r>
+    </w:p>
+    <w:p>
+      <w:pPr>
+        <w:ind w:left="2880"/>
+        <w:rPr>
+          <w:rFonts w:ascii="Trebuchet MS" w:hAnsi="Trebuchet MS"/>
+          <w:color w:val="FF0000"/>
+          <w:sz w:val="36"/>
+          <w:szCs w:val="36"/>
+        </w:rPr>
+      </w:pPr>
+      <w:r>
+        <w:rPr>
+          <w:rFonts w:ascii="Trebuchet MS" w:hAnsi="Trebuchet MS"/>
+          <w:color w:val="FF0000"/>
+          <w:sz w:val="36"/>
+          <w:szCs w:val="36"/>
+        </w:rPr>
+        <w:t>#httpclient.socket.https.cps=0</w:t>
+      </w:r>
+    </w:p>
+    <w:p>
+      <w:pPr>
+        <w:pStyle w:val="ListParagraph"/>
+        <w:numPr>
+          <w:ilvl w:val="2"/>
+          <w:numId w:val="2"/>
+        </w:numPr>
+        <w:rPr>
+          <w:rFonts w:ascii="Trebuchet MS" w:hAnsi="Trebuchet MS"/>
+          <w:sz w:val="36"/>
+          <w:szCs w:val="36"/>
+        </w:rPr>
+      </w:pPr>
+      <w:r>
+        <w:rPr>
+          <w:rFonts w:ascii="Trebuchet MS" w:hAnsi="Trebuchet MS"/>
+          <w:sz w:val="36"/>
+          <w:szCs w:val="36"/>
+        </w:rPr>
+        <w:t>Save the change</w:t>
+      </w:r>
+      <w:r>
+        <w:rPr>
+          <w:rFonts w:ascii="Trebuchet MS" w:hAnsi="Trebuchet MS"/>
+          <w:sz w:val="36"/>
+          <w:szCs w:val="36"/>
+        </w:rPr>
+        <w:t>s</w:t>
+      </w:r>
+    </w:p>
+    <w:p>
+      <w:pPr>
+        <w:pStyle w:val="ListParagraph"/>
+        <w:numPr>
+          <w:ilvl w:val="2"/>
+          <w:numId w:val="2"/>
+        </w:numPr>
+        <w:rPr>
+          <w:rFonts w:ascii="Trebuchet MS" w:hAnsi="Trebuchet MS"/>
+          <w:sz w:val="36"/>
+          <w:szCs w:val="36"/>
+        </w:rPr>
+      </w:pPr>
+      <w:r>
+        <w:rPr>
+          <w:rFonts w:ascii="Trebuchet MS" w:hAnsi="Trebuchet MS"/>
+          <w:sz w:val="36"/>
+          <w:szCs w:val="36"/>
+        </w:rPr>
+        <w:t>Restart JMeter</w:t>
+      </w:r>
+    </w:p>
+    <w:p>
+      <w:pPr>
+        <w:pStyle w:val="ListParagraph"/>
+        <w:numPr>
+          <w:ilvl w:val="2"/>
+          <w:numId w:val="2"/>
+        </w:numPr>
+        <w:rPr>
+          <w:rFonts w:ascii="Trebuchet MS" w:hAnsi="Trebuchet MS"/>
+          <w:sz w:val="36"/>
+          <w:szCs w:val="36"/>
+        </w:rPr>
+      </w:pPr>
+      <w:r>
+        <w:rPr>
+          <w:rFonts w:ascii="Trebuchet MS" w:hAnsi="Trebuchet MS"/>
+          <w:sz w:val="36"/>
+          <w:szCs w:val="36"/>
+        </w:rPr>
+        <w:t>Run .jmx file &amp; validate the test results</w:t>
+      </w:r>
+    </w:p>
+    <w:p>
+      <w:pPr>
+        <w:pStyle w:val="ListParagraph"/>
+        <w:numPr>
+          <w:ilvl w:val="2"/>
+          <w:numId w:val="2"/>
+        </w:numPr>
+        <w:rPr>
+          <w:rFonts w:ascii="Trebuchet MS" w:hAnsi="Trebuchet MS"/>
+          <w:sz w:val="36"/>
+          <w:szCs w:val="36"/>
+        </w:rPr>
+      </w:pPr>
+      <w:r>
+        <w:rPr>
+          <w:rFonts w:ascii="Trebuchet MS" w:hAnsi="Trebuchet MS"/>
+          <w:sz w:val="36"/>
+          <w:szCs w:val="36"/>
+        </w:rPr>
+        <w:t>[cps=</w:t>
+      </w:r>
+      <w:proofErr w:type="spellStart"/>
+      <w:r>
+        <w:rPr>
+          <w:rFonts w:ascii="Trebuchet MS" w:hAnsi="Trebuchet MS"/>
+          <w:sz w:val="36"/>
+          <w:szCs w:val="36"/>
+        </w:rPr>
+        <w:t>reqd</w:t>
+      </w:r>
+      <w:proofErr w:type="spellEnd"/>
+      <w:r>
+        <w:rPr>
+          <w:rFonts w:ascii="Trebuchet MS" w:hAnsi="Trebuchet MS"/>
+          <w:sz w:val="36"/>
+          <w:szCs w:val="36"/>
+        </w:rPr>
+        <w:t xml:space="preserve"> bandwidth * 128]</w:t>
+      </w:r>
+    </w:p>
+    <w:p>
+      <w:pPr>
+        <w:pStyle w:val="ListParagraph"/>
+        <w:numPr>
+          <w:ilvl w:val="1"/>
+          <w:numId w:val="2"/>
+        </w:numPr>
+        <w:rPr>
+          <w:rFonts w:ascii="Trebuchet MS" w:hAnsi="Trebuchet MS"/>
+          <w:sz w:val="36"/>
+          <w:szCs w:val="36"/>
+        </w:rPr>
+      </w:pPr>
+      <w:r>
+        <w:rPr>
+          <w:rFonts w:ascii="Trebuchet MS" w:hAnsi="Trebuchet MS"/>
+          <w:sz w:val="36"/>
+          <w:szCs w:val="36"/>
+        </w:rPr>
+        <w:t>JMeter logs</w:t>
+      </w:r>
+    </w:p>
+    <w:p>
+      <w:pPr>
+        <w:pStyle w:val="ListParagraph"/>
+        <w:numPr>
+          <w:ilvl w:val="1"/>
+          <w:numId w:val="2"/>
+        </w:numPr>
+        <w:rPr>
+          <w:rFonts w:ascii="Trebuchet MS" w:hAnsi="Trebuchet MS"/>
+          <w:sz w:val="36"/>
+          <w:szCs w:val="36"/>
+        </w:rPr>
+      </w:pPr>
+      <w:r>
+        <w:rPr>
+          <w:rFonts w:ascii="Trebuchet MS" w:hAnsi="Trebuchet MS"/>
+          <w:sz w:val="36"/>
+          <w:szCs w:val="36"/>
+        </w:rPr>
+        <w:t>JMeter online training notes</w:t>
+      </w:r>
+    </w:p>
+    <w:p>
+      <w:pPr>
+        <w:pStyle w:val="ListParagraph"/>
+        <w:numPr>
+          <w:ilvl w:val="2"/>
+          <w:numId w:val="2"/>
+        </w:numPr>
+        <w:rPr>
+          <w:rFonts w:ascii="Trebuchet MS" w:hAnsi="Trebuchet MS"/>
+          <w:sz w:val="36"/>
+          <w:szCs w:val="36"/>
+        </w:rPr>
+      </w:pPr>
+      <w:hyperlink r:id="rId80" w:history="1">
+        <w:r>
+          <w:rPr>
+            <w:rStyle w:val="Hyperlink"/>
+            <w:rFonts w:ascii="Trebuchet MS" w:hAnsi="Trebuchet MS"/>
+            <w:sz w:val="36"/>
+            <w:szCs w:val="36"/>
+          </w:rPr>
+          <w:t>https://jmeter.apache.org/usermanual/get-started.html</w:t>
+        </w:r>
+      </w:hyperlink>
+      <w:r>
+        <w:rPr>
+          <w:rFonts w:ascii="Trebuchet MS" w:hAnsi="Trebuchet MS"/>
+          <w:sz w:val="36"/>
+          <w:szCs w:val="36"/>
+        </w:rPr>
+        <w:t xml:space="preserve"> </w:t>
+      </w:r>
+    </w:p>
+    <w:p>
+      <w:pPr>
+        <w:pStyle w:val="ListParagraph"/>
+        <w:numPr>
+          <w:ilvl w:val="2"/>
+          <w:numId w:val="2"/>
+        </w:numPr>
+        <w:rPr>
+          <w:rFonts w:ascii="Trebuchet MS" w:hAnsi="Trebuchet MS"/>
+          <w:sz w:val="36"/>
+          <w:szCs w:val="36"/>
+        </w:rPr>
+      </w:pPr>
+      <w:hyperlink r:id="rId81" w:history="1">
+        <w:r>
+          <w:rPr>
+            <w:rStyle w:val="Hyperlink"/>
+            <w:rFonts w:ascii="Trebuchet MS" w:hAnsi="Trebuchet MS"/>
+            <w:sz w:val="36"/>
+            <w:szCs w:val="36"/>
+          </w:rPr>
+          <w:t>https://jmeter.apache.org/usermanual/index.html</w:t>
+        </w:r>
+      </w:hyperlink>
+      <w:r>
+        <w:rPr>
+          <w:rFonts w:ascii="Trebuchet MS" w:hAnsi="Trebuchet MS"/>
+          <w:sz w:val="36"/>
+          <w:szCs w:val="36"/>
+        </w:rPr>
+        <w:t xml:space="preserve"> </w:t>
+      </w:r>
+    </w:p>
+    <w:p>
+      <w:pPr>
+        <w:pStyle w:val="ListParagraph"/>
+        <w:numPr>
+          <w:ilvl w:val="1"/>
+          <w:numId w:val="2"/>
+        </w:numPr>
+        <w:rPr>
+          <w:rFonts w:ascii="Trebuchet MS" w:hAnsi="Trebuchet MS"/>
+          <w:sz w:val="36"/>
+          <w:szCs w:val="36"/>
+        </w:rPr>
+      </w:pPr>
+      <w:r>
+        <w:rPr>
+          <w:rFonts w:ascii="Trebuchet MS" w:hAnsi="Trebuchet MS"/>
+          <w:sz w:val="36"/>
+          <w:szCs w:val="36"/>
+        </w:rPr>
+        <w:t>JMeter email distribution list</w:t>
+      </w:r>
+    </w:p>
+    <w:p>
+      <w:pPr>
+        <w:pStyle w:val="ListParagraph"/>
+        <w:numPr>
+          <w:ilvl w:val="2"/>
+          <w:numId w:val="2"/>
+        </w:numPr>
+        <w:rPr>
+          <w:rFonts w:ascii="Trebuchet MS" w:hAnsi="Trebuchet MS"/>
+          <w:sz w:val="36"/>
+          <w:szCs w:val="36"/>
+        </w:rPr>
+      </w:pPr>
+      <w:hyperlink r:id="rId82" w:history="1">
+        <w:r>
+          <w:rPr>
+            <w:rStyle w:val="Hyperlink"/>
+            <w:rFonts w:ascii="Trebuchet MS" w:hAnsi="Trebuchet MS"/>
+            <w:sz w:val="36"/>
+            <w:szCs w:val="36"/>
+          </w:rPr>
+          <w:t>https://jmeter.apache.org/mail2.html</w:t>
+        </w:r>
+      </w:hyperlink>
+      <w:r>
+        <w:rPr>
+          <w:rFonts w:ascii="Trebuchet MS" w:hAnsi="Trebuchet MS"/>
+          <w:sz w:val="36"/>
+          <w:szCs w:val="36"/>
+        </w:rPr>
+        <w:t xml:space="preserve"> </w:t>
+      </w:r>
+    </w:p>
+    <w:p>
+      <w:pPr>
+        <w:pStyle w:val="ListParagraph"/>
+        <w:numPr>
+          <w:ilvl w:val="1"/>
+          <w:numId w:val="2"/>
+        </w:numPr>
+        <w:rPr>
+          <w:rFonts w:ascii="Trebuchet MS" w:hAnsi="Trebuchet MS"/>
+          <w:sz w:val="36"/>
+          <w:szCs w:val="36"/>
+        </w:rPr>
+      </w:pPr>
+      <w:r>
+        <w:rPr>
+          <w:rFonts w:ascii="Trebuchet MS" w:hAnsi="Trebuchet MS"/>
+          <w:sz w:val="36"/>
+          <w:szCs w:val="36"/>
+        </w:rPr>
+        <w:t>JMeter help</w:t>
+      </w:r>
+    </w:p>
+    <w:p>
+      <w:pPr>
+        <w:pStyle w:val="ListParagraph"/>
+        <w:numPr>
+          <w:ilvl w:val="2"/>
+          <w:numId w:val="2"/>
+        </w:numPr>
+        <w:rPr>
+          <w:rFonts w:ascii="Trebuchet MS" w:hAnsi="Trebuchet MS"/>
+          <w:sz w:val="36"/>
+          <w:szCs w:val="36"/>
+        </w:rPr>
+      </w:pPr>
+      <w:r>
+        <w:rPr>
+          <w:rFonts w:ascii="Trebuchet MS" w:hAnsi="Trebuchet MS"/>
+          <w:sz w:val="36"/>
+          <w:szCs w:val="36"/>
+        </w:rPr>
+        <w:t>R</w:t>
+      </w:r>
+      <w:r>
+        <w:rPr>
+          <w:rFonts w:ascii="Trebuchet MS" w:hAnsi="Trebuchet MS"/>
+          <w:sz w:val="36"/>
+          <w:szCs w:val="36"/>
+        </w:rPr>
+        <w:t>ight click on the element &gt; help</w:t>
+      </w:r>
     </w:p>
     <w:p>
       <w:pPr>
@@ -11062,136 +14037,79 @@
     </w:p>
     <w:p>
       <w:pPr>
-        <w:pStyle w:val="ListParagraph"/>
-        <w:numPr>
-          <w:ilvl w:val="1"/>
-          <w:numId w:val="2"/>
-        </w:numPr>
-        <w:rPr>
-          <w:rFonts w:ascii="Trebuchet MS" w:hAnsi="Trebuchet MS"/>
-          <w:sz w:val="36"/>
-          <w:szCs w:val="36"/>
-        </w:rPr>
-      </w:pPr>
-      <w:r>
-        <w:rPr>
-          <w:rFonts w:ascii="Trebuchet MS" w:hAnsi="Trebuchet MS"/>
-          <w:sz w:val="36"/>
-          <w:szCs w:val="36"/>
-        </w:rPr>
-        <w:t>Simulating network speed using JMeter [cps=</w:t>
-      </w:r>
-      <w:proofErr w:type="spellStart"/>
-      <w:r>
-        <w:rPr>
-          <w:rFonts w:ascii="Trebuchet MS" w:hAnsi="Trebuchet MS"/>
-          <w:sz w:val="36"/>
-          <w:szCs w:val="36"/>
-        </w:rPr>
-        <w:t>reqd</w:t>
-      </w:r>
-      <w:proofErr w:type="spellEnd"/>
-      <w:r>
-        <w:rPr>
-          <w:rFonts w:ascii="Trebuchet MS" w:hAnsi="Trebuchet MS"/>
-          <w:sz w:val="36"/>
-          <w:szCs w:val="36"/>
-        </w:rPr>
-        <w:t xml:space="preserve"> bandwidth * 128]</w:t>
-      </w:r>
-    </w:p>
-    <w:p>
-      <w:pPr>
-        <w:pStyle w:val="ListParagraph"/>
-        <w:numPr>
-          <w:ilvl w:val="1"/>
-          <w:numId w:val="2"/>
-        </w:numPr>
-        <w:rPr>
-          <w:rFonts w:ascii="Trebuchet MS" w:hAnsi="Trebuchet MS"/>
-          <w:sz w:val="36"/>
-          <w:szCs w:val="36"/>
-        </w:rPr>
-      </w:pPr>
-      <w:r>
-        <w:rPr>
-          <w:rFonts w:ascii="Trebuchet MS" w:hAnsi="Trebuchet MS"/>
-          <w:sz w:val="36"/>
-          <w:szCs w:val="36"/>
-        </w:rPr>
-        <w:t>JMeter logs</w:t>
-      </w:r>
-    </w:p>
-    <w:p>
-      <w:pPr>
-        <w:pStyle w:val="ListParagraph"/>
-        <w:numPr>
-          <w:ilvl w:val="1"/>
-          <w:numId w:val="2"/>
-        </w:numPr>
-        <w:rPr>
-          <w:rFonts w:ascii="Trebuchet MS" w:hAnsi="Trebuchet MS"/>
-          <w:sz w:val="36"/>
-          <w:szCs w:val="36"/>
-        </w:rPr>
-      </w:pPr>
-      <w:r>
-        <w:rPr>
-          <w:rFonts w:ascii="Trebuchet MS" w:hAnsi="Trebuchet MS"/>
-          <w:sz w:val="36"/>
-          <w:szCs w:val="36"/>
-        </w:rPr>
-        <w:t>JMeter online training notes</w:t>
-      </w:r>
-    </w:p>
-    <w:p>
-      <w:pPr>
-        <w:pStyle w:val="ListParagraph"/>
-        <w:numPr>
-          <w:ilvl w:val="1"/>
-          <w:numId w:val="2"/>
-        </w:numPr>
-        <w:rPr>
-          <w:rFonts w:ascii="Trebuchet MS" w:hAnsi="Trebuchet MS"/>
-          <w:sz w:val="36"/>
-          <w:szCs w:val="36"/>
-        </w:rPr>
-      </w:pPr>
-      <w:r>
-        <w:rPr>
-          <w:rFonts w:ascii="Trebuchet MS" w:hAnsi="Trebuchet MS"/>
-          <w:sz w:val="36"/>
-          <w:szCs w:val="36"/>
-        </w:rPr>
-        <w:t>JMeter email distribution list</w:t>
-      </w:r>
-    </w:p>
-    <w:p>
-      <w:pPr>
-        <w:pStyle w:val="ListParagraph"/>
-        <w:numPr>
-          <w:ilvl w:val="1"/>
-          <w:numId w:val="2"/>
-        </w:numPr>
-        <w:rPr>
-          <w:rFonts w:ascii="Trebuchet MS" w:hAnsi="Trebuchet MS"/>
-          <w:sz w:val="36"/>
-          <w:szCs w:val="36"/>
-        </w:rPr>
-      </w:pPr>
-      <w:r>
-        <w:rPr>
-          <w:rFonts w:ascii="Trebuchet MS" w:hAnsi="Trebuchet MS"/>
-          <w:sz w:val="36"/>
-          <w:szCs w:val="36"/>
-        </w:rPr>
-        <w:t>JMeter help (right click on the element &gt; help)</w:t>
+        <w:ind w:left="2880" w:firstLine="720"/>
+        <w:rPr>
+          <w:rFonts w:ascii="Trebuchet MS" w:hAnsi="Trebuchet MS"/>
+          <w:sz w:val="36"/>
+          <w:szCs w:val="36"/>
+        </w:rPr>
+      </w:pPr>
+      <w:r>
+        <w:rPr>
+          <w:rFonts w:ascii="Trebuchet MS" w:hAnsi="Trebuchet MS"/>
+          <w:noProof/>
+          <w:sz w:val="36"/>
+          <w:szCs w:val="36"/>
+        </w:rPr>
+        <w:drawing>
+          <wp:inline distT="0" distB="0" distL="0" distR="0" wp14:anchorId="576E505C" wp14:editId="3162DF90">
+            <wp:extent cx="1570875" cy="2164563"/>
+            <wp:effectExtent l="0" t="0" r="0" b="7620"/>
+            <wp:docPr id="1723353294" name="Picture 5"/>
+            <wp:cNvGraphicFramePr>
+              <a:graphicFrameLocks xmlns:a="http://schemas.openxmlformats.org/drawingml/2006/main" noChangeAspect="1"/>
+            </wp:cNvGraphicFramePr>
+            <a:graphic xmlns:a="http://schemas.openxmlformats.org/drawingml/2006/main">
+              <a:graphicData uri="http://schemas.openxmlformats.org/drawingml/2006/picture">
+                <pic:pic xmlns:pic="http://schemas.openxmlformats.org/drawingml/2006/picture">
+                  <pic:nvPicPr>
+                    <pic:cNvPr id="0" name="Picture 6"/>
+                    <pic:cNvPicPr>
+                      <a:picLocks noChangeAspect="1" noChangeArrowheads="1"/>
+                    </pic:cNvPicPr>
+                  </pic:nvPicPr>
+                  <pic:blipFill rotWithShape="1">
+                    <a:blip r:embed="rId83" cstate="print">
+                      <a:extLst>
+                        <a:ext uri="{28A0092B-C50C-407E-A947-70E740481C1C}">
+                          <a14:useLocalDpi xmlns:a14="http://schemas.microsoft.com/office/drawing/2010/main" val="0"/>
+                        </a:ext>
+                      </a:extLst>
+                    </a:blip>
+                    <a:srcRect l="28098" r="26389"/>
+                    <a:stretch>
+                      <a:fillRect/>
+                    </a:stretch>
+                  </pic:blipFill>
+                  <pic:spPr bwMode="auto">
+                    <a:xfrm>
+                      <a:off x="0" y="0"/>
+                      <a:ext cx="1591132" cy="2192475"/>
+                    </a:xfrm>
+                    <a:prstGeom prst="rect">
+                      <a:avLst/>
+                    </a:prstGeom>
+                    <a:noFill/>
+                    <a:ln>
+                      <a:noFill/>
+                    </a:ln>
+                    <a:extLst>
+                      <a:ext uri="{53640926-AAD7-44D8-BBD7-CCE9431645EC}">
+                        <a14:shadowObscured xmlns:a14="http://schemas.microsoft.com/office/drawing/2010/main"/>
+                      </a:ext>
+                    </a:extLst>
+                  </pic:spPr>
+                </pic:pic>
+              </a:graphicData>
+            </a:graphic>
+          </wp:inline>
+        </w:drawing>
       </w:r>
     </w:p>
     <w:sectPr>
-      <w:footerReference w:type="even" r:id="rId62"/>
-      <w:footerReference w:type="default" r:id="rId63"/>
-      <w:footerReference w:type="first" r:id="rId64"/>
+      <w:footerReference w:type="even" r:id="rId84"/>
+      <w:footerReference w:type="default" r:id="rId85"/>
+      <w:footerReference w:type="first" r:id="rId86"/>
       <w:pgSz w:w="12240" w:h="15840"/>
       <w:pgMar w:top="1440" w:right="1440" w:bottom="1440" w:left="1440" w:header="720" w:footer="720" w:gutter="0"/>
       <w:cols w:space="720"/>
@@ -11644,10 +14562,606 @@
 <file path=word/numbering.xml><?xml version="1.0" encoding="utf-8"?>
 <w:numbering xmlns:wpc="http://schemas.microsoft.com/office/word/2010/wordprocessingCanvas" xmlns:cx="http://schemas.microsoft.com/office/drawing/2014/chartex" xmlns:cx1="http://schemas.microsoft.com/office/drawing/2015/9/8/chartex" xmlns:cx2="http://schemas.microsoft.com/office/drawing/2015/10/21/chartex" xmlns:cx3="http://schemas.microsoft.com/office/drawing/2016/5/9/chartex" xmlns:cx4="http://schemas.microsoft.com/office/drawing/2016/5/10/chartex" xmlns:cx5="http://schemas.microsoft.com/office/drawing/2016/5/11/chartex" xmlns:cx6="http://schemas.microsoft.com/office/drawing/2016/5/12/chartex" xmlns:cx7="http://schemas.microsoft.com/office/drawing/2016/5/13/chartex" xmlns:cx8="http://schemas.microsoft.com/office/drawing/2016/5/14/chartex" xmlns:mc="http://schemas.openxmlformats.org/markup-compatibility/2006" xmlns:aink="http://schemas.microsoft.com/office/drawing/2016/ink" xmlns:am3d="http://schemas.microsoft.com/office/drawing/2017/model3d" xmlns:o="urn:schemas-microsoft-com:office:office" xmlns:oel="http://schemas.microsoft.com/office/2019/extlst" xmlns:r="http://schemas.openxmlformats.org/officeDocument/2006/relationships" xmlns:m="http://schemas.openxmlformats.org/officeDocument/2006/math" xmlns:v="urn:schemas-microsoft-com:vml" xmlns:wp14="http://schemas.microsoft.com/office/word/2010/wordprocessingDrawing" xmlns:wp="http://schemas.openxmlformats.org/drawingml/2006/wordprocessingDrawing" xmlns:w10="urn:schemas-microsoft-com:office:word" xmlns:w="http://schemas.openxmlformats.org/wordprocessingml/2006/main" xmlns:w14="http://schemas.microsoft.com/office/word/2010/wordml" xmlns:w15="http://schemas.microsoft.com/office/word/2012/wordml" xmlns:w16cex="http://schemas.microsoft.com/office/word/2018/wordml/cex" xmlns:w16cid="http://schemas.microsoft.com/office/word/2016/wordml/cid" xmlns:w16="http://schemas.microsoft.com/office/word/2018/wordml" xmlns:w16du="http://schemas.microsoft.com/office/word/2023/wordml/word16du" xmlns:w16sdtdh="http://schemas.microsoft.com/office/word/2020/wordml/sdtdatahash" xmlns:w16sdtfl="http://schemas.microsoft.com/office/word/2024/wordml/sdtformatlock" xmlns:w16se="http://schemas.microsoft.com/office/word/2015/wordml/symex" xmlns:wpg="http://schemas.microsoft.com/office/word/2010/wordprocessingGroup" xmlns:wpi="http://schemas.microsoft.com/office/word/2010/wordprocessingInk" xmlns:wne="http://schemas.microsoft.com/office/word/2006/wordml" xmlns:wps="http://schemas.microsoft.com/office/word/2010/wordprocessingShape" mc:Ignorable="w14 w15 w16se w16cid w16 w16cex w16sdtdh w16sdtfl w16du wp14">
   <w:abstractNum w:abstractNumId="0" w15:restartNumberingAfterBreak="0">
+    <w:nsid w:val="028E2407"/>
+    <w:multiLevelType w:val="multilevel"/>
+    <w:tmpl w:val="B566BD36"/>
+    <w:lvl w:ilvl="0">
+      <w:start w:val="1"/>
+      <w:numFmt w:val="bullet"/>
+      <w:lvlText w:val=""/>
+      <w:lvlJc w:val="left"/>
+      <w:pPr>
+        <w:tabs>
+          <w:tab w:val="num" w:pos="720"/>
+        </w:tabs>
+        <w:ind w:left="720" w:hanging="360"/>
+      </w:pPr>
+      <w:rPr>
+        <w:rFonts w:ascii="Symbol" w:hAnsi="Symbol" w:hint="default"/>
+        <w:sz w:val="20"/>
+      </w:rPr>
+    </w:lvl>
+    <w:lvl w:ilvl="1" w:tentative="1">
+      <w:start w:val="1"/>
+      <w:numFmt w:val="bullet"/>
+      <w:lvlText w:val="o"/>
+      <w:lvlJc w:val="left"/>
+      <w:pPr>
+        <w:tabs>
+          <w:tab w:val="num" w:pos="1440"/>
+        </w:tabs>
+        <w:ind w:left="1440" w:hanging="360"/>
+      </w:pPr>
+      <w:rPr>
+        <w:rFonts w:ascii="Courier New" w:hAnsi="Courier New" w:hint="default"/>
+        <w:sz w:val="20"/>
+      </w:rPr>
+    </w:lvl>
+    <w:lvl w:ilvl="2" w:tentative="1">
+      <w:start w:val="1"/>
+      <w:numFmt w:val="bullet"/>
+      <w:lvlText w:val=""/>
+      <w:lvlJc w:val="left"/>
+      <w:pPr>
+        <w:tabs>
+          <w:tab w:val="num" w:pos="2160"/>
+        </w:tabs>
+        <w:ind w:left="2160" w:hanging="360"/>
+      </w:pPr>
+      <w:rPr>
+        <w:rFonts w:ascii="Wingdings" w:hAnsi="Wingdings" w:hint="default"/>
+        <w:sz w:val="20"/>
+      </w:rPr>
+    </w:lvl>
+    <w:lvl w:ilvl="3" w:tentative="1">
+      <w:start w:val="1"/>
+      <w:numFmt w:val="bullet"/>
+      <w:lvlText w:val=""/>
+      <w:lvlJc w:val="left"/>
+      <w:pPr>
+        <w:tabs>
+          <w:tab w:val="num" w:pos="2880"/>
+        </w:tabs>
+        <w:ind w:left="2880" w:hanging="360"/>
+      </w:pPr>
+      <w:rPr>
+        <w:rFonts w:ascii="Wingdings" w:hAnsi="Wingdings" w:hint="default"/>
+        <w:sz w:val="20"/>
+      </w:rPr>
+    </w:lvl>
+    <w:lvl w:ilvl="4" w:tentative="1">
+      <w:start w:val="1"/>
+      <w:numFmt w:val="bullet"/>
+      <w:lvlText w:val=""/>
+      <w:lvlJc w:val="left"/>
+      <w:pPr>
+        <w:tabs>
+          <w:tab w:val="num" w:pos="3600"/>
+        </w:tabs>
+        <w:ind w:left="3600" w:hanging="360"/>
+      </w:pPr>
+      <w:rPr>
+        <w:rFonts w:ascii="Wingdings" w:hAnsi="Wingdings" w:hint="default"/>
+        <w:sz w:val="20"/>
+      </w:rPr>
+    </w:lvl>
+    <w:lvl w:ilvl="5" w:tentative="1">
+      <w:start w:val="1"/>
+      <w:numFmt w:val="bullet"/>
+      <w:lvlText w:val=""/>
+      <w:lvlJc w:val="left"/>
+      <w:pPr>
+        <w:tabs>
+          <w:tab w:val="num" w:pos="4320"/>
+        </w:tabs>
+        <w:ind w:left="4320" w:hanging="360"/>
+      </w:pPr>
+      <w:rPr>
+        <w:rFonts w:ascii="Wingdings" w:hAnsi="Wingdings" w:hint="default"/>
+        <w:sz w:val="20"/>
+      </w:rPr>
+    </w:lvl>
+    <w:lvl w:ilvl="6" w:tentative="1">
+      <w:start w:val="1"/>
+      <w:numFmt w:val="bullet"/>
+      <w:lvlText w:val=""/>
+      <w:lvlJc w:val="left"/>
+      <w:pPr>
+        <w:tabs>
+          <w:tab w:val="num" w:pos="5040"/>
+        </w:tabs>
+        <w:ind w:left="5040" w:hanging="360"/>
+      </w:pPr>
+      <w:rPr>
+        <w:rFonts w:ascii="Wingdings" w:hAnsi="Wingdings" w:hint="default"/>
+        <w:sz w:val="20"/>
+      </w:rPr>
+    </w:lvl>
+    <w:lvl w:ilvl="7" w:tentative="1">
+      <w:start w:val="1"/>
+      <w:numFmt w:val="bullet"/>
+      <w:lvlText w:val=""/>
+      <w:lvlJc w:val="left"/>
+      <w:pPr>
+        <w:tabs>
+          <w:tab w:val="num" w:pos="5760"/>
+        </w:tabs>
+        <w:ind w:left="5760" w:hanging="360"/>
+      </w:pPr>
+      <w:rPr>
+        <w:rFonts w:ascii="Wingdings" w:hAnsi="Wingdings" w:hint="default"/>
+        <w:sz w:val="20"/>
+      </w:rPr>
+    </w:lvl>
+    <w:lvl w:ilvl="8" w:tentative="1">
+      <w:start w:val="1"/>
+      <w:numFmt w:val="bullet"/>
+      <w:lvlText w:val=""/>
+      <w:lvlJc w:val="left"/>
+      <w:pPr>
+        <w:tabs>
+          <w:tab w:val="num" w:pos="6480"/>
+        </w:tabs>
+        <w:ind w:left="6480" w:hanging="360"/>
+      </w:pPr>
+      <w:rPr>
+        <w:rFonts w:ascii="Wingdings" w:hAnsi="Wingdings" w:hint="default"/>
+        <w:sz w:val="20"/>
+      </w:rPr>
+    </w:lvl>
+  </w:abstractNum>
+  <w:abstractNum w:abstractNumId="1" w15:restartNumberingAfterBreak="0">
+    <w:nsid w:val="1023487E"/>
+    <w:multiLevelType w:val="multilevel"/>
+    <w:tmpl w:val="BEB602BC"/>
+    <w:lvl w:ilvl="0">
+      <w:start w:val="1"/>
+      <w:numFmt w:val="bullet"/>
+      <w:lvlText w:val=""/>
+      <w:lvlJc w:val="left"/>
+      <w:pPr>
+        <w:tabs>
+          <w:tab w:val="num" w:pos="720"/>
+        </w:tabs>
+        <w:ind w:left="720" w:hanging="360"/>
+      </w:pPr>
+      <w:rPr>
+        <w:rFonts w:ascii="Symbol" w:hAnsi="Symbol" w:hint="default"/>
+        <w:sz w:val="20"/>
+      </w:rPr>
+    </w:lvl>
+    <w:lvl w:ilvl="1" w:tentative="1">
+      <w:start w:val="1"/>
+      <w:numFmt w:val="bullet"/>
+      <w:lvlText w:val="o"/>
+      <w:lvlJc w:val="left"/>
+      <w:pPr>
+        <w:tabs>
+          <w:tab w:val="num" w:pos="1440"/>
+        </w:tabs>
+        <w:ind w:left="1440" w:hanging="360"/>
+      </w:pPr>
+      <w:rPr>
+        <w:rFonts w:ascii="Courier New" w:hAnsi="Courier New" w:hint="default"/>
+        <w:sz w:val="20"/>
+      </w:rPr>
+    </w:lvl>
+    <w:lvl w:ilvl="2" w:tentative="1">
+      <w:start w:val="1"/>
+      <w:numFmt w:val="bullet"/>
+      <w:lvlText w:val=""/>
+      <w:lvlJc w:val="left"/>
+      <w:pPr>
+        <w:tabs>
+          <w:tab w:val="num" w:pos="2160"/>
+        </w:tabs>
+        <w:ind w:left="2160" w:hanging="360"/>
+      </w:pPr>
+      <w:rPr>
+        <w:rFonts w:ascii="Wingdings" w:hAnsi="Wingdings" w:hint="default"/>
+        <w:sz w:val="20"/>
+      </w:rPr>
+    </w:lvl>
+    <w:lvl w:ilvl="3" w:tentative="1">
+      <w:start w:val="1"/>
+      <w:numFmt w:val="bullet"/>
+      <w:lvlText w:val=""/>
+      <w:lvlJc w:val="left"/>
+      <w:pPr>
+        <w:tabs>
+          <w:tab w:val="num" w:pos="2880"/>
+        </w:tabs>
+        <w:ind w:left="2880" w:hanging="360"/>
+      </w:pPr>
+      <w:rPr>
+        <w:rFonts w:ascii="Wingdings" w:hAnsi="Wingdings" w:hint="default"/>
+        <w:sz w:val="20"/>
+      </w:rPr>
+    </w:lvl>
+    <w:lvl w:ilvl="4" w:tentative="1">
+      <w:start w:val="1"/>
+      <w:numFmt w:val="bullet"/>
+      <w:lvlText w:val=""/>
+      <w:lvlJc w:val="left"/>
+      <w:pPr>
+        <w:tabs>
+          <w:tab w:val="num" w:pos="3600"/>
+        </w:tabs>
+        <w:ind w:left="3600" w:hanging="360"/>
+      </w:pPr>
+      <w:rPr>
+        <w:rFonts w:ascii="Wingdings" w:hAnsi="Wingdings" w:hint="default"/>
+        <w:sz w:val="20"/>
+      </w:rPr>
+    </w:lvl>
+    <w:lvl w:ilvl="5" w:tentative="1">
+      <w:start w:val="1"/>
+      <w:numFmt w:val="bullet"/>
+      <w:lvlText w:val=""/>
+      <w:lvlJc w:val="left"/>
+      <w:pPr>
+        <w:tabs>
+          <w:tab w:val="num" w:pos="4320"/>
+        </w:tabs>
+        <w:ind w:left="4320" w:hanging="360"/>
+      </w:pPr>
+      <w:rPr>
+        <w:rFonts w:ascii="Wingdings" w:hAnsi="Wingdings" w:hint="default"/>
+        <w:sz w:val="20"/>
+      </w:rPr>
+    </w:lvl>
+    <w:lvl w:ilvl="6" w:tentative="1">
+      <w:start w:val="1"/>
+      <w:numFmt w:val="bullet"/>
+      <w:lvlText w:val=""/>
+      <w:lvlJc w:val="left"/>
+      <w:pPr>
+        <w:tabs>
+          <w:tab w:val="num" w:pos="5040"/>
+        </w:tabs>
+        <w:ind w:left="5040" w:hanging="360"/>
+      </w:pPr>
+      <w:rPr>
+        <w:rFonts w:ascii="Wingdings" w:hAnsi="Wingdings" w:hint="default"/>
+        <w:sz w:val="20"/>
+      </w:rPr>
+    </w:lvl>
+    <w:lvl w:ilvl="7" w:tentative="1">
+      <w:start w:val="1"/>
+      <w:numFmt w:val="bullet"/>
+      <w:lvlText w:val=""/>
+      <w:lvlJc w:val="left"/>
+      <w:pPr>
+        <w:tabs>
+          <w:tab w:val="num" w:pos="5760"/>
+        </w:tabs>
+        <w:ind w:left="5760" w:hanging="360"/>
+      </w:pPr>
+      <w:rPr>
+        <w:rFonts w:ascii="Wingdings" w:hAnsi="Wingdings" w:hint="default"/>
+        <w:sz w:val="20"/>
+      </w:rPr>
+    </w:lvl>
+    <w:lvl w:ilvl="8" w:tentative="1">
+      <w:start w:val="1"/>
+      <w:numFmt w:val="bullet"/>
+      <w:lvlText w:val=""/>
+      <w:lvlJc w:val="left"/>
+      <w:pPr>
+        <w:tabs>
+          <w:tab w:val="num" w:pos="6480"/>
+        </w:tabs>
+        <w:ind w:left="6480" w:hanging="360"/>
+      </w:pPr>
+      <w:rPr>
+        <w:rFonts w:ascii="Wingdings" w:hAnsi="Wingdings" w:hint="default"/>
+        <w:sz w:val="20"/>
+      </w:rPr>
+    </w:lvl>
+  </w:abstractNum>
+  <w:abstractNum w:abstractNumId="2" w15:restartNumberingAfterBreak="0">
+    <w:nsid w:val="165168EB"/>
+    <w:multiLevelType w:val="multilevel"/>
+    <w:tmpl w:val="AC523774"/>
+    <w:lvl w:ilvl="0">
+      <w:start w:val="1"/>
+      <w:numFmt w:val="bullet"/>
+      <w:lvlText w:val=""/>
+      <w:lvlJc w:val="left"/>
+      <w:pPr>
+        <w:tabs>
+          <w:tab w:val="num" w:pos="720"/>
+        </w:tabs>
+        <w:ind w:left="720" w:hanging="360"/>
+      </w:pPr>
+      <w:rPr>
+        <w:rFonts w:ascii="Symbol" w:hAnsi="Symbol" w:hint="default"/>
+        <w:sz w:val="20"/>
+      </w:rPr>
+    </w:lvl>
+    <w:lvl w:ilvl="1" w:tentative="1">
+      <w:start w:val="1"/>
+      <w:numFmt w:val="bullet"/>
+      <w:lvlText w:val="o"/>
+      <w:lvlJc w:val="left"/>
+      <w:pPr>
+        <w:tabs>
+          <w:tab w:val="num" w:pos="1440"/>
+        </w:tabs>
+        <w:ind w:left="1440" w:hanging="360"/>
+      </w:pPr>
+      <w:rPr>
+        <w:rFonts w:ascii="Courier New" w:hAnsi="Courier New" w:hint="default"/>
+        <w:sz w:val="20"/>
+      </w:rPr>
+    </w:lvl>
+    <w:lvl w:ilvl="2" w:tentative="1">
+      <w:start w:val="1"/>
+      <w:numFmt w:val="bullet"/>
+      <w:lvlText w:val=""/>
+      <w:lvlJc w:val="left"/>
+      <w:pPr>
+        <w:tabs>
+          <w:tab w:val="num" w:pos="2160"/>
+        </w:tabs>
+        <w:ind w:left="2160" w:hanging="360"/>
+      </w:pPr>
+      <w:rPr>
+        <w:rFonts w:ascii="Wingdings" w:hAnsi="Wingdings" w:hint="default"/>
+        <w:sz w:val="20"/>
+      </w:rPr>
+    </w:lvl>
+    <w:lvl w:ilvl="3" w:tentative="1">
+      <w:start w:val="1"/>
+      <w:numFmt w:val="bullet"/>
+      <w:lvlText w:val=""/>
+      <w:lvlJc w:val="left"/>
+      <w:pPr>
+        <w:tabs>
+          <w:tab w:val="num" w:pos="2880"/>
+        </w:tabs>
+        <w:ind w:left="2880" w:hanging="360"/>
+      </w:pPr>
+      <w:rPr>
+        <w:rFonts w:ascii="Wingdings" w:hAnsi="Wingdings" w:hint="default"/>
+        <w:sz w:val="20"/>
+      </w:rPr>
+    </w:lvl>
+    <w:lvl w:ilvl="4" w:tentative="1">
+      <w:start w:val="1"/>
+      <w:numFmt w:val="bullet"/>
+      <w:lvlText w:val=""/>
+      <w:lvlJc w:val="left"/>
+      <w:pPr>
+        <w:tabs>
+          <w:tab w:val="num" w:pos="3600"/>
+        </w:tabs>
+        <w:ind w:left="3600" w:hanging="360"/>
+      </w:pPr>
+      <w:rPr>
+        <w:rFonts w:ascii="Wingdings" w:hAnsi="Wingdings" w:hint="default"/>
+        <w:sz w:val="20"/>
+      </w:rPr>
+    </w:lvl>
+    <w:lvl w:ilvl="5" w:tentative="1">
+      <w:start w:val="1"/>
+      <w:numFmt w:val="bullet"/>
+      <w:lvlText w:val=""/>
+      <w:lvlJc w:val="left"/>
+      <w:pPr>
+        <w:tabs>
+          <w:tab w:val="num" w:pos="4320"/>
+        </w:tabs>
+        <w:ind w:left="4320" w:hanging="360"/>
+      </w:pPr>
+      <w:rPr>
+        <w:rFonts w:ascii="Wingdings" w:hAnsi="Wingdings" w:hint="default"/>
+        <w:sz w:val="20"/>
+      </w:rPr>
+    </w:lvl>
+    <w:lvl w:ilvl="6" w:tentative="1">
+      <w:start w:val="1"/>
+      <w:numFmt w:val="bullet"/>
+      <w:lvlText w:val=""/>
+      <w:lvlJc w:val="left"/>
+      <w:pPr>
+        <w:tabs>
+          <w:tab w:val="num" w:pos="5040"/>
+        </w:tabs>
+        <w:ind w:left="5040" w:hanging="360"/>
+      </w:pPr>
+      <w:rPr>
+        <w:rFonts w:ascii="Wingdings" w:hAnsi="Wingdings" w:hint="default"/>
+        <w:sz w:val="20"/>
+      </w:rPr>
+    </w:lvl>
+    <w:lvl w:ilvl="7" w:tentative="1">
+      <w:start w:val="1"/>
+      <w:numFmt w:val="bullet"/>
+      <w:lvlText w:val=""/>
+      <w:lvlJc w:val="left"/>
+      <w:pPr>
+        <w:tabs>
+          <w:tab w:val="num" w:pos="5760"/>
+        </w:tabs>
+        <w:ind w:left="5760" w:hanging="360"/>
+      </w:pPr>
+      <w:rPr>
+        <w:rFonts w:ascii="Wingdings" w:hAnsi="Wingdings" w:hint="default"/>
+        <w:sz w:val="20"/>
+      </w:rPr>
+    </w:lvl>
+    <w:lvl w:ilvl="8" w:tentative="1">
+      <w:start w:val="1"/>
+      <w:numFmt w:val="bullet"/>
+      <w:lvlText w:val=""/>
+      <w:lvlJc w:val="left"/>
+      <w:pPr>
+        <w:tabs>
+          <w:tab w:val="num" w:pos="6480"/>
+        </w:tabs>
+        <w:ind w:left="6480" w:hanging="360"/>
+      </w:pPr>
+      <w:rPr>
+        <w:rFonts w:ascii="Wingdings" w:hAnsi="Wingdings" w:hint="default"/>
+        <w:sz w:val="20"/>
+      </w:rPr>
+    </w:lvl>
+  </w:abstractNum>
+  <w:abstractNum w:abstractNumId="3" w15:restartNumberingAfterBreak="0">
+    <w:nsid w:val="1DAA481C"/>
+    <w:multiLevelType w:val="multilevel"/>
+    <w:tmpl w:val="4F64484A"/>
+    <w:lvl w:ilvl="0">
+      <w:start w:val="1"/>
+      <w:numFmt w:val="bullet"/>
+      <w:lvlText w:val=""/>
+      <w:lvlJc w:val="left"/>
+      <w:pPr>
+        <w:tabs>
+          <w:tab w:val="num" w:pos="720"/>
+        </w:tabs>
+        <w:ind w:left="720" w:hanging="360"/>
+      </w:pPr>
+      <w:rPr>
+        <w:rFonts w:ascii="Symbol" w:hAnsi="Symbol" w:hint="default"/>
+        <w:sz w:val="20"/>
+      </w:rPr>
+    </w:lvl>
+    <w:lvl w:ilvl="1" w:tentative="1">
+      <w:start w:val="1"/>
+      <w:numFmt w:val="bullet"/>
+      <w:lvlText w:val="o"/>
+      <w:lvlJc w:val="left"/>
+      <w:pPr>
+        <w:tabs>
+          <w:tab w:val="num" w:pos="1440"/>
+        </w:tabs>
+        <w:ind w:left="1440" w:hanging="360"/>
+      </w:pPr>
+      <w:rPr>
+        <w:rFonts w:ascii="Courier New" w:hAnsi="Courier New" w:hint="default"/>
+        <w:sz w:val="20"/>
+      </w:rPr>
+    </w:lvl>
+    <w:lvl w:ilvl="2" w:tentative="1">
+      <w:start w:val="1"/>
+      <w:numFmt w:val="bullet"/>
+      <w:lvlText w:val=""/>
+      <w:lvlJc w:val="left"/>
+      <w:pPr>
+        <w:tabs>
+          <w:tab w:val="num" w:pos="2160"/>
+        </w:tabs>
+        <w:ind w:left="2160" w:hanging="360"/>
+      </w:pPr>
+      <w:rPr>
+        <w:rFonts w:ascii="Wingdings" w:hAnsi="Wingdings" w:hint="default"/>
+        <w:sz w:val="20"/>
+      </w:rPr>
+    </w:lvl>
+    <w:lvl w:ilvl="3" w:tentative="1">
+      <w:start w:val="1"/>
+      <w:numFmt w:val="bullet"/>
+      <w:lvlText w:val=""/>
+      <w:lvlJc w:val="left"/>
+      <w:pPr>
+        <w:tabs>
+          <w:tab w:val="num" w:pos="2880"/>
+        </w:tabs>
+        <w:ind w:left="2880" w:hanging="360"/>
+      </w:pPr>
+      <w:rPr>
+        <w:rFonts w:ascii="Wingdings" w:hAnsi="Wingdings" w:hint="default"/>
+        <w:sz w:val="20"/>
+      </w:rPr>
+    </w:lvl>
+    <w:lvl w:ilvl="4" w:tentative="1">
+      <w:start w:val="1"/>
+      <w:numFmt w:val="bullet"/>
+      <w:lvlText w:val=""/>
+      <w:lvlJc w:val="left"/>
+      <w:pPr>
+        <w:tabs>
+          <w:tab w:val="num" w:pos="3600"/>
+        </w:tabs>
+        <w:ind w:left="3600" w:hanging="360"/>
+      </w:pPr>
+      <w:rPr>
+        <w:rFonts w:ascii="Wingdings" w:hAnsi="Wingdings" w:hint="default"/>
+        <w:sz w:val="20"/>
+      </w:rPr>
+    </w:lvl>
+    <w:lvl w:ilvl="5" w:tentative="1">
+      <w:start w:val="1"/>
+      <w:numFmt w:val="bullet"/>
+      <w:lvlText w:val=""/>
+      <w:lvlJc w:val="left"/>
+      <w:pPr>
+        <w:tabs>
+          <w:tab w:val="num" w:pos="4320"/>
+        </w:tabs>
+        <w:ind w:left="4320" w:hanging="360"/>
+      </w:pPr>
+      <w:rPr>
+        <w:rFonts w:ascii="Wingdings" w:hAnsi="Wingdings" w:hint="default"/>
+        <w:sz w:val="20"/>
+      </w:rPr>
+    </w:lvl>
+    <w:lvl w:ilvl="6" w:tentative="1">
+      <w:start w:val="1"/>
+      <w:numFmt w:val="bullet"/>
+      <w:lvlText w:val=""/>
+      <w:lvlJc w:val="left"/>
+      <w:pPr>
+        <w:tabs>
+          <w:tab w:val="num" w:pos="5040"/>
+        </w:tabs>
+        <w:ind w:left="5040" w:hanging="360"/>
+      </w:pPr>
+      <w:rPr>
+        <w:rFonts w:ascii="Wingdings" w:hAnsi="Wingdings" w:hint="default"/>
+        <w:sz w:val="20"/>
+      </w:rPr>
+    </w:lvl>
+    <w:lvl w:ilvl="7" w:tentative="1">
+      <w:start w:val="1"/>
+      <w:numFmt w:val="bullet"/>
+      <w:lvlText w:val=""/>
+      <w:lvlJc w:val="left"/>
+      <w:pPr>
+        <w:tabs>
+          <w:tab w:val="num" w:pos="5760"/>
+        </w:tabs>
+        <w:ind w:left="5760" w:hanging="360"/>
+      </w:pPr>
+      <w:rPr>
+        <w:rFonts w:ascii="Wingdings" w:hAnsi="Wingdings" w:hint="default"/>
+        <w:sz w:val="20"/>
+      </w:rPr>
+    </w:lvl>
+    <w:lvl w:ilvl="8" w:tentative="1">
+      <w:start w:val="1"/>
+      <w:numFmt w:val="bullet"/>
+      <w:lvlText w:val=""/>
+      <w:lvlJc w:val="left"/>
+      <w:pPr>
+        <w:tabs>
+          <w:tab w:val="num" w:pos="6480"/>
+        </w:tabs>
+        <w:ind w:left="6480" w:hanging="360"/>
+      </w:pPr>
+      <w:rPr>
+        <w:rFonts w:ascii="Wingdings" w:hAnsi="Wingdings" w:hint="default"/>
+        <w:sz w:val="20"/>
+      </w:rPr>
+    </w:lvl>
+  </w:abstractNum>
+  <w:abstractNum w:abstractNumId="4" w15:restartNumberingAfterBreak="0">
     <w:nsid w:val="2DAD7A4A"/>
     <w:multiLevelType w:val="hybridMultilevel"/>
-    <w:tmpl w:val="CF1C0DDC"/>
-    <w:lvl w:ilvl="0" w:tplc="4D983956">
+    <w:tmpl w:val="52561DBA"/>
+    <w:lvl w:ilvl="0" w:tplc="285CB7DA">
       <w:start w:val="1"/>
       <w:numFmt w:val="decimal"/>
       <w:lvlText w:val="%1."/>
@@ -11657,6 +15171,8 @@
       </w:pPr>
       <w:rPr>
         <w:rFonts w:hint="default"/>
+        <w:b w:val="0"/>
+        <w:bCs w:val="0"/>
         <w:color w:val="FF0000"/>
       </w:rPr>
     </w:lvl>
@@ -11672,7 +15188,7 @@
         <w:color w:val="auto"/>
       </w:rPr>
     </w:lvl>
-    <w:lvl w:ilvl="2" w:tplc="FFFAB1A6">
+    <w:lvl w:ilvl="2" w:tplc="BEE008F6">
       <w:start w:val="1"/>
       <w:numFmt w:val="lowerRoman"/>
       <w:lvlText w:val="%3."/>
@@ -11681,10 +15197,12 @@
         <w:ind w:left="2160" w:hanging="180"/>
       </w:pPr>
       <w:rPr>
+        <w:b w:val="0"/>
+        <w:bCs w:val="0"/>
         <w:color w:val="auto"/>
       </w:rPr>
     </w:lvl>
-    <w:lvl w:ilvl="3" w:tplc="0409000F" w:tentative="1">
+    <w:lvl w:ilvl="3" w:tplc="0409000F">
       <w:start w:val="1"/>
       <w:numFmt w:val="decimal"/>
       <w:lvlText w:val="%4."/>
@@ -11739,7 +15257,7 @@
       </w:pPr>
     </w:lvl>
   </w:abstractNum>
-  <w:abstractNum w:abstractNumId="1" w15:restartNumberingAfterBreak="0">
+  <w:abstractNum w:abstractNumId="5" w15:restartNumberingAfterBreak="0">
     <w:nsid w:val="3123561A"/>
     <w:multiLevelType w:val="hybridMultilevel"/>
     <w:tmpl w:val="CFBC19C4"/>
@@ -11832,11 +15350,327 @@
       </w:pPr>
     </w:lvl>
   </w:abstractNum>
+  <w:abstractNum w:abstractNumId="6" w15:restartNumberingAfterBreak="0">
+    <w:nsid w:val="3C4C65B8"/>
+    <w:multiLevelType w:val="multilevel"/>
+    <w:tmpl w:val="31CCD152"/>
+    <w:lvl w:ilvl="0">
+      <w:start w:val="1"/>
+      <w:numFmt w:val="bullet"/>
+      <w:lvlText w:val=""/>
+      <w:lvlJc w:val="left"/>
+      <w:pPr>
+        <w:tabs>
+          <w:tab w:val="num" w:pos="720"/>
+        </w:tabs>
+        <w:ind w:left="720" w:hanging="360"/>
+      </w:pPr>
+      <w:rPr>
+        <w:rFonts w:ascii="Symbol" w:hAnsi="Symbol" w:hint="default"/>
+        <w:sz w:val="20"/>
+      </w:rPr>
+    </w:lvl>
+    <w:lvl w:ilvl="1" w:tentative="1">
+      <w:start w:val="1"/>
+      <w:numFmt w:val="bullet"/>
+      <w:lvlText w:val="o"/>
+      <w:lvlJc w:val="left"/>
+      <w:pPr>
+        <w:tabs>
+          <w:tab w:val="num" w:pos="1440"/>
+        </w:tabs>
+        <w:ind w:left="1440" w:hanging="360"/>
+      </w:pPr>
+      <w:rPr>
+        <w:rFonts w:ascii="Courier New" w:hAnsi="Courier New" w:hint="default"/>
+        <w:sz w:val="20"/>
+      </w:rPr>
+    </w:lvl>
+    <w:lvl w:ilvl="2" w:tentative="1">
+      <w:start w:val="1"/>
+      <w:numFmt w:val="bullet"/>
+      <w:lvlText w:val=""/>
+      <w:lvlJc w:val="left"/>
+      <w:pPr>
+        <w:tabs>
+          <w:tab w:val="num" w:pos="2160"/>
+        </w:tabs>
+        <w:ind w:left="2160" w:hanging="360"/>
+      </w:pPr>
+      <w:rPr>
+        <w:rFonts w:ascii="Wingdings" w:hAnsi="Wingdings" w:hint="default"/>
+        <w:sz w:val="20"/>
+      </w:rPr>
+    </w:lvl>
+    <w:lvl w:ilvl="3" w:tentative="1">
+      <w:start w:val="1"/>
+      <w:numFmt w:val="bullet"/>
+      <w:lvlText w:val=""/>
+      <w:lvlJc w:val="left"/>
+      <w:pPr>
+        <w:tabs>
+          <w:tab w:val="num" w:pos="2880"/>
+        </w:tabs>
+        <w:ind w:left="2880" w:hanging="360"/>
+      </w:pPr>
+      <w:rPr>
+        <w:rFonts w:ascii="Wingdings" w:hAnsi="Wingdings" w:hint="default"/>
+        <w:sz w:val="20"/>
+      </w:rPr>
+    </w:lvl>
+    <w:lvl w:ilvl="4" w:tentative="1">
+      <w:start w:val="1"/>
+      <w:numFmt w:val="bullet"/>
+      <w:lvlText w:val=""/>
+      <w:lvlJc w:val="left"/>
+      <w:pPr>
+        <w:tabs>
+          <w:tab w:val="num" w:pos="3600"/>
+        </w:tabs>
+        <w:ind w:left="3600" w:hanging="360"/>
+      </w:pPr>
+      <w:rPr>
+        <w:rFonts w:ascii="Wingdings" w:hAnsi="Wingdings" w:hint="default"/>
+        <w:sz w:val="20"/>
+      </w:rPr>
+    </w:lvl>
+    <w:lvl w:ilvl="5" w:tentative="1">
+      <w:start w:val="1"/>
+      <w:numFmt w:val="bullet"/>
+      <w:lvlText w:val=""/>
+      <w:lvlJc w:val="left"/>
+      <w:pPr>
+        <w:tabs>
+          <w:tab w:val="num" w:pos="4320"/>
+        </w:tabs>
+        <w:ind w:left="4320" w:hanging="360"/>
+      </w:pPr>
+      <w:rPr>
+        <w:rFonts w:ascii="Wingdings" w:hAnsi="Wingdings" w:hint="default"/>
+        <w:sz w:val="20"/>
+      </w:rPr>
+    </w:lvl>
+    <w:lvl w:ilvl="6" w:tentative="1">
+      <w:start w:val="1"/>
+      <w:numFmt w:val="bullet"/>
+      <w:lvlText w:val=""/>
+      <w:lvlJc w:val="left"/>
+      <w:pPr>
+        <w:tabs>
+          <w:tab w:val="num" w:pos="5040"/>
+        </w:tabs>
+        <w:ind w:left="5040" w:hanging="360"/>
+      </w:pPr>
+      <w:rPr>
+        <w:rFonts w:ascii="Wingdings" w:hAnsi="Wingdings" w:hint="default"/>
+        <w:sz w:val="20"/>
+      </w:rPr>
+    </w:lvl>
+    <w:lvl w:ilvl="7" w:tentative="1">
+      <w:start w:val="1"/>
+      <w:numFmt w:val="bullet"/>
+      <w:lvlText w:val=""/>
+      <w:lvlJc w:val="left"/>
+      <w:pPr>
+        <w:tabs>
+          <w:tab w:val="num" w:pos="5760"/>
+        </w:tabs>
+        <w:ind w:left="5760" w:hanging="360"/>
+      </w:pPr>
+      <w:rPr>
+        <w:rFonts w:ascii="Wingdings" w:hAnsi="Wingdings" w:hint="default"/>
+        <w:sz w:val="20"/>
+      </w:rPr>
+    </w:lvl>
+    <w:lvl w:ilvl="8" w:tentative="1">
+      <w:start w:val="1"/>
+      <w:numFmt w:val="bullet"/>
+      <w:lvlText w:val=""/>
+      <w:lvlJc w:val="left"/>
+      <w:pPr>
+        <w:tabs>
+          <w:tab w:val="num" w:pos="6480"/>
+        </w:tabs>
+        <w:ind w:left="6480" w:hanging="360"/>
+      </w:pPr>
+      <w:rPr>
+        <w:rFonts w:ascii="Wingdings" w:hAnsi="Wingdings" w:hint="default"/>
+        <w:sz w:val="20"/>
+      </w:rPr>
+    </w:lvl>
+  </w:abstractNum>
+  <w:abstractNum w:abstractNumId="7" w15:restartNumberingAfterBreak="0">
+    <w:nsid w:val="70B0542D"/>
+    <w:multiLevelType w:val="multilevel"/>
+    <w:tmpl w:val="12E2C38E"/>
+    <w:lvl w:ilvl="0">
+      <w:start w:val="1"/>
+      <w:numFmt w:val="bullet"/>
+      <w:lvlText w:val=""/>
+      <w:lvlJc w:val="left"/>
+      <w:pPr>
+        <w:tabs>
+          <w:tab w:val="num" w:pos="720"/>
+        </w:tabs>
+        <w:ind w:left="720" w:hanging="360"/>
+      </w:pPr>
+      <w:rPr>
+        <w:rFonts w:ascii="Symbol" w:hAnsi="Symbol" w:hint="default"/>
+        <w:sz w:val="20"/>
+      </w:rPr>
+    </w:lvl>
+    <w:lvl w:ilvl="1" w:tentative="1">
+      <w:start w:val="1"/>
+      <w:numFmt w:val="bullet"/>
+      <w:lvlText w:val="o"/>
+      <w:lvlJc w:val="left"/>
+      <w:pPr>
+        <w:tabs>
+          <w:tab w:val="num" w:pos="1440"/>
+        </w:tabs>
+        <w:ind w:left="1440" w:hanging="360"/>
+      </w:pPr>
+      <w:rPr>
+        <w:rFonts w:ascii="Courier New" w:hAnsi="Courier New" w:hint="default"/>
+        <w:sz w:val="20"/>
+      </w:rPr>
+    </w:lvl>
+    <w:lvl w:ilvl="2" w:tentative="1">
+      <w:start w:val="1"/>
+      <w:numFmt w:val="bullet"/>
+      <w:lvlText w:val=""/>
+      <w:lvlJc w:val="left"/>
+      <w:pPr>
+        <w:tabs>
+          <w:tab w:val="num" w:pos="2160"/>
+        </w:tabs>
+        <w:ind w:left="2160" w:hanging="360"/>
+      </w:pPr>
+      <w:rPr>
+        <w:rFonts w:ascii="Wingdings" w:hAnsi="Wingdings" w:hint="default"/>
+        <w:sz w:val="20"/>
+      </w:rPr>
+    </w:lvl>
+    <w:lvl w:ilvl="3" w:tentative="1">
+      <w:start w:val="1"/>
+      <w:numFmt w:val="bullet"/>
+      <w:lvlText w:val=""/>
+      <w:lvlJc w:val="left"/>
+      <w:pPr>
+        <w:tabs>
+          <w:tab w:val="num" w:pos="2880"/>
+        </w:tabs>
+        <w:ind w:left="2880" w:hanging="360"/>
+      </w:pPr>
+      <w:rPr>
+        <w:rFonts w:ascii="Wingdings" w:hAnsi="Wingdings" w:hint="default"/>
+        <w:sz w:val="20"/>
+      </w:rPr>
+    </w:lvl>
+    <w:lvl w:ilvl="4" w:tentative="1">
+      <w:start w:val="1"/>
+      <w:numFmt w:val="bullet"/>
+      <w:lvlText w:val=""/>
+      <w:lvlJc w:val="left"/>
+      <w:pPr>
+        <w:tabs>
+          <w:tab w:val="num" w:pos="3600"/>
+        </w:tabs>
+        <w:ind w:left="3600" w:hanging="360"/>
+      </w:pPr>
+      <w:rPr>
+        <w:rFonts w:ascii="Wingdings" w:hAnsi="Wingdings" w:hint="default"/>
+        <w:sz w:val="20"/>
+      </w:rPr>
+    </w:lvl>
+    <w:lvl w:ilvl="5" w:tentative="1">
+      <w:start w:val="1"/>
+      <w:numFmt w:val="bullet"/>
+      <w:lvlText w:val=""/>
+      <w:lvlJc w:val="left"/>
+      <w:pPr>
+        <w:tabs>
+          <w:tab w:val="num" w:pos="4320"/>
+        </w:tabs>
+        <w:ind w:left="4320" w:hanging="360"/>
+      </w:pPr>
+      <w:rPr>
+        <w:rFonts w:ascii="Wingdings" w:hAnsi="Wingdings" w:hint="default"/>
+        <w:sz w:val="20"/>
+      </w:rPr>
+    </w:lvl>
+    <w:lvl w:ilvl="6" w:tentative="1">
+      <w:start w:val="1"/>
+      <w:numFmt w:val="bullet"/>
+      <w:lvlText w:val=""/>
+      <w:lvlJc w:val="left"/>
+      <w:pPr>
+        <w:tabs>
+          <w:tab w:val="num" w:pos="5040"/>
+        </w:tabs>
+        <w:ind w:left="5040" w:hanging="360"/>
+      </w:pPr>
+      <w:rPr>
+        <w:rFonts w:ascii="Wingdings" w:hAnsi="Wingdings" w:hint="default"/>
+        <w:sz w:val="20"/>
+      </w:rPr>
+    </w:lvl>
+    <w:lvl w:ilvl="7" w:tentative="1">
+      <w:start w:val="1"/>
+      <w:numFmt w:val="bullet"/>
+      <w:lvlText w:val=""/>
+      <w:lvlJc w:val="left"/>
+      <w:pPr>
+        <w:tabs>
+          <w:tab w:val="num" w:pos="5760"/>
+        </w:tabs>
+        <w:ind w:left="5760" w:hanging="360"/>
+      </w:pPr>
+      <w:rPr>
+        <w:rFonts w:ascii="Wingdings" w:hAnsi="Wingdings" w:hint="default"/>
+        <w:sz w:val="20"/>
+      </w:rPr>
+    </w:lvl>
+    <w:lvl w:ilvl="8" w:tentative="1">
+      <w:start w:val="1"/>
+      <w:numFmt w:val="bullet"/>
+      <w:lvlText w:val=""/>
+      <w:lvlJc w:val="left"/>
+      <w:pPr>
+        <w:tabs>
+          <w:tab w:val="num" w:pos="6480"/>
+        </w:tabs>
+        <w:ind w:left="6480" w:hanging="360"/>
+      </w:pPr>
+      <w:rPr>
+        <w:rFonts w:ascii="Wingdings" w:hAnsi="Wingdings" w:hint="default"/>
+        <w:sz w:val="20"/>
+      </w:rPr>
+    </w:lvl>
+  </w:abstractNum>
   <w:num w:numId="1" w16cid:durableId="1733769370">
+    <w:abstractNumId w:val="5"/>
+  </w:num>
+  <w:num w:numId="2" w16cid:durableId="1834102967">
+    <w:abstractNumId w:val="4"/>
+  </w:num>
+  <w:num w:numId="3" w16cid:durableId="1718778618">
+    <w:abstractNumId w:val="2"/>
+  </w:num>
+  <w:num w:numId="4" w16cid:durableId="1739669386">
+    <w:abstractNumId w:val="3"/>
+  </w:num>
+  <w:num w:numId="5" w16cid:durableId="822544796">
     <w:abstractNumId w:val="1"/>
   </w:num>
-  <w:num w:numId="2" w16cid:durableId="1834102967">
+  <w:num w:numId="6" w16cid:durableId="831987111">
     <w:abstractNumId w:val="0"/>
+  </w:num>
+  <w:num w:numId="7" w16cid:durableId="1627658641">
+    <w:abstractNumId w:val="7"/>
+  </w:num>
+  <w:num w:numId="8" w16cid:durableId="1770077073">
+    <w:abstractNumId w:val="6"/>
   </w:num>
 </w:numbering>
 </file>
@@ -12444,6 +16278,7 @@
   <w:style w:type="character" w:default="1" w:styleId="DefaultParagraphFont">
     <w:name w:val="Default Paragraph Font"/>
     <w:uiPriority w:val="1"/>
+    <w:semiHidden/>
     <w:unhideWhenUsed/>
   </w:style>
   <w:style w:type="table" w:default="1" w:styleId="TableNormal">
@@ -12844,6 +16679,21 @@
       <w:szCs w:val="20"/>
     </w:rPr>
   </w:style>
+  <w:style w:type="paragraph" w:styleId="NormalWeb">
+    <w:name w:val="Normal (Web)"/>
+    <w:basedOn w:val="Normal"/>
+    <w:uiPriority w:val="99"/>
+    <w:unhideWhenUsed/>
+    <w:rsid w:val="00FC284E"/>
+    <w:pPr>
+      <w:spacing w:before="100" w:beforeAutospacing="1" w:after="100" w:afterAutospacing="1" w:line="240" w:lineRule="auto"/>
+    </w:pPr>
+    <w:rPr>
+      <w:rFonts w:ascii="Times New Roman" w:eastAsia="Times New Roman" w:hAnsi="Times New Roman" w:cs="Times New Roman"/>
+      <w:kern w:val="0"/>
+      <w14:ligatures w14:val="none"/>
+    </w:rPr>
+  </w:style>
 </w:styles>
 </file>
 
